--- a/МСОИ, лабораторные работы/МСОИ, л.р. 2/МСОИ, л.р. 2, отчёт.docx
+++ b/МСОИ, лабораторные работы/МСОИ, л.р. 2/МСОИ, л.р. 2, отчёт.docx
@@ -2370,21 +2370,7 @@
               <w:rPr>
                 <w:sz w:val="40"/>
               </w:rPr>
-              <w:t xml:space="preserve">МСОИ, </w:t>
-            </w:r>
-            <w:proofErr w:type="spellStart"/>
-            <w:r>
-              <w:rPr>
-                <w:sz w:val="40"/>
-              </w:rPr>
-              <w:t>л.р</w:t>
-            </w:r>
-            <w:proofErr w:type="spellEnd"/>
-            <w:r>
-              <w:rPr>
-                <w:sz w:val="40"/>
-              </w:rPr>
-              <w:t xml:space="preserve">. </w:t>
+              <w:t xml:space="preserve">МСОИ, л.р. </w:t>
             </w:r>
             <w:r>
               <w:rPr>
@@ -3264,7 +3250,7 @@
       <w:r>
         <w:fldChar w:fldCharType="separate"/>
       </w:r>
-      <w:hyperlink w:anchor="_Toc244212525" w:history="1">
+      <w:hyperlink w:anchor="_Toc244214501" w:history="1">
         <w:r>
           <w:rPr>
             <w:rStyle w:val="af"/>
@@ -3308,7 +3294,7 @@
             <w:noProof/>
             <w:webHidden/>
           </w:rPr>
-          <w:instrText xml:space="preserve"> PAGEREF _Toc244212525 \h </w:instrText>
+          <w:instrText xml:space="preserve"> PAGEREF _Toc244214501 \h </w:instrText>
         </w:r>
         <w:r>
           <w:rPr>
@@ -3350,7 +3336,7 @@
           <w14:ligatures w14:val="standardContextual"/>
         </w:rPr>
       </w:pPr>
-      <w:hyperlink w:anchor="_Toc244212526" w:history="1">
+      <w:hyperlink w:anchor="_Toc244214502" w:history="1">
         <w:r>
           <w:rPr>
             <w:rStyle w:val="af"/>
@@ -3394,7 +3380,7 @@
             <w:noProof/>
             <w:webHidden/>
           </w:rPr>
-          <w:instrText xml:space="preserve"> PAGEREF _Toc244212526 \h </w:instrText>
+          <w:instrText xml:space="preserve"> PAGEREF _Toc244214502 \h </w:instrText>
         </w:r>
         <w:r>
           <w:rPr>
@@ -3436,7 +3422,7 @@
           <w14:ligatures w14:val="standardContextual"/>
         </w:rPr>
       </w:pPr>
-      <w:hyperlink w:anchor="_Toc244212527" w:history="1">
+      <w:hyperlink w:anchor="_Toc244214503" w:history="1">
         <w:r>
           <w:rPr>
             <w:rStyle w:val="af"/>
@@ -3480,7 +3466,7 @@
             <w:noProof/>
             <w:webHidden/>
           </w:rPr>
-          <w:instrText xml:space="preserve"> PAGEREF _Toc244212527 \h </w:instrText>
+          <w:instrText xml:space="preserve"> PAGEREF _Toc244214503 \h </w:instrText>
         </w:r>
         <w:r>
           <w:rPr>
@@ -3526,7 +3512,7 @@
           <w14:ligatures w14:val="standardContextual"/>
         </w:rPr>
       </w:pPr>
-      <w:hyperlink w:anchor="_Toc244212528" w:history="1">
+      <w:hyperlink w:anchor="_Toc244214504" w:history="1">
         <w:r>
           <w:rPr>
             <w:rStyle w:val="af"/>
@@ -3570,7 +3556,7 @@
             <w:noProof/>
             <w:webHidden/>
           </w:rPr>
-          <w:instrText xml:space="preserve"> PAGEREF _Toc244212528 \h </w:instrText>
+          <w:instrText xml:space="preserve"> PAGEREF _Toc244214504 \h </w:instrText>
         </w:r>
         <w:r>
           <w:rPr>
@@ -3616,7 +3602,7 @@
           <w14:ligatures w14:val="standardContextual"/>
         </w:rPr>
       </w:pPr>
-      <w:hyperlink w:anchor="_Toc244212529" w:history="1">
+      <w:hyperlink w:anchor="_Toc244214505" w:history="1">
         <w:r>
           <w:rPr>
             <w:rStyle w:val="af"/>
@@ -3660,7 +3646,7 @@
             <w:noProof/>
             <w:webHidden/>
           </w:rPr>
-          <w:instrText xml:space="preserve"> PAGEREF _Toc244212529 \h </w:instrText>
+          <w:instrText xml:space="preserve"> PAGEREF _Toc244214505 \h </w:instrText>
         </w:r>
         <w:r>
           <w:rPr>
@@ -3706,7 +3692,7 @@
           <w14:ligatures w14:val="standardContextual"/>
         </w:rPr>
       </w:pPr>
-      <w:hyperlink w:anchor="_Toc244212530" w:history="1">
+      <w:hyperlink w:anchor="_Toc244214506" w:history="1">
         <w:r>
           <w:rPr>
             <w:rStyle w:val="af"/>
@@ -3750,7 +3736,7 @@
             <w:noProof/>
             <w:webHidden/>
           </w:rPr>
-          <w:instrText xml:space="preserve"> PAGEREF _Toc244212530 \h </w:instrText>
+          <w:instrText xml:space="preserve"> PAGEREF _Toc244214506 \h </w:instrText>
         </w:r>
         <w:r>
           <w:rPr>
@@ -3796,7 +3782,7 @@
           <w14:ligatures w14:val="standardContextual"/>
         </w:rPr>
       </w:pPr>
-      <w:hyperlink w:anchor="_Toc244212531" w:history="1">
+      <w:hyperlink w:anchor="_Toc244214507" w:history="1">
         <w:r>
           <w:rPr>
             <w:rStyle w:val="af"/>
@@ -3840,7 +3826,7 @@
             <w:noProof/>
             <w:webHidden/>
           </w:rPr>
-          <w:instrText xml:space="preserve"> PAGEREF _Toc244212531 \h </w:instrText>
+          <w:instrText xml:space="preserve"> PAGEREF _Toc244214507 \h </w:instrText>
         </w:r>
         <w:r>
           <w:rPr>
@@ -3886,7 +3872,7 @@
           <w14:ligatures w14:val="standardContextual"/>
         </w:rPr>
       </w:pPr>
-      <w:hyperlink w:anchor="_Toc244212532" w:history="1">
+      <w:hyperlink w:anchor="_Toc244214508" w:history="1">
         <w:r>
           <w:rPr>
             <w:rStyle w:val="af"/>
@@ -3930,7 +3916,7 @@
             <w:noProof/>
             <w:webHidden/>
           </w:rPr>
-          <w:instrText xml:space="preserve"> PAGEREF _Toc244212532 \h </w:instrText>
+          <w:instrText xml:space="preserve"> PAGEREF _Toc244214508 \h </w:instrText>
         </w:r>
         <w:r>
           <w:rPr>
@@ -3976,7 +3962,7 @@
           <w14:ligatures w14:val="standardContextual"/>
         </w:rPr>
       </w:pPr>
-      <w:hyperlink w:anchor="_Toc244212533" w:history="1">
+      <w:hyperlink w:anchor="_Toc244214509" w:history="1">
         <w:r>
           <w:rPr>
             <w:rStyle w:val="af"/>
@@ -4020,7 +4006,7 @@
             <w:noProof/>
             <w:webHidden/>
           </w:rPr>
-          <w:instrText xml:space="preserve"> PAGEREF _Toc244212533 \h </w:instrText>
+          <w:instrText xml:space="preserve"> PAGEREF _Toc244214509 \h </w:instrText>
         </w:r>
         <w:r>
           <w:rPr>
@@ -4066,7 +4052,7 @@
           <w14:ligatures w14:val="standardContextual"/>
         </w:rPr>
       </w:pPr>
-      <w:hyperlink w:anchor="_Toc244212534" w:history="1">
+      <w:hyperlink w:anchor="_Toc244214510" w:history="1">
         <w:r>
           <w:rPr>
             <w:rStyle w:val="af"/>
@@ -4110,7 +4096,7 @@
             <w:noProof/>
             <w:webHidden/>
           </w:rPr>
-          <w:instrText xml:space="preserve"> PAGEREF _Toc244212534 \h </w:instrText>
+          <w:instrText xml:space="preserve"> PAGEREF _Toc244214510 \h </w:instrText>
         </w:r>
         <w:r>
           <w:rPr>
@@ -4152,7 +4138,7 @@
           <w14:ligatures w14:val="standardContextual"/>
         </w:rPr>
       </w:pPr>
-      <w:hyperlink w:anchor="_Toc244212535" w:history="1">
+      <w:hyperlink w:anchor="_Toc244214511" w:history="1">
         <w:r>
           <w:rPr>
             <w:rStyle w:val="af"/>
@@ -4196,7 +4182,7 @@
             <w:noProof/>
             <w:webHidden/>
           </w:rPr>
-          <w:instrText xml:space="preserve"> PAGEREF _Toc244212535 \h </w:instrText>
+          <w:instrText xml:space="preserve"> PAGEREF _Toc244214511 \h </w:instrText>
         </w:r>
         <w:r>
           <w:rPr>
@@ -4246,7 +4232,7 @@
       <w:pPr>
         <w:pStyle w:val="1"/>
       </w:pPr>
-      <w:bookmarkStart w:id="10" w:name="_Toc244212525"/>
+      <w:bookmarkStart w:id="10" w:name="_Toc244214501"/>
       <w:r>
         <w:lastRenderedPageBreak/>
         <w:t>Цель работы</w:t>
@@ -4280,7 +4266,7 @@
       <w:pPr>
         <w:pStyle w:val="1"/>
       </w:pPr>
-      <w:bookmarkStart w:id="11" w:name="_Toc244212526"/>
+      <w:bookmarkStart w:id="11" w:name="_Toc244214502"/>
       <w:r>
         <w:lastRenderedPageBreak/>
         <w:t>Исходные данные</w:t>
@@ -4396,15 +4382,7 @@
         <w:pStyle w:val="a4"/>
       </w:pPr>
       <w:r>
-        <w:t>Так как будем выполнять текущую и последующие лабораторные работы на языке программирования «Python», то перенесем исходные данные в «.</w:t>
-      </w:r>
-      <w:proofErr w:type="spellStart"/>
-      <w:r>
-        <w:t>py</w:t>
-      </w:r>
-      <w:proofErr w:type="spellEnd"/>
-      <w:r>
-        <w:t>» файл</w:t>
+        <w:t>Так как будем выполнять текущую и последующие лабораторные работы на языке программирования «Python», то перенесем исходные данные в «.py» файл</w:t>
       </w:r>
       <w:r>
         <w:t xml:space="preserve"> (</w:t>
@@ -4529,45 +4507,25 @@
       <w:r>
         <w:t xml:space="preserve">Рисунок </w:t>
       </w:r>
-      <w:r>
-        <w:fldChar w:fldCharType="begin"/>
-      </w:r>
-      <w:r>
-        <w:instrText xml:space="preserve"> STYLEREF 1 \s </w:instrText>
-      </w:r>
-      <w:r>
-        <w:fldChar w:fldCharType="separate"/>
-      </w:r>
-      <w:r>
-        <w:rPr>
-          <w:noProof/>
-        </w:rPr>
-        <w:t>2</w:t>
-      </w:r>
-      <w:r>
-        <w:fldChar w:fldCharType="end"/>
-      </w:r>
+      <w:fldSimple w:instr=" STYLEREF 1 \s ">
+        <w:r>
+          <w:rPr>
+            <w:noProof/>
+          </w:rPr>
+          <w:t>2</w:t>
+        </w:r>
+      </w:fldSimple>
       <w:r>
         <w:t>.</w:t>
       </w:r>
-      <w:r>
-        <w:fldChar w:fldCharType="begin"/>
-      </w:r>
-      <w:r>
-        <w:instrText xml:space="preserve"> SEQ Рисунок \* ARABIC \s 1 </w:instrText>
-      </w:r>
-      <w:r>
-        <w:fldChar w:fldCharType="separate"/>
-      </w:r>
-      <w:r>
-        <w:rPr>
-          <w:noProof/>
-        </w:rPr>
-        <w:t>1</w:t>
-      </w:r>
-      <w:r>
-        <w:fldChar w:fldCharType="end"/>
-      </w:r>
+      <w:fldSimple w:instr=" SEQ Рисунок \* ARABIC \s 1 ">
+        <w:r>
+          <w:rPr>
+            <w:noProof/>
+          </w:rPr>
+          <w:t>1</w:t>
+        </w:r>
+      </w:fldSimple>
       <w:bookmarkEnd w:id="12"/>
       <w:r>
         <w:t xml:space="preserve"> – Исходные данные</w:t>
@@ -4633,45 +4591,25 @@
       <w:r>
         <w:t xml:space="preserve">Рисунок </w:t>
       </w:r>
-      <w:r>
-        <w:fldChar w:fldCharType="begin"/>
-      </w:r>
-      <w:r>
-        <w:instrText xml:space="preserve"> STYLEREF 1 \s </w:instrText>
-      </w:r>
-      <w:r>
-        <w:fldChar w:fldCharType="separate"/>
-      </w:r>
-      <w:r>
-        <w:rPr>
-          <w:noProof/>
-        </w:rPr>
-        <w:t>2</w:t>
-      </w:r>
-      <w:r>
-        <w:fldChar w:fldCharType="end"/>
-      </w:r>
+      <w:fldSimple w:instr=" STYLEREF 1 \s ">
+        <w:r>
+          <w:rPr>
+            <w:noProof/>
+          </w:rPr>
+          <w:t>2</w:t>
+        </w:r>
+      </w:fldSimple>
       <w:r>
         <w:t>.</w:t>
       </w:r>
-      <w:r>
-        <w:fldChar w:fldCharType="begin"/>
-      </w:r>
-      <w:r>
-        <w:instrText xml:space="preserve"> SEQ Рисунок \* ARABIC \s 1 </w:instrText>
-      </w:r>
-      <w:r>
-        <w:fldChar w:fldCharType="separate"/>
-      </w:r>
-      <w:r>
-        <w:rPr>
-          <w:noProof/>
-        </w:rPr>
-        <w:t>2</w:t>
-      </w:r>
-      <w:r>
-        <w:fldChar w:fldCharType="end"/>
-      </w:r>
+      <w:fldSimple w:instr=" SEQ Рисунок \* ARABIC \s 1 ">
+        <w:r>
+          <w:rPr>
+            <w:noProof/>
+          </w:rPr>
+          <w:t>2</w:t>
+        </w:r>
+      </w:fldSimple>
       <w:bookmarkEnd w:id="13"/>
       <w:r>
         <w:t xml:space="preserve"> – Номера признаков вариантов</w:t>
@@ -4737,45 +4675,25 @@
       <w:r>
         <w:t xml:space="preserve">Рисунок </w:t>
       </w:r>
-      <w:r>
-        <w:fldChar w:fldCharType="begin"/>
-      </w:r>
-      <w:r>
-        <w:instrText xml:space="preserve"> STYLEREF 1 \s </w:instrText>
-      </w:r>
-      <w:r>
-        <w:fldChar w:fldCharType="separate"/>
-      </w:r>
-      <w:r>
-        <w:rPr>
-          <w:noProof/>
-        </w:rPr>
-        <w:t>2</w:t>
-      </w:r>
-      <w:r>
-        <w:fldChar w:fldCharType="end"/>
-      </w:r>
+      <w:fldSimple w:instr=" STYLEREF 1 \s ">
+        <w:r>
+          <w:rPr>
+            <w:noProof/>
+          </w:rPr>
+          <w:t>2</w:t>
+        </w:r>
+      </w:fldSimple>
       <w:r>
         <w:t>.</w:t>
       </w:r>
-      <w:r>
-        <w:fldChar w:fldCharType="begin"/>
-      </w:r>
-      <w:r>
-        <w:instrText xml:space="preserve"> SEQ Рисунок \* ARABIC \s 1 </w:instrText>
-      </w:r>
-      <w:r>
-        <w:fldChar w:fldCharType="separate"/>
-      </w:r>
-      <w:r>
-        <w:rPr>
-          <w:noProof/>
-        </w:rPr>
-        <w:t>3</w:t>
-      </w:r>
-      <w:r>
-        <w:fldChar w:fldCharType="end"/>
-      </w:r>
+      <w:fldSimple w:instr=" SEQ Рисунок \* ARABIC \s 1 ">
+        <w:r>
+          <w:rPr>
+            <w:noProof/>
+          </w:rPr>
+          <w:t>3</w:t>
+        </w:r>
+      </w:fldSimple>
       <w:bookmarkEnd w:id="14"/>
       <w:r>
         <w:t xml:space="preserve"> – Функция </w:t>
@@ -4793,7 +4711,7 @@
       <w:pPr>
         <w:pStyle w:val="1"/>
       </w:pPr>
-      <w:bookmarkStart w:id="15" w:name="_Toc244212527"/>
+      <w:bookmarkStart w:id="15" w:name="_Toc244214503"/>
       <w:r>
         <w:lastRenderedPageBreak/>
         <w:t>Практическая часть</w:t>
@@ -4804,7 +4722,7 @@
       <w:pPr>
         <w:pStyle w:val="2"/>
       </w:pPr>
-      <w:bookmarkStart w:id="16" w:name="_Toc244212528"/>
+      <w:bookmarkStart w:id="16" w:name="_Toc244214504"/>
       <w:r>
         <w:t>Подготовка</w:t>
       </w:r>
@@ -4895,6 +4813,9 @@
         <w:jc w:val="center"/>
       </w:pPr>
       <w:r>
+        <w:rPr>
+          <w:noProof/>
+        </w:rPr>
         <w:drawing>
           <wp:inline distT="0" distB="0" distL="0" distR="0" wp14:anchorId="0D7256D7" wp14:editId="767A3485">
             <wp:extent cx="3248478" cy="1428949"/>
@@ -4940,45 +4861,25 @@
       <w:r>
         <w:t xml:space="preserve">Рисунок </w:t>
       </w:r>
-      <w:r>
-        <w:fldChar w:fldCharType="begin"/>
-      </w:r>
-      <w:r>
-        <w:instrText xml:space="preserve"> STYLEREF 1 \s </w:instrText>
-      </w:r>
-      <w:r>
-        <w:fldChar w:fldCharType="separate"/>
-      </w:r>
-      <w:r>
-        <w:rPr>
-          <w:noProof/>
-        </w:rPr>
-        <w:t>3</w:t>
-      </w:r>
-      <w:r>
-        <w:fldChar w:fldCharType="end"/>
-      </w:r>
+      <w:fldSimple w:instr=" STYLEREF 1 \s ">
+        <w:r>
+          <w:rPr>
+            <w:noProof/>
+          </w:rPr>
+          <w:t>3</w:t>
+        </w:r>
+      </w:fldSimple>
       <w:r>
         <w:t>.</w:t>
       </w:r>
-      <w:r>
-        <w:fldChar w:fldCharType="begin"/>
-      </w:r>
-      <w:r>
-        <w:instrText xml:space="preserve"> SEQ Рисунок \* ARABIC \s 1 </w:instrText>
-      </w:r>
-      <w:r>
-        <w:fldChar w:fldCharType="separate"/>
-      </w:r>
-      <w:r>
-        <w:rPr>
-          <w:noProof/>
-        </w:rPr>
-        <w:t>1</w:t>
-      </w:r>
-      <w:r>
-        <w:fldChar w:fldCharType="end"/>
-      </w:r>
+      <w:fldSimple w:instr=" SEQ Рисунок \* ARABIC \s 1 ">
+        <w:r>
+          <w:rPr>
+            <w:noProof/>
+          </w:rPr>
+          <w:t>1</w:t>
+        </w:r>
+      </w:fldSimple>
       <w:bookmarkEnd w:id="17"/>
       <w:r>
         <w:t xml:space="preserve"> – Импорт библиотек</w:t>
@@ -4995,6 +4896,9 @@
         <w:jc w:val="center"/>
       </w:pPr>
       <w:r>
+        <w:rPr>
+          <w:noProof/>
+        </w:rPr>
         <w:drawing>
           <wp:inline distT="0" distB="0" distL="0" distR="0" wp14:anchorId="744C73B5" wp14:editId="33FFD559">
             <wp:extent cx="4191585" cy="1476581"/>
@@ -5040,45 +4944,25 @@
       <w:r>
         <w:t xml:space="preserve">Рисунок </w:t>
       </w:r>
-      <w:r>
-        <w:fldChar w:fldCharType="begin"/>
-      </w:r>
-      <w:r>
-        <w:instrText xml:space="preserve"> STYLEREF 1 \s </w:instrText>
-      </w:r>
-      <w:r>
-        <w:fldChar w:fldCharType="separate"/>
-      </w:r>
-      <w:r>
-        <w:rPr>
-          <w:noProof/>
-        </w:rPr>
-        <w:t>3</w:t>
-      </w:r>
-      <w:r>
-        <w:fldChar w:fldCharType="end"/>
-      </w:r>
+      <w:fldSimple w:instr=" STYLEREF 1 \s ">
+        <w:r>
+          <w:rPr>
+            <w:noProof/>
+          </w:rPr>
+          <w:t>3</w:t>
+        </w:r>
+      </w:fldSimple>
       <w:r>
         <w:t>.</w:t>
       </w:r>
-      <w:r>
-        <w:fldChar w:fldCharType="begin"/>
-      </w:r>
-      <w:r>
-        <w:instrText xml:space="preserve"> SEQ Рисунок \* ARABIC \s 1 </w:instrText>
-      </w:r>
-      <w:r>
-        <w:fldChar w:fldCharType="separate"/>
-      </w:r>
-      <w:r>
-        <w:rPr>
-          <w:noProof/>
-        </w:rPr>
-        <w:t>2</w:t>
-      </w:r>
-      <w:r>
-        <w:fldChar w:fldCharType="end"/>
-      </w:r>
+      <w:fldSimple w:instr=" SEQ Рисунок \* ARABIC \s 1 ">
+        <w:r>
+          <w:rPr>
+            <w:noProof/>
+          </w:rPr>
+          <w:t>2</w:t>
+        </w:r>
+      </w:fldSimple>
       <w:bookmarkEnd w:id="18"/>
       <w:r>
         <w:t xml:space="preserve"> – Получение данных вариант</w:t>
@@ -5275,6 +5159,9 @@
         <w:jc w:val="center"/>
       </w:pPr>
       <w:r>
+        <w:rPr>
+          <w:noProof/>
+        </w:rPr>
         <w:lastRenderedPageBreak/>
         <w:drawing>
           <wp:inline distT="0" distB="0" distL="0" distR="0" wp14:anchorId="426136CE" wp14:editId="268056E7">
@@ -5321,45 +5208,25 @@
       <w:r>
         <w:t xml:space="preserve">Рисунок </w:t>
       </w:r>
-      <w:r>
-        <w:fldChar w:fldCharType="begin"/>
-      </w:r>
-      <w:r>
-        <w:instrText xml:space="preserve"> STYLEREF 1 \s </w:instrText>
-      </w:r>
-      <w:r>
-        <w:fldChar w:fldCharType="separate"/>
-      </w:r>
-      <w:r>
-        <w:rPr>
-          <w:noProof/>
-        </w:rPr>
-        <w:t>3</w:t>
-      </w:r>
-      <w:r>
-        <w:fldChar w:fldCharType="end"/>
-      </w:r>
+      <w:fldSimple w:instr=" STYLEREF 1 \s ">
+        <w:r>
+          <w:rPr>
+            <w:noProof/>
+          </w:rPr>
+          <w:t>3</w:t>
+        </w:r>
+      </w:fldSimple>
       <w:r>
         <w:t>.</w:t>
       </w:r>
-      <w:r>
-        <w:fldChar w:fldCharType="begin"/>
-      </w:r>
-      <w:r>
-        <w:instrText xml:space="preserve"> SEQ Рисунок \* ARABIC \s 1 </w:instrText>
-      </w:r>
-      <w:r>
-        <w:fldChar w:fldCharType="separate"/>
-      </w:r>
-      <w:r>
-        <w:rPr>
-          <w:noProof/>
-        </w:rPr>
-        <w:t>3</w:t>
-      </w:r>
-      <w:r>
-        <w:fldChar w:fldCharType="end"/>
-      </w:r>
+      <w:fldSimple w:instr=" SEQ Рисунок \* ARABIC \s 1 ">
+        <w:r>
+          <w:rPr>
+            <w:noProof/>
+          </w:rPr>
+          <w:t>3</w:t>
+        </w:r>
+      </w:fldSimple>
       <w:bookmarkEnd w:id="19"/>
       <w:r>
         <w:t xml:space="preserve"> – Подготовка данных</w:t>
@@ -5422,6 +5289,9 @@
         <w:jc w:val="center"/>
       </w:pPr>
       <w:r>
+        <w:rPr>
+          <w:noProof/>
+        </w:rPr>
         <w:drawing>
           <wp:inline distT="0" distB="0" distL="0" distR="0" wp14:anchorId="3BF49642" wp14:editId="31352962">
             <wp:extent cx="5115639" cy="2495898"/>
@@ -5467,45 +5337,25 @@
       <w:r>
         <w:t xml:space="preserve">Рисунок </w:t>
       </w:r>
-      <w:r>
-        <w:fldChar w:fldCharType="begin"/>
-      </w:r>
-      <w:r>
-        <w:instrText xml:space="preserve"> STYLEREF 1 \s </w:instrText>
-      </w:r>
-      <w:r>
-        <w:fldChar w:fldCharType="separate"/>
-      </w:r>
-      <w:r>
-        <w:rPr>
-          <w:noProof/>
-        </w:rPr>
-        <w:t>3</w:t>
-      </w:r>
-      <w:r>
-        <w:fldChar w:fldCharType="end"/>
-      </w:r>
+      <w:fldSimple w:instr=" STYLEREF 1 \s ">
+        <w:r>
+          <w:rPr>
+            <w:noProof/>
+          </w:rPr>
+          <w:t>3</w:t>
+        </w:r>
+      </w:fldSimple>
       <w:r>
         <w:t>.</w:t>
       </w:r>
-      <w:r>
-        <w:fldChar w:fldCharType="begin"/>
-      </w:r>
-      <w:r>
-        <w:instrText xml:space="preserve"> SEQ Рисунок \* ARABIC \s 1 </w:instrText>
-      </w:r>
-      <w:r>
-        <w:fldChar w:fldCharType="separate"/>
-      </w:r>
-      <w:r>
-        <w:rPr>
-          <w:noProof/>
-        </w:rPr>
-        <w:t>4</w:t>
-      </w:r>
-      <w:r>
-        <w:fldChar w:fldCharType="end"/>
-      </w:r>
+      <w:fldSimple w:instr=" SEQ Рисунок \* ARABIC \s 1 ">
+        <w:r>
+          <w:rPr>
+            <w:noProof/>
+          </w:rPr>
+          <w:t>4</w:t>
+        </w:r>
+      </w:fldSimple>
       <w:bookmarkEnd w:id="20"/>
       <w:r>
         <w:t xml:space="preserve"> – Функция «транспонирование»</w:t>
@@ -5520,7 +5370,7 @@
       <w:pPr>
         <w:pStyle w:val="2"/>
       </w:pPr>
-      <w:bookmarkStart w:id="21" w:name="_Toc244212529"/>
+      <w:bookmarkStart w:id="21" w:name="_Toc244214505"/>
       <w:r>
         <w:lastRenderedPageBreak/>
         <w:t>Задание 1 – Оценки уравнений регрессии</w:t>
@@ -5534,13 +5384,8 @@
       <w:r>
         <w:t>Реализуем функцию «</w:t>
       </w:r>
-      <w:proofErr w:type="spellStart"/>
-      <w:r>
-        <w:t>estimate</w:t>
-      </w:r>
-      <w:proofErr w:type="spellEnd"/>
-      <w:r>
-        <w:t>()</w:t>
+      <w:r>
+        <w:t>estimate()</w:t>
       </w:r>
       <w:r>
         <w:t>»</w:t>
@@ -5594,10 +5439,7 @@
         <w:fldChar w:fldCharType="begin"/>
       </w:r>
       <w:r>
-        <w:instrText xml:space="preserve"> REF _Ref244195403 \h </w:instrText>
-      </w:r>
-      <w:r>
-        <w:instrText xml:space="preserve"> \* MERGEFORMAT </w:instrText>
+        <w:instrText xml:space="preserve"> REF _Ref244195403 \h  \* MERGEFORMAT </w:instrText>
       </w:r>
       <w:r>
         <w:fldChar w:fldCharType="separate"/>
@@ -5780,45 +5622,25 @@
       <w:r>
         <w:t>(</w:t>
       </w:r>
-      <w:r>
-        <w:fldChar w:fldCharType="begin"/>
-      </w:r>
-      <w:r>
-        <w:instrText xml:space="preserve"> STYLEREF 1 \s </w:instrText>
-      </w:r>
-      <w:r>
-        <w:fldChar w:fldCharType="separate"/>
-      </w:r>
-      <w:r>
-        <w:rPr>
-          <w:noProof/>
-        </w:rPr>
-        <w:t>3</w:t>
-      </w:r>
-      <w:r>
-        <w:fldChar w:fldCharType="end"/>
-      </w:r>
+      <w:fldSimple w:instr=" STYLEREF 1 \s ">
+        <w:r>
+          <w:rPr>
+            <w:noProof/>
+          </w:rPr>
+          <w:t>3</w:t>
+        </w:r>
+      </w:fldSimple>
       <w:r>
         <w:t>.</w:t>
       </w:r>
-      <w:r>
-        <w:fldChar w:fldCharType="begin"/>
-      </w:r>
-      <w:r>
-        <w:instrText xml:space="preserve"> SEQ ( \* ARABIC \s 1 </w:instrText>
-      </w:r>
-      <w:r>
-        <w:fldChar w:fldCharType="separate"/>
-      </w:r>
-      <w:r>
-        <w:rPr>
-          <w:noProof/>
-        </w:rPr>
-        <w:t>1</w:t>
-      </w:r>
-      <w:r>
-        <w:fldChar w:fldCharType="end"/>
-      </w:r>
+      <w:fldSimple w:instr=" SEQ ( \* ARABIC \s 1 ">
+        <w:r>
+          <w:rPr>
+            <w:noProof/>
+          </w:rPr>
+          <w:t>1</w:t>
+        </w:r>
+      </w:fldSimple>
       <w:r>
         <w:rPr>
           <w:lang w:val="en-US"/>
@@ -5845,6 +5667,7 @@
       </w:pPr>
       <w:r>
         <w:rPr>
+          <w:noProof/>
           <w:lang w:val="en-US"/>
         </w:rPr>
         <w:drawing>
@@ -5892,57 +5715,31 @@
       <w:r>
         <w:t xml:space="preserve">Рисунок </w:t>
       </w:r>
-      <w:r>
-        <w:fldChar w:fldCharType="begin"/>
-      </w:r>
-      <w:r>
-        <w:instrText xml:space="preserve"> STYLEREF 1 \s </w:instrText>
-      </w:r>
-      <w:r>
-        <w:fldChar w:fldCharType="separate"/>
-      </w:r>
-      <w:r>
-        <w:rPr>
-          <w:noProof/>
-        </w:rPr>
-        <w:t>3</w:t>
-      </w:r>
-      <w:r>
-        <w:fldChar w:fldCharType="end"/>
-      </w:r>
+      <w:fldSimple w:instr=" STYLEREF 1 \s ">
+        <w:r>
+          <w:rPr>
+            <w:noProof/>
+          </w:rPr>
+          <w:t>3</w:t>
+        </w:r>
+      </w:fldSimple>
       <w:r>
         <w:t>.</w:t>
       </w:r>
-      <w:r>
-        <w:fldChar w:fldCharType="begin"/>
-      </w:r>
-      <w:r>
-        <w:instrText xml:space="preserve"> SEQ Рисунок \* ARABIC \s 1 </w:instrText>
-      </w:r>
-      <w:r>
-        <w:fldChar w:fldCharType="separate"/>
-      </w:r>
-      <w:r>
-        <w:rPr>
-          <w:noProof/>
-        </w:rPr>
-        <w:t>5</w:t>
-      </w:r>
-      <w:r>
-        <w:fldChar w:fldCharType="end"/>
-      </w:r>
+      <w:fldSimple w:instr=" SEQ Рисунок \* ARABIC \s 1 ">
+        <w:r>
+          <w:rPr>
+            <w:noProof/>
+          </w:rPr>
+          <w:t>5</w:t>
+        </w:r>
+      </w:fldSimple>
       <w:bookmarkEnd w:id="23"/>
       <w:r>
         <w:t xml:space="preserve"> – </w:t>
       </w:r>
       <w:r>
-        <w:t>Функция «</w:t>
-      </w:r>
-      <w:r>
-        <w:t>оценка уравнения регрессии</w:t>
-      </w:r>
-      <w:r>
-        <w:t>»</w:t>
+        <w:t>Функция «оценка уравнения регрессии»</w:t>
       </w:r>
     </w:p>
     <w:p>
@@ -5969,11 +5766,9 @@
       <w:r>
         <w:t>«</w:t>
       </w:r>
-      <w:proofErr w:type="spellStart"/>
       <w:r>
         <w:t>matrix_multiplication</w:t>
       </w:r>
-      <w:proofErr w:type="spellEnd"/>
       <w:r>
         <w:t>()</w:t>
       </w:r>
@@ -6037,11 +5832,9 @@
       <w:r>
         <w:t>«</w:t>
       </w:r>
-      <w:proofErr w:type="spellStart"/>
       <w:r>
         <w:t>inverse_matrix</w:t>
       </w:r>
-      <w:proofErr w:type="spellEnd"/>
       <w:r>
         <w:t>()</w:t>
       </w:r>
@@ -6105,11 +5898,9 @@
       <w:r>
         <w:t>«</w:t>
       </w:r>
-      <w:proofErr w:type="spellStart"/>
       <w:r>
         <w:t>matrix_by_a_number</w:t>
       </w:r>
-      <w:proofErr w:type="spellEnd"/>
       <w:r>
         <w:t>()» – умножение матрицы на число (</w:t>
       </w:r>
@@ -6158,6 +5949,9 @@
         <w:jc w:val="center"/>
       </w:pPr>
       <w:r>
+        <w:rPr>
+          <w:noProof/>
+        </w:rPr>
         <w:lastRenderedPageBreak/>
         <w:drawing>
           <wp:inline distT="0" distB="0" distL="0" distR="0" wp14:anchorId="4974C570" wp14:editId="3040D0C8">
@@ -6204,45 +5998,25 @@
       <w:r>
         <w:t xml:space="preserve">Рисунок </w:t>
       </w:r>
-      <w:r>
-        <w:fldChar w:fldCharType="begin"/>
-      </w:r>
-      <w:r>
-        <w:instrText xml:space="preserve"> STYLEREF 1 \s </w:instrText>
-      </w:r>
-      <w:r>
-        <w:fldChar w:fldCharType="separate"/>
-      </w:r>
-      <w:r>
-        <w:rPr>
-          <w:noProof/>
-        </w:rPr>
-        <w:t>3</w:t>
-      </w:r>
-      <w:r>
-        <w:fldChar w:fldCharType="end"/>
-      </w:r>
+      <w:fldSimple w:instr=" STYLEREF 1 \s ">
+        <w:r>
+          <w:rPr>
+            <w:noProof/>
+          </w:rPr>
+          <w:t>3</w:t>
+        </w:r>
+      </w:fldSimple>
       <w:r>
         <w:t>.</w:t>
       </w:r>
-      <w:r>
-        <w:fldChar w:fldCharType="begin"/>
-      </w:r>
-      <w:r>
-        <w:instrText xml:space="preserve"> SEQ Рисунок \* ARABIC \s 1 </w:instrText>
-      </w:r>
-      <w:r>
-        <w:fldChar w:fldCharType="separate"/>
-      </w:r>
-      <w:r>
-        <w:rPr>
-          <w:noProof/>
-        </w:rPr>
-        <w:t>6</w:t>
-      </w:r>
-      <w:r>
-        <w:fldChar w:fldCharType="end"/>
-      </w:r>
+      <w:fldSimple w:instr=" SEQ Рисунок \* ARABIC \s 1 ">
+        <w:r>
+          <w:rPr>
+            <w:noProof/>
+          </w:rPr>
+          <w:t>6</w:t>
+        </w:r>
+      </w:fldSimple>
       <w:bookmarkEnd w:id="24"/>
       <w:r>
         <w:t xml:space="preserve"> – Функция «умножение матриц»</w:t>
@@ -6259,6 +6033,9 @@
         <w:jc w:val="center"/>
       </w:pPr>
       <w:r>
+        <w:rPr>
+          <w:noProof/>
+        </w:rPr>
         <w:drawing>
           <wp:inline distT="0" distB="0" distL="0" distR="0" wp14:anchorId="620E205E" wp14:editId="239D14FC">
             <wp:extent cx="5857284" cy="3627371"/>
@@ -6304,45 +6081,25 @@
       <w:r>
         <w:t xml:space="preserve">Рисунок </w:t>
       </w:r>
-      <w:r>
-        <w:fldChar w:fldCharType="begin"/>
-      </w:r>
-      <w:r>
-        <w:instrText xml:space="preserve"> STYLEREF 1 \s </w:instrText>
-      </w:r>
-      <w:r>
-        <w:fldChar w:fldCharType="separate"/>
-      </w:r>
-      <w:r>
-        <w:rPr>
-          <w:noProof/>
-        </w:rPr>
-        <w:t>3</w:t>
-      </w:r>
-      <w:r>
-        <w:fldChar w:fldCharType="end"/>
-      </w:r>
+      <w:fldSimple w:instr=" STYLEREF 1 \s ">
+        <w:r>
+          <w:rPr>
+            <w:noProof/>
+          </w:rPr>
+          <w:t>3</w:t>
+        </w:r>
+      </w:fldSimple>
       <w:r>
         <w:t>.</w:t>
       </w:r>
-      <w:r>
-        <w:fldChar w:fldCharType="begin"/>
-      </w:r>
-      <w:r>
-        <w:instrText xml:space="preserve"> SEQ Рисунок \* ARABIC \s 1 </w:instrText>
-      </w:r>
-      <w:r>
-        <w:fldChar w:fldCharType="separate"/>
-      </w:r>
-      <w:r>
-        <w:rPr>
-          <w:noProof/>
-        </w:rPr>
-        <w:t>7</w:t>
-      </w:r>
-      <w:r>
-        <w:fldChar w:fldCharType="end"/>
-      </w:r>
+      <w:fldSimple w:instr=" SEQ Рисунок \* ARABIC \s 1 ">
+        <w:r>
+          <w:rPr>
+            <w:noProof/>
+          </w:rPr>
+          <w:t>7</w:t>
+        </w:r>
+      </w:fldSimple>
       <w:bookmarkEnd w:id="25"/>
       <w:r>
         <w:t xml:space="preserve"> – Функция «обратная матрица»</w:t>
@@ -6359,6 +6116,9 @@
         <w:jc w:val="center"/>
       </w:pPr>
       <w:r>
+        <w:rPr>
+          <w:noProof/>
+        </w:rPr>
         <w:lastRenderedPageBreak/>
         <w:drawing>
           <wp:inline distT="0" distB="0" distL="0" distR="0" wp14:anchorId="08342FDF" wp14:editId="551D2460">
@@ -6405,45 +6165,25 @@
       <w:r>
         <w:t xml:space="preserve">Рисунок </w:t>
       </w:r>
-      <w:r>
-        <w:fldChar w:fldCharType="begin"/>
-      </w:r>
-      <w:r>
-        <w:instrText xml:space="preserve"> STYLEREF 1 \s </w:instrText>
-      </w:r>
-      <w:r>
-        <w:fldChar w:fldCharType="separate"/>
-      </w:r>
-      <w:r>
-        <w:rPr>
-          <w:noProof/>
-        </w:rPr>
-        <w:t>3</w:t>
-      </w:r>
-      <w:r>
-        <w:fldChar w:fldCharType="end"/>
-      </w:r>
+      <w:fldSimple w:instr=" STYLEREF 1 \s ">
+        <w:r>
+          <w:rPr>
+            <w:noProof/>
+          </w:rPr>
+          <w:t>3</w:t>
+        </w:r>
+      </w:fldSimple>
       <w:r>
         <w:t>.</w:t>
       </w:r>
-      <w:r>
-        <w:fldChar w:fldCharType="begin"/>
-      </w:r>
-      <w:r>
-        <w:instrText xml:space="preserve"> SEQ Рисунок \* ARABIC \s 1 </w:instrText>
-      </w:r>
-      <w:r>
-        <w:fldChar w:fldCharType="separate"/>
-      </w:r>
-      <w:r>
-        <w:rPr>
-          <w:noProof/>
-        </w:rPr>
-        <w:t>8</w:t>
-      </w:r>
-      <w:r>
-        <w:fldChar w:fldCharType="end"/>
-      </w:r>
+      <w:fldSimple w:instr=" SEQ Рисунок \* ARABIC \s 1 ">
+        <w:r>
+          <w:rPr>
+            <w:noProof/>
+          </w:rPr>
+          <w:t>8</w:t>
+        </w:r>
+      </w:fldSimple>
       <w:bookmarkEnd w:id="26"/>
       <w:r>
         <w:t xml:space="preserve"> – Функция «умножение матрицы на число»</w:t>
@@ -6518,6 +6258,9 @@
         <w:jc w:val="center"/>
       </w:pPr>
       <w:r>
+        <w:rPr>
+          <w:noProof/>
+        </w:rPr>
         <w:drawing>
           <wp:inline distT="0" distB="0" distL="0" distR="0" wp14:anchorId="79C37B83" wp14:editId="5B66378A">
             <wp:extent cx="4629796" cy="3943900"/>
@@ -6563,45 +6306,25 @@
       <w:r>
         <w:t xml:space="preserve">Рисунок </w:t>
       </w:r>
-      <w:r>
-        <w:fldChar w:fldCharType="begin"/>
-      </w:r>
-      <w:r>
-        <w:instrText xml:space="preserve"> STYLEREF 1 \s </w:instrText>
-      </w:r>
-      <w:r>
-        <w:fldChar w:fldCharType="separate"/>
-      </w:r>
-      <w:r>
-        <w:rPr>
-          <w:noProof/>
-        </w:rPr>
-        <w:t>3</w:t>
-      </w:r>
-      <w:r>
-        <w:fldChar w:fldCharType="end"/>
-      </w:r>
+      <w:fldSimple w:instr=" STYLEREF 1 \s ">
+        <w:r>
+          <w:rPr>
+            <w:noProof/>
+          </w:rPr>
+          <w:t>3</w:t>
+        </w:r>
+      </w:fldSimple>
       <w:r>
         <w:t>.</w:t>
       </w:r>
-      <w:r>
-        <w:fldChar w:fldCharType="begin"/>
-      </w:r>
-      <w:r>
-        <w:instrText xml:space="preserve"> SEQ Рисунок \* ARABIC \s 1 </w:instrText>
-      </w:r>
-      <w:r>
-        <w:fldChar w:fldCharType="separate"/>
-      </w:r>
-      <w:r>
-        <w:rPr>
-          <w:noProof/>
-        </w:rPr>
-        <w:t>9</w:t>
-      </w:r>
-      <w:r>
-        <w:fldChar w:fldCharType="end"/>
-      </w:r>
+      <w:fldSimple w:instr=" SEQ Рисунок \* ARABIC \s 1 ">
+        <w:r>
+          <w:rPr>
+            <w:noProof/>
+          </w:rPr>
+          <w:t>9</w:t>
+        </w:r>
+      </w:fldSimple>
       <w:bookmarkEnd w:id="27"/>
       <w:r>
         <w:t xml:space="preserve"> – Функция «формирование уравнения»</w:t>
@@ -6665,6 +6388,9 @@
         <w:jc w:val="center"/>
       </w:pPr>
       <w:r>
+        <w:rPr>
+          <w:noProof/>
+        </w:rPr>
         <w:drawing>
           <wp:inline distT="0" distB="0" distL="0" distR="0" wp14:anchorId="48DFD45E" wp14:editId="2DC7267A">
             <wp:extent cx="5966460" cy="1187759"/>
@@ -6710,45 +6436,25 @@
       <w:r>
         <w:t xml:space="preserve">Рисунок </w:t>
       </w:r>
-      <w:r>
-        <w:fldChar w:fldCharType="begin"/>
-      </w:r>
-      <w:r>
-        <w:instrText xml:space="preserve"> STYLEREF 1 \s </w:instrText>
-      </w:r>
-      <w:r>
-        <w:fldChar w:fldCharType="separate"/>
-      </w:r>
-      <w:r>
-        <w:rPr>
-          <w:noProof/>
-        </w:rPr>
-        <w:t>3</w:t>
-      </w:r>
-      <w:r>
-        <w:fldChar w:fldCharType="end"/>
-      </w:r>
+      <w:fldSimple w:instr=" STYLEREF 1 \s ">
+        <w:r>
+          <w:rPr>
+            <w:noProof/>
+          </w:rPr>
+          <w:t>3</w:t>
+        </w:r>
+      </w:fldSimple>
       <w:r>
         <w:t>.</w:t>
       </w:r>
-      <w:r>
-        <w:fldChar w:fldCharType="begin"/>
-      </w:r>
-      <w:r>
-        <w:instrText xml:space="preserve"> SEQ Рисунок \* ARABIC \s 1 </w:instrText>
-      </w:r>
-      <w:r>
-        <w:fldChar w:fldCharType="separate"/>
-      </w:r>
-      <w:r>
-        <w:rPr>
-          <w:noProof/>
-        </w:rPr>
-        <w:t>10</w:t>
-      </w:r>
-      <w:r>
-        <w:fldChar w:fldCharType="end"/>
-      </w:r>
+      <w:fldSimple w:instr=" SEQ Рисунок \* ARABIC \s 1 ">
+        <w:r>
+          <w:rPr>
+            <w:noProof/>
+          </w:rPr>
+          <w:t>10</w:t>
+        </w:r>
+      </w:fldSimple>
       <w:bookmarkEnd w:id="28"/>
       <w:r>
         <w:t xml:space="preserve"> – Оценка линейного уравнения</w:t>
@@ -7873,45 +7579,25 @@
         <w:tab/>
         <w:t>(</w:t>
       </w:r>
-      <w:r>
-        <w:fldChar w:fldCharType="begin"/>
-      </w:r>
-      <w:r>
-        <w:instrText xml:space="preserve"> STYLEREF 1 \s </w:instrText>
-      </w:r>
-      <w:r>
-        <w:fldChar w:fldCharType="separate"/>
-      </w:r>
-      <w:r>
-        <w:rPr>
-          <w:noProof/>
-        </w:rPr>
-        <w:t>3</w:t>
-      </w:r>
-      <w:r>
-        <w:fldChar w:fldCharType="end"/>
-      </w:r>
+      <w:fldSimple w:instr=" STYLEREF 1 \s ">
+        <w:r>
+          <w:rPr>
+            <w:noProof/>
+          </w:rPr>
+          <w:t>3</w:t>
+        </w:r>
+      </w:fldSimple>
       <w:r>
         <w:t>.</w:t>
       </w:r>
-      <w:r>
-        <w:fldChar w:fldCharType="begin"/>
-      </w:r>
-      <w:r>
-        <w:instrText xml:space="preserve"> SEQ ( \* ARABIC \s 1 </w:instrText>
-      </w:r>
-      <w:r>
-        <w:fldChar w:fldCharType="separate"/>
-      </w:r>
-      <w:r>
-        <w:rPr>
-          <w:noProof/>
-        </w:rPr>
-        <w:t>2</w:t>
-      </w:r>
-      <w:r>
-        <w:fldChar w:fldCharType="end"/>
-      </w:r>
+      <w:fldSimple w:instr=" SEQ ( \* ARABIC \s 1 ">
+        <w:r>
+          <w:rPr>
+            <w:noProof/>
+          </w:rPr>
+          <w:t>2</w:t>
+        </w:r>
+      </w:fldSimple>
       <w:r>
         <w:t>)</w:t>
       </w:r>
@@ -8905,18 +8591,10 @@
         </m:sSup>
       </m:oMath>
       <w:r>
-        <w:t xml:space="preserve">, что предусмотрено в функции </w:t>
-      </w:r>
-      <w:r>
-        <w:t>«</w:t>
-      </w:r>
-      <w:proofErr w:type="spellStart"/>
-      <w:r>
-        <w:t>estimate</w:t>
-      </w:r>
-      <w:proofErr w:type="spellEnd"/>
-      <w:r>
-        <w:t>()</w:t>
+        <w:t>, что предусмотрено в функции «</w:t>
+      </w:r>
+      <w:r>
+        <w:t>estimate()</w:t>
       </w:r>
       <w:r>
         <w:t>»</w:t>
@@ -8978,6 +8656,9 @@
         </w:rPr>
       </w:pPr>
       <w:r>
+        <w:rPr>
+          <w:noProof/>
+        </w:rPr>
         <w:lastRenderedPageBreak/>
         <w:drawing>
           <wp:inline distT="0" distB="0" distL="0" distR="0" wp14:anchorId="41103F86" wp14:editId="045646A5">
@@ -9024,45 +8705,25 @@
       <w:r>
         <w:t xml:space="preserve">Рисунок </w:t>
       </w:r>
-      <w:r>
-        <w:fldChar w:fldCharType="begin"/>
-      </w:r>
-      <w:r>
-        <w:instrText xml:space="preserve"> STYLEREF 1 \s </w:instrText>
-      </w:r>
-      <w:r>
-        <w:fldChar w:fldCharType="separate"/>
-      </w:r>
-      <w:r>
-        <w:rPr>
-          <w:noProof/>
-        </w:rPr>
-        <w:t>3</w:t>
-      </w:r>
-      <w:r>
-        <w:fldChar w:fldCharType="end"/>
-      </w:r>
+      <w:fldSimple w:instr=" STYLEREF 1 \s ">
+        <w:r>
+          <w:rPr>
+            <w:noProof/>
+          </w:rPr>
+          <w:t>3</w:t>
+        </w:r>
+      </w:fldSimple>
       <w:r>
         <w:t>.</w:t>
       </w:r>
-      <w:r>
-        <w:fldChar w:fldCharType="begin"/>
-      </w:r>
-      <w:r>
-        <w:instrText xml:space="preserve"> SEQ Рисунок \* ARABIC \s 1 </w:instrText>
-      </w:r>
-      <w:r>
-        <w:fldChar w:fldCharType="separate"/>
-      </w:r>
-      <w:r>
-        <w:rPr>
-          <w:noProof/>
-        </w:rPr>
-        <w:t>11</w:t>
-      </w:r>
-      <w:r>
-        <w:fldChar w:fldCharType="end"/>
-      </w:r>
+      <w:fldSimple w:instr=" SEQ Рисунок \* ARABIC \s 1 ">
+        <w:r>
+          <w:rPr>
+            <w:noProof/>
+          </w:rPr>
+          <w:t>11</w:t>
+        </w:r>
+      </w:fldSimple>
       <w:bookmarkEnd w:id="30"/>
       <w:r>
         <w:t xml:space="preserve"> – </w:t>
@@ -9080,12 +8741,9 @@
       <w:pPr>
         <w:pStyle w:val="2"/>
       </w:pPr>
-      <w:bookmarkStart w:id="31" w:name="_Toc244212530"/>
-      <w:r>
-        <w:t xml:space="preserve">Задание </w:t>
-      </w:r>
-      <w:r>
-        <w:t>2 – Значимость уравнения и коэффициентов регрессии</w:t>
+      <w:bookmarkStart w:id="31" w:name="_Toc244214506"/>
+      <w:r>
+        <w:t>Задание 2 – Значимость уравнения и коэффициентов регрессии</w:t>
       </w:r>
       <w:bookmarkEnd w:id="31"/>
     </w:p>
@@ -9109,21 +8767,7 @@
         <w:rPr>
           <w:lang w:val="en-US"/>
         </w:rPr>
-        <w:t>«</w:t>
-      </w:r>
-      <w:proofErr w:type="spellStart"/>
-      <w:r>
-        <w:rPr>
-          <w:lang w:val="en-US"/>
-        </w:rPr>
-        <w:t>significance_equation</w:t>
-      </w:r>
-      <w:proofErr w:type="spellEnd"/>
-      <w:r>
-        <w:rPr>
-          <w:lang w:val="en-US"/>
-        </w:rPr>
-        <w:t>» (</w:t>
+        <w:t>«significance_equation» (</w:t>
       </w:r>
       <w:r>
         <w:fldChar w:fldCharType="begin"/>
@@ -9302,16 +8946,7 @@
               <w:rPr>
                 <w:rFonts w:ascii="Cambria Math" w:hAnsi="Cambria Math"/>
               </w:rPr>
-              <m:t>н</m:t>
-            </m:r>
-            <m:r>
-              <m:rPr>
-                <m:sty m:val="p"/>
-              </m:rPr>
-              <w:rPr>
-                <w:rFonts w:ascii="Cambria Math" w:hAnsi="Cambria Math"/>
-              </w:rPr>
-              <m:t>абл</m:t>
+              <m:t>набл</m:t>
             </m:r>
           </m:sub>
         </m:sSub>
@@ -9444,16 +9079,7 @@
                       <w:rPr>
                         <w:rFonts w:ascii="Cambria Math" w:hAnsi="Cambria Math"/>
                       </w:rPr>
-                      <m:t>о</m:t>
-                    </m:r>
-                    <m:r>
-                      <m:rPr>
-                        <m:sty m:val="p"/>
-                      </m:rPr>
-                      <w:rPr>
-                        <w:rFonts w:ascii="Cambria Math" w:hAnsi="Cambria Math"/>
-                      </w:rPr>
-                      <m:t>ст</m:t>
+                      <m:t>ост</m:t>
                     </m:r>
                   </m:sub>
                 </m:sSub>
@@ -9501,17 +9127,7 @@
                     <w:rFonts w:ascii="Cambria Math" w:hAnsi="Cambria Math"/>
                     <w:lang w:val="en-US"/>
                   </w:rPr>
-                  <m:t>-</m:t>
-                </m:r>
-                <m:r>
-                  <m:rPr>
-                    <m:sty m:val="p"/>
-                  </m:rPr>
-                  <w:rPr>
-                    <w:rFonts w:ascii="Cambria Math" w:hAnsi="Cambria Math"/>
-                    <w:lang w:val="en-US"/>
-                  </w:rPr>
-                  <m:t>1)</m:t>
+                  <m:t>-1)</m:t>
                 </m:r>
               </m:den>
             </m:f>
@@ -10110,16 +9726,7 @@
               <w:rPr>
                 <w:rFonts w:ascii="Cambria Math" w:hAnsi="Cambria Math"/>
               </w:rPr>
-              <m:t>н</m:t>
-            </m:r>
-            <m:r>
-              <m:rPr>
-                <m:sty m:val="p"/>
-              </m:rPr>
-              <w:rPr>
-                <w:rFonts w:ascii="Cambria Math" w:hAnsi="Cambria Math"/>
-              </w:rPr>
-              <m:t>абл</m:t>
+              <m:t>набл</m:t>
             </m:r>
           </m:sub>
         </m:sSub>
@@ -10472,16 +10079,7 @@
               <w:rPr>
                 <w:rFonts w:ascii="Cambria Math" w:hAnsi="Cambria Math"/>
               </w:rPr>
-              <m:t>н</m:t>
-            </m:r>
-            <m:r>
-              <m:rPr>
-                <m:sty m:val="p"/>
-              </m:rPr>
-              <w:rPr>
-                <w:rFonts w:ascii="Cambria Math" w:hAnsi="Cambria Math"/>
-              </w:rPr>
-              <m:t>абл</m:t>
+              <m:t>набл</m:t>
             </m:r>
           </m:sub>
         </m:sSub>
@@ -10544,19 +10142,7 @@
           <w:rPr>
             <w:rFonts w:ascii="Cambria Math" w:hAnsi="Cambria Math"/>
           </w:rPr>
-          <m:t>α=</m:t>
-        </m:r>
-        <m:r>
-          <w:rPr>
-            <w:rFonts w:ascii="Cambria Math" w:hAnsi="Cambria Math"/>
-          </w:rPr>
-          <m:t>0</m:t>
-        </m:r>
-        <m:r>
-          <w:rPr>
-            <w:rFonts w:ascii="Cambria Math" w:hAnsi="Cambria Math"/>
-          </w:rPr>
-          <m:t>.05</m:t>
+          <m:t>α=0.05</m:t>
         </m:r>
       </m:oMath>
       <w:r>
@@ -10672,13 +10258,7 @@
           <w:rPr>
             <w:rFonts w:ascii="Cambria Math" w:hAnsi="Cambria Math"/>
           </w:rPr>
-          <m:t>-</m:t>
-        </m:r>
-        <m:r>
-          <w:rPr>
-            <w:rFonts w:ascii="Cambria Math" w:hAnsi="Cambria Math"/>
-          </w:rPr>
-          <m:t>1</m:t>
+          <m:t>-1</m:t>
         </m:r>
       </m:oMath>
       <w:r>
@@ -10736,6 +10316,7 @@
       </w:pPr>
       <w:r>
         <w:rPr>
+          <w:noProof/>
           <w:lang w:val="en-US"/>
         </w:rPr>
         <w:lastRenderedPageBreak/>
@@ -10787,45 +10368,25 @@
       <w:r>
         <w:t xml:space="preserve">Рисунок </w:t>
       </w:r>
-      <w:r>
-        <w:fldChar w:fldCharType="begin"/>
-      </w:r>
-      <w:r>
-        <w:instrText xml:space="preserve"> STYLEREF 1 \s </w:instrText>
-      </w:r>
-      <w:r>
-        <w:fldChar w:fldCharType="separate"/>
-      </w:r>
-      <w:r>
-        <w:rPr>
-          <w:noProof/>
-        </w:rPr>
-        <w:t>3</w:t>
-      </w:r>
-      <w:r>
-        <w:fldChar w:fldCharType="end"/>
-      </w:r>
+      <w:fldSimple w:instr=" STYLEREF 1 \s ">
+        <w:r>
+          <w:rPr>
+            <w:noProof/>
+          </w:rPr>
+          <w:t>3</w:t>
+        </w:r>
+      </w:fldSimple>
       <w:r>
         <w:t>.</w:t>
       </w:r>
-      <w:r>
-        <w:fldChar w:fldCharType="begin"/>
-      </w:r>
-      <w:r>
-        <w:instrText xml:space="preserve"> SEQ Рисунок \* ARABIC \s 1 </w:instrText>
-      </w:r>
-      <w:r>
-        <w:fldChar w:fldCharType="separate"/>
-      </w:r>
-      <w:r>
-        <w:rPr>
-          <w:noProof/>
-        </w:rPr>
-        <w:t>12</w:t>
-      </w:r>
-      <w:r>
-        <w:fldChar w:fldCharType="end"/>
-      </w:r>
+      <w:fldSimple w:instr=" SEQ Рисунок \* ARABIC \s 1 ">
+        <w:r>
+          <w:rPr>
+            <w:noProof/>
+          </w:rPr>
+          <w:t>12</w:t>
+        </w:r>
+      </w:fldSimple>
       <w:bookmarkEnd w:id="33"/>
       <w:r>
         <w:t xml:space="preserve"> – Функция «значимость уравнения»</w:t>
@@ -10849,6 +10410,7 @@
       </w:pPr>
       <w:r>
         <w:rPr>
+          <w:noProof/>
           <w:lang w:val="en-US"/>
         </w:rPr>
         <w:drawing>
@@ -10896,45 +10458,25 @@
       <w:r>
         <w:t xml:space="preserve">Рисунок </w:t>
       </w:r>
-      <w:r>
-        <w:fldChar w:fldCharType="begin"/>
-      </w:r>
-      <w:r>
-        <w:instrText xml:space="preserve"> STYLEREF 1 \s </w:instrText>
-      </w:r>
-      <w:r>
-        <w:fldChar w:fldCharType="separate"/>
-      </w:r>
-      <w:r>
-        <w:rPr>
-          <w:noProof/>
-        </w:rPr>
-        <w:t>3</w:t>
-      </w:r>
-      <w:r>
-        <w:fldChar w:fldCharType="end"/>
-      </w:r>
+      <w:fldSimple w:instr=" STYLEREF 1 \s ">
+        <w:r>
+          <w:rPr>
+            <w:noProof/>
+          </w:rPr>
+          <w:t>3</w:t>
+        </w:r>
+      </w:fldSimple>
       <w:r>
         <w:t>.</w:t>
       </w:r>
-      <w:r>
-        <w:fldChar w:fldCharType="begin"/>
-      </w:r>
-      <w:r>
-        <w:instrText xml:space="preserve"> SEQ Рисунок \* ARABIC \s 1 </w:instrText>
-      </w:r>
-      <w:r>
-        <w:fldChar w:fldCharType="separate"/>
-      </w:r>
-      <w:r>
-        <w:rPr>
-          <w:noProof/>
-        </w:rPr>
-        <w:t>13</w:t>
-      </w:r>
-      <w:r>
-        <w:fldChar w:fldCharType="end"/>
-      </w:r>
+      <w:fldSimple w:instr=" SEQ Рисунок \* ARABIC \s 1 ">
+        <w:r>
+          <w:rPr>
+            <w:noProof/>
+          </w:rPr>
+          <w:t>13</w:t>
+        </w:r>
+      </w:fldSimple>
       <w:bookmarkEnd w:id="34"/>
       <w:r>
         <w:t xml:space="preserve"> – </w:t>
@@ -11034,6 +10576,9 @@
         <w:jc w:val="center"/>
       </w:pPr>
       <w:r>
+        <w:rPr>
+          <w:noProof/>
+        </w:rPr>
         <w:drawing>
           <wp:inline distT="0" distB="0" distL="0" distR="0" wp14:anchorId="0D71A169" wp14:editId="46106368">
             <wp:extent cx="5915024" cy="1395576"/>
@@ -11079,45 +10624,25 @@
       <w:r>
         <w:t xml:space="preserve">Рисунок </w:t>
       </w:r>
-      <w:r>
-        <w:fldChar w:fldCharType="begin"/>
-      </w:r>
-      <w:r>
-        <w:instrText xml:space="preserve"> STYLEREF 1 \s </w:instrText>
-      </w:r>
-      <w:r>
-        <w:fldChar w:fldCharType="separate"/>
-      </w:r>
-      <w:r>
-        <w:rPr>
-          <w:noProof/>
-        </w:rPr>
-        <w:t>3</w:t>
-      </w:r>
-      <w:r>
-        <w:fldChar w:fldCharType="end"/>
-      </w:r>
+      <w:fldSimple w:instr=" STYLEREF 1 \s ">
+        <w:r>
+          <w:rPr>
+            <w:noProof/>
+          </w:rPr>
+          <w:t>3</w:t>
+        </w:r>
+      </w:fldSimple>
       <w:r>
         <w:t>.</w:t>
       </w:r>
-      <w:r>
-        <w:fldChar w:fldCharType="begin"/>
-      </w:r>
-      <w:r>
-        <w:instrText xml:space="preserve"> SEQ Рисунок \* ARABIC \s 1 </w:instrText>
-      </w:r>
-      <w:r>
-        <w:fldChar w:fldCharType="separate"/>
-      </w:r>
-      <w:r>
-        <w:rPr>
-          <w:noProof/>
-        </w:rPr>
-        <w:t>14</w:t>
-      </w:r>
-      <w:r>
-        <w:fldChar w:fldCharType="end"/>
-      </w:r>
+      <w:fldSimple w:instr=" SEQ Рисунок \* ARABIC \s 1 ">
+        <w:r>
+          <w:rPr>
+            <w:noProof/>
+          </w:rPr>
+          <w:t>14</w:t>
+        </w:r>
+      </w:fldSimple>
       <w:bookmarkEnd w:id="35"/>
       <w:r>
         <w:t xml:space="preserve"> – Значимость линейного уравнения</w:t>
@@ -11134,6 +10659,9 @@
         <w:jc w:val="center"/>
       </w:pPr>
       <w:r>
+        <w:rPr>
+          <w:noProof/>
+        </w:rPr>
         <w:drawing>
           <wp:inline distT="0" distB="0" distL="0" distR="0" wp14:anchorId="60A68DB9" wp14:editId="7097E90A">
             <wp:extent cx="4915586" cy="1400370"/>
@@ -11179,45 +10707,25 @@
       <w:r>
         <w:t xml:space="preserve">Рисунок </w:t>
       </w:r>
-      <w:r>
-        <w:fldChar w:fldCharType="begin"/>
-      </w:r>
-      <w:r>
-        <w:instrText xml:space="preserve"> STYLEREF 1 \s </w:instrText>
-      </w:r>
-      <w:r>
-        <w:fldChar w:fldCharType="separate"/>
-      </w:r>
-      <w:r>
-        <w:rPr>
-          <w:noProof/>
-        </w:rPr>
-        <w:t>3</w:t>
-      </w:r>
-      <w:r>
-        <w:fldChar w:fldCharType="end"/>
-      </w:r>
+      <w:fldSimple w:instr=" STYLEREF 1 \s ">
+        <w:r>
+          <w:rPr>
+            <w:noProof/>
+          </w:rPr>
+          <w:t>3</w:t>
+        </w:r>
+      </w:fldSimple>
       <w:r>
         <w:t>.</w:t>
       </w:r>
-      <w:r>
-        <w:fldChar w:fldCharType="begin"/>
-      </w:r>
-      <w:r>
-        <w:instrText xml:space="preserve"> SEQ Рисунок \* ARABIC \s 1 </w:instrText>
-      </w:r>
-      <w:r>
-        <w:fldChar w:fldCharType="separate"/>
-      </w:r>
-      <w:r>
-        <w:rPr>
-          <w:noProof/>
-        </w:rPr>
-        <w:t>15</w:t>
-      </w:r>
-      <w:r>
-        <w:fldChar w:fldCharType="end"/>
-      </w:r>
+      <w:fldSimple w:instr=" SEQ Рисунок \* ARABIC \s 1 ">
+        <w:r>
+          <w:rPr>
+            <w:noProof/>
+          </w:rPr>
+          <w:t>15</w:t>
+        </w:r>
+      </w:fldSimple>
       <w:bookmarkEnd w:id="36"/>
       <w:r>
         <w:t xml:space="preserve"> – Значимость степенного уравнения</w:t>
@@ -11556,45 +11064,25 @@
         <w:tab/>
         <w:t>(</w:t>
       </w:r>
-      <w:r>
-        <w:fldChar w:fldCharType="begin"/>
-      </w:r>
-      <w:r>
-        <w:instrText xml:space="preserve"> STYLEREF 1 \s </w:instrText>
-      </w:r>
-      <w:r>
-        <w:fldChar w:fldCharType="separate"/>
-      </w:r>
-      <w:r>
-        <w:rPr>
-          <w:noProof/>
-        </w:rPr>
-        <w:t>3</w:t>
-      </w:r>
-      <w:r>
-        <w:fldChar w:fldCharType="end"/>
-      </w:r>
+      <w:fldSimple w:instr=" STYLEREF 1 \s ">
+        <w:r>
+          <w:rPr>
+            <w:noProof/>
+          </w:rPr>
+          <w:t>3</w:t>
+        </w:r>
+      </w:fldSimple>
       <w:r>
         <w:t>.</w:t>
       </w:r>
-      <w:r>
-        <w:fldChar w:fldCharType="begin"/>
-      </w:r>
-      <w:r>
-        <w:instrText xml:space="preserve"> SEQ ( \* ARABIC \s 1 </w:instrText>
-      </w:r>
-      <w:r>
-        <w:fldChar w:fldCharType="separate"/>
-      </w:r>
-      <w:r>
-        <w:rPr>
-          <w:noProof/>
-        </w:rPr>
-        <w:t>4</w:t>
-      </w:r>
-      <w:r>
-        <w:fldChar w:fldCharType="end"/>
-      </w:r>
+      <w:fldSimple w:instr=" SEQ ( \* ARABIC \s 1 ">
+        <w:r>
+          <w:rPr>
+            <w:noProof/>
+          </w:rPr>
+          <w:t>4</w:t>
+        </w:r>
+      </w:fldSimple>
       <w:r>
         <w:t>)</w:t>
       </w:r>
@@ -11971,19 +11459,7 @@
           <w:rPr>
             <w:rFonts w:ascii="Cambria Math" w:hAnsi="Cambria Math"/>
           </w:rPr>
-          <m:t>α=</m:t>
-        </m:r>
-        <m:r>
-          <w:rPr>
-            <w:rFonts w:ascii="Cambria Math" w:hAnsi="Cambria Math"/>
-          </w:rPr>
-          <m:t>0</m:t>
-        </m:r>
-        <m:r>
-          <w:rPr>
-            <w:rFonts w:ascii="Cambria Math" w:hAnsi="Cambria Math"/>
-          </w:rPr>
-          <m:t>.05</m:t>
+          <m:t>α=0.05</m:t>
         </m:r>
       </m:oMath>
       <w:r>
@@ -12023,13 +11499,7 @@
           <w:rPr>
             <w:rFonts w:ascii="Cambria Math" w:hAnsi="Cambria Math"/>
           </w:rPr>
-          <m:t>-</m:t>
-        </m:r>
-        <m:r>
-          <w:rPr>
-            <w:rFonts w:ascii="Cambria Math" w:hAnsi="Cambria Math"/>
-          </w:rPr>
-          <m:t>1</m:t>
+          <m:t>-1</m:t>
         </m:r>
       </m:oMath>
       <w:r>
@@ -12074,6 +11544,9 @@
         <w:jc w:val="center"/>
       </w:pPr>
       <w:r>
+        <w:rPr>
+          <w:noProof/>
+        </w:rPr>
         <w:lastRenderedPageBreak/>
         <w:drawing>
           <wp:inline distT="0" distB="0" distL="0" distR="0" wp14:anchorId="51514109" wp14:editId="70AD1844">
@@ -12120,54 +11593,28 @@
       <w:r>
         <w:t xml:space="preserve">Рисунок </w:t>
       </w:r>
-      <w:r>
-        <w:fldChar w:fldCharType="begin"/>
-      </w:r>
-      <w:r>
-        <w:instrText xml:space="preserve"> STYLEREF 1 \s </w:instrText>
-      </w:r>
-      <w:r>
-        <w:fldChar w:fldCharType="separate"/>
-      </w:r>
-      <w:r>
-        <w:rPr>
-          <w:noProof/>
-        </w:rPr>
-        <w:t>3</w:t>
-      </w:r>
-      <w:r>
-        <w:fldChar w:fldCharType="end"/>
-      </w:r>
+      <w:fldSimple w:instr=" STYLEREF 1 \s ">
+        <w:r>
+          <w:rPr>
+            <w:noProof/>
+          </w:rPr>
+          <w:t>3</w:t>
+        </w:r>
+      </w:fldSimple>
       <w:r>
         <w:t>.</w:t>
       </w:r>
-      <w:r>
-        <w:fldChar w:fldCharType="begin"/>
-      </w:r>
-      <w:r>
-        <w:instrText xml:space="preserve"> SEQ Рисунок \* ARABIC \s 1 </w:instrText>
-      </w:r>
-      <w:r>
-        <w:fldChar w:fldCharType="separate"/>
-      </w:r>
-      <w:r>
-        <w:rPr>
-          <w:noProof/>
-        </w:rPr>
-        <w:t>16</w:t>
-      </w:r>
-      <w:r>
-        <w:fldChar w:fldCharType="end"/>
-      </w:r>
+      <w:fldSimple w:instr=" SEQ Рисунок \* ARABIC \s 1 ">
+        <w:r>
+          <w:rPr>
+            <w:noProof/>
+          </w:rPr>
+          <w:t>16</w:t>
+        </w:r>
+      </w:fldSimple>
       <w:bookmarkEnd w:id="38"/>
       <w:r>
-        <w:t xml:space="preserve"> – Функция «</w:t>
-      </w:r>
-      <w:r>
-        <w:t>значимость коэффициентов регрессии</w:t>
-      </w:r>
-      <w:r>
-        <w:t>»</w:t>
+        <w:t xml:space="preserve"> – Функция «значимость коэффициентов регрессии»</w:t>
       </w:r>
     </w:p>
     <w:p>
@@ -12260,6 +11707,9 @@
         <w:jc w:val="center"/>
       </w:pPr>
       <w:r>
+        <w:rPr>
+          <w:noProof/>
+        </w:rPr>
         <w:drawing>
           <wp:inline distT="0" distB="0" distL="0" distR="0" wp14:anchorId="5BD5EDB2" wp14:editId="476BE2E9">
             <wp:extent cx="5899785" cy="1800086"/>
@@ -12305,45 +11755,25 @@
       <w:r>
         <w:t xml:space="preserve">Рисунок </w:t>
       </w:r>
-      <w:r>
-        <w:fldChar w:fldCharType="begin"/>
-      </w:r>
-      <w:r>
-        <w:instrText xml:space="preserve"> STYLEREF 1 \s </w:instrText>
-      </w:r>
-      <w:r>
-        <w:fldChar w:fldCharType="separate"/>
-      </w:r>
-      <w:r>
-        <w:rPr>
-          <w:noProof/>
-        </w:rPr>
-        <w:t>3</w:t>
-      </w:r>
-      <w:r>
-        <w:fldChar w:fldCharType="end"/>
-      </w:r>
+      <w:fldSimple w:instr=" STYLEREF 1 \s ">
+        <w:r>
+          <w:rPr>
+            <w:noProof/>
+          </w:rPr>
+          <w:t>3</w:t>
+        </w:r>
+      </w:fldSimple>
       <w:r>
         <w:t>.</w:t>
       </w:r>
-      <w:r>
-        <w:fldChar w:fldCharType="begin"/>
-      </w:r>
-      <w:r>
-        <w:instrText xml:space="preserve"> SEQ Рисунок \* ARABIC \s 1 </w:instrText>
-      </w:r>
-      <w:r>
-        <w:fldChar w:fldCharType="separate"/>
-      </w:r>
-      <w:r>
-        <w:rPr>
-          <w:noProof/>
-        </w:rPr>
-        <w:t>17</w:t>
-      </w:r>
-      <w:r>
-        <w:fldChar w:fldCharType="end"/>
-      </w:r>
+      <w:fldSimple w:instr=" SEQ Рисунок \* ARABIC \s 1 ">
+        <w:r>
+          <w:rPr>
+            <w:noProof/>
+          </w:rPr>
+          <w:t>17</w:t>
+        </w:r>
+      </w:fldSimple>
       <w:bookmarkEnd w:id="39"/>
       <w:r>
         <w:t xml:space="preserve"> – Значимость коэффициентов регрессии линейного уравнения</w:t>
@@ -12360,6 +11790,9 @@
         <w:jc w:val="center"/>
       </w:pPr>
       <w:r>
+        <w:rPr>
+          <w:noProof/>
+        </w:rPr>
         <w:lastRenderedPageBreak/>
         <w:drawing>
           <wp:inline distT="0" distB="0" distL="0" distR="0" wp14:anchorId="64D5E14A" wp14:editId="1B957821">
@@ -12406,57 +11839,28 @@
       <w:r>
         <w:t xml:space="preserve">Рисунок </w:t>
       </w:r>
-      <w:r>
-        <w:fldChar w:fldCharType="begin"/>
-      </w:r>
-      <w:r>
-        <w:instrText xml:space="preserve"> STYLEREF 1 \s </w:instrText>
-      </w:r>
-      <w:r>
-        <w:fldChar w:fldCharType="separate"/>
-      </w:r>
-      <w:r>
-        <w:rPr>
-          <w:noProof/>
-        </w:rPr>
-        <w:t>3</w:t>
-      </w:r>
-      <w:r>
-        <w:fldChar w:fldCharType="end"/>
-      </w:r>
+      <w:fldSimple w:instr=" STYLEREF 1 \s ">
+        <w:r>
+          <w:rPr>
+            <w:noProof/>
+          </w:rPr>
+          <w:t>3</w:t>
+        </w:r>
+      </w:fldSimple>
       <w:r>
         <w:t>.</w:t>
       </w:r>
-      <w:r>
-        <w:fldChar w:fldCharType="begin"/>
-      </w:r>
-      <w:r>
-        <w:instrText xml:space="preserve"> SEQ Рисунок \* ARABIC \s 1 </w:instrText>
-      </w:r>
-      <w:r>
-        <w:fldChar w:fldCharType="separate"/>
-      </w:r>
-      <w:r>
-        <w:rPr>
-          <w:noProof/>
-        </w:rPr>
-        <w:t>18</w:t>
-      </w:r>
-      <w:r>
-        <w:fldChar w:fldCharType="end"/>
-      </w:r>
+      <w:fldSimple w:instr=" SEQ Рисунок \* ARABIC \s 1 ">
+        <w:r>
+          <w:rPr>
+            <w:noProof/>
+          </w:rPr>
+          <w:t>18</w:t>
+        </w:r>
+      </w:fldSimple>
       <w:bookmarkEnd w:id="40"/>
       <w:r>
-        <w:t xml:space="preserve"> – </w:t>
-      </w:r>
-      <w:r>
-        <w:t xml:space="preserve">Значимость коэффициентов регрессии </w:t>
-      </w:r>
-      <w:r>
-        <w:t>степенного</w:t>
-      </w:r>
-      <w:r>
-        <w:t xml:space="preserve"> уравнения</w:t>
+        <w:t xml:space="preserve"> – Значимость коэффициентов регрессии степенного уравнения</w:t>
       </w:r>
     </w:p>
     <w:p>
@@ -12468,12 +11872,9 @@
       <w:pPr>
         <w:pStyle w:val="2"/>
       </w:pPr>
-      <w:bookmarkStart w:id="41" w:name="_Toc244212531"/>
-      <w:r>
-        <w:t xml:space="preserve">Задание </w:t>
-      </w:r>
-      <w:r>
-        <w:t>3 – Алгоритм пошагового регрессионного анализа</w:t>
+      <w:bookmarkStart w:id="41" w:name="_Toc244214507"/>
+      <w:r>
+        <w:t>Задание 3 – Алгоритм пошагового регрессионного анализа</w:t>
       </w:r>
       <w:bookmarkEnd w:id="41"/>
     </w:p>
@@ -12497,10 +11898,7 @@
         <w:t>таких</w:t>
       </w:r>
       <w:r>
-        <w:t xml:space="preserve">, у которых </w:t>
-      </w:r>
-      <w:r>
-        <w:t>абсолютная парная корреляция больше 80%</w:t>
+        <w:t>, у которых абсолютная парная корреляция больше 80%</w:t>
       </w:r>
       <w:r>
         <w:t xml:space="preserve">, причем выбранная должна иметь наибольшее значение парной корреляции с целевой переменной </w:t>
@@ -12516,11 +11914,9 @@
       <w:r>
         <w:t>, для этого создадим функцию «</w:t>
       </w:r>
-      <w:proofErr w:type="spellStart"/>
       <w:r>
         <w:t>multicollinearity</w:t>
       </w:r>
-      <w:proofErr w:type="spellEnd"/>
       <w:r>
         <w:t>()» (</w:t>
       </w:r>
@@ -12602,6 +11998,9 @@
         <w:jc w:val="center"/>
       </w:pPr>
       <w:r>
+        <w:rPr>
+          <w:noProof/>
+        </w:rPr>
         <w:lastRenderedPageBreak/>
         <w:drawing>
           <wp:inline distT="0" distB="0" distL="0" distR="0" wp14:anchorId="4FC9EEE0" wp14:editId="4C4AAFB7">
@@ -12648,56 +12047,28 @@
       <w:r>
         <w:t xml:space="preserve">Рисунок </w:t>
       </w:r>
-      <w:r>
-        <w:fldChar w:fldCharType="begin"/>
-      </w:r>
-      <w:r>
-        <w:instrText xml:space="preserve"> STYLEREF 1 \s </w:instrText>
-      </w:r>
-      <w:r>
-        <w:fldChar w:fldCharType="separate"/>
-      </w:r>
-      <w:r>
-        <w:rPr>
-          <w:noProof/>
-        </w:rPr>
-        <w:t>3</w:t>
-      </w:r>
-      <w:r>
-        <w:fldChar w:fldCharType="end"/>
-      </w:r>
+      <w:fldSimple w:instr=" STYLEREF 1 \s ">
+        <w:r>
+          <w:rPr>
+            <w:noProof/>
+          </w:rPr>
+          <w:t>3</w:t>
+        </w:r>
+      </w:fldSimple>
       <w:r>
         <w:t>.</w:t>
       </w:r>
-      <w:r>
-        <w:fldChar w:fldCharType="begin"/>
-      </w:r>
-      <w:r>
-        <w:instrText xml:space="preserve"> SEQ Рисунок \* ARABIC \s 1 </w:instrText>
-      </w:r>
-      <w:r>
-        <w:fldChar w:fldCharType="separate"/>
-      </w:r>
-      <w:r>
-        <w:rPr>
-          <w:noProof/>
-        </w:rPr>
-        <w:t>19</w:t>
-      </w:r>
-      <w:r>
-        <w:fldChar w:fldCharType="end"/>
-      </w:r>
+      <w:fldSimple w:instr=" SEQ Рисунок \* ARABIC \s 1 ">
+        <w:r>
+          <w:rPr>
+            <w:noProof/>
+          </w:rPr>
+          <w:t>19</w:t>
+        </w:r>
+      </w:fldSimple>
       <w:bookmarkEnd w:id="42"/>
       <w:r>
-        <w:t xml:space="preserve"> – Функция «</w:t>
-      </w:r>
-      <w:proofErr w:type="spellStart"/>
-      <w:r>
-        <w:t>мультиколлинеарность</w:t>
-      </w:r>
-      <w:proofErr w:type="spellEnd"/>
-      <w:r>
-        <w:t>» (начало)</w:t>
+        <w:t xml:space="preserve"> – Функция «мультиколлинеарность» (начало)</w:t>
       </w:r>
     </w:p>
     <w:p>
@@ -12711,6 +12082,9 @@
         <w:jc w:val="center"/>
       </w:pPr>
       <w:r>
+        <w:rPr>
+          <w:noProof/>
+        </w:rPr>
         <w:lastRenderedPageBreak/>
         <w:drawing>
           <wp:inline distT="0" distB="0" distL="0" distR="0" wp14:anchorId="126D7E72" wp14:editId="7209E94A">
@@ -12757,65 +12131,28 @@
       <w:r>
         <w:t xml:space="preserve">Рисунок </w:t>
       </w:r>
-      <w:r>
-        <w:fldChar w:fldCharType="begin"/>
-      </w:r>
-      <w:r>
-        <w:instrText xml:space="preserve"> STYLEREF 1 \s </w:instrText>
-      </w:r>
-      <w:r>
-        <w:fldChar w:fldCharType="separate"/>
-      </w:r>
-      <w:r>
-        <w:rPr>
-          <w:noProof/>
-        </w:rPr>
-        <w:t>3</w:t>
-      </w:r>
-      <w:r>
-        <w:fldChar w:fldCharType="end"/>
-      </w:r>
+      <w:fldSimple w:instr=" STYLEREF 1 \s ">
+        <w:r>
+          <w:rPr>
+            <w:noProof/>
+          </w:rPr>
+          <w:t>3</w:t>
+        </w:r>
+      </w:fldSimple>
       <w:r>
         <w:t>.</w:t>
       </w:r>
-      <w:r>
-        <w:fldChar w:fldCharType="begin"/>
-      </w:r>
-      <w:r>
-        <w:instrText xml:space="preserve"> SEQ Рисунок \* ARABIC \s 1 </w:instrText>
-      </w:r>
-      <w:r>
-        <w:fldChar w:fldCharType="separate"/>
-      </w:r>
-      <w:r>
-        <w:rPr>
-          <w:noProof/>
-        </w:rPr>
-        <w:t>20</w:t>
-      </w:r>
-      <w:r>
-        <w:fldChar w:fldCharType="end"/>
-      </w:r>
+      <w:fldSimple w:instr=" SEQ Рисунок \* ARABIC \s 1 ">
+        <w:r>
+          <w:rPr>
+            <w:noProof/>
+          </w:rPr>
+          <w:t>20</w:t>
+        </w:r>
+      </w:fldSimple>
       <w:bookmarkEnd w:id="43"/>
       <w:r>
-        <w:t xml:space="preserve"> – </w:t>
-      </w:r>
-      <w:r>
-        <w:t>Функция «</w:t>
-      </w:r>
-      <w:proofErr w:type="spellStart"/>
-      <w:r>
-        <w:t>мультиколлинеарность</w:t>
-      </w:r>
-      <w:proofErr w:type="spellEnd"/>
-      <w:r>
-        <w:t>» (</w:t>
-      </w:r>
-      <w:r>
-        <w:t>конец</w:t>
-      </w:r>
-      <w:r>
-        <w:t>)</w:t>
+        <w:t xml:space="preserve"> – Функция «мультиколлинеарность» (конец)</w:t>
       </w:r>
     </w:p>
     <w:p>
@@ -12908,6 +12245,9 @@
         <w:jc w:val="center"/>
       </w:pPr>
       <w:r>
+        <w:rPr>
+          <w:noProof/>
+        </w:rPr>
         <w:drawing>
           <wp:inline distT="0" distB="0" distL="0" distR="0" wp14:anchorId="48817D8E" wp14:editId="3089FB92">
             <wp:extent cx="5871210" cy="1511447"/>
@@ -12953,56 +12293,28 @@
       <w:r>
         <w:t xml:space="preserve">Рисунок </w:t>
       </w:r>
-      <w:r>
-        <w:fldChar w:fldCharType="begin"/>
-      </w:r>
-      <w:r>
-        <w:instrText xml:space="preserve"> STYLEREF 1 \s </w:instrText>
-      </w:r>
-      <w:r>
-        <w:fldChar w:fldCharType="separate"/>
-      </w:r>
-      <w:r>
-        <w:rPr>
-          <w:noProof/>
-        </w:rPr>
-        <w:t>3</w:t>
-      </w:r>
-      <w:r>
-        <w:fldChar w:fldCharType="end"/>
-      </w:r>
+      <w:fldSimple w:instr=" STYLEREF 1 \s ">
+        <w:r>
+          <w:rPr>
+            <w:noProof/>
+          </w:rPr>
+          <w:t>3</w:t>
+        </w:r>
+      </w:fldSimple>
       <w:r>
         <w:t>.</w:t>
       </w:r>
-      <w:r>
-        <w:fldChar w:fldCharType="begin"/>
-      </w:r>
-      <w:r>
-        <w:instrText xml:space="preserve"> SEQ Рисунок \* ARABIC \s 1 </w:instrText>
-      </w:r>
-      <w:r>
-        <w:fldChar w:fldCharType="separate"/>
-      </w:r>
-      <w:r>
-        <w:rPr>
-          <w:noProof/>
-        </w:rPr>
-        <w:t>21</w:t>
-      </w:r>
-      <w:r>
-        <w:fldChar w:fldCharType="end"/>
-      </w:r>
+      <w:fldSimple w:instr=" SEQ Рисунок \* ARABIC \s 1 ">
+        <w:r>
+          <w:rPr>
+            <w:noProof/>
+          </w:rPr>
+          <w:t>21</w:t>
+        </w:r>
+      </w:fldSimple>
       <w:bookmarkEnd w:id="44"/>
       <w:r>
-        <w:t xml:space="preserve"> – </w:t>
-      </w:r>
-      <w:proofErr w:type="spellStart"/>
-      <w:r>
-        <w:t>Мультколлинеарность</w:t>
-      </w:r>
-      <w:proofErr w:type="spellEnd"/>
-      <w:r>
-        <w:t xml:space="preserve"> линейного уравнения</w:t>
+        <w:t xml:space="preserve"> – Мультколлинеарность линейного уравнения</w:t>
       </w:r>
     </w:p>
     <w:p>
@@ -13016,6 +12328,9 @@
         <w:jc w:val="center"/>
       </w:pPr>
       <w:r>
+        <w:rPr>
+          <w:noProof/>
+        </w:rPr>
         <w:lastRenderedPageBreak/>
         <w:drawing>
           <wp:inline distT="0" distB="0" distL="0" distR="0" wp14:anchorId="5A1132FA" wp14:editId="740F1D4B">
@@ -13062,62 +12377,28 @@
       <w:r>
         <w:t xml:space="preserve">Рисунок </w:t>
       </w:r>
-      <w:r>
-        <w:fldChar w:fldCharType="begin"/>
-      </w:r>
-      <w:r>
-        <w:instrText xml:space="preserve"> STYLEREF 1 \s </w:instrText>
-      </w:r>
-      <w:r>
-        <w:fldChar w:fldCharType="separate"/>
-      </w:r>
-      <w:r>
-        <w:rPr>
-          <w:noProof/>
-        </w:rPr>
-        <w:t>3</w:t>
-      </w:r>
-      <w:r>
-        <w:fldChar w:fldCharType="end"/>
-      </w:r>
+      <w:fldSimple w:instr=" STYLEREF 1 \s ">
+        <w:r>
+          <w:rPr>
+            <w:noProof/>
+          </w:rPr>
+          <w:t>3</w:t>
+        </w:r>
+      </w:fldSimple>
       <w:r>
         <w:t>.</w:t>
       </w:r>
-      <w:r>
-        <w:fldChar w:fldCharType="begin"/>
-      </w:r>
-      <w:r>
-        <w:instrText xml:space="preserve"> SEQ Рисунок \* ARABIC \s 1 </w:instrText>
-      </w:r>
-      <w:r>
-        <w:fldChar w:fldCharType="separate"/>
-      </w:r>
-      <w:r>
-        <w:rPr>
-          <w:noProof/>
-        </w:rPr>
-        <w:t>22</w:t>
-      </w:r>
-      <w:r>
-        <w:fldChar w:fldCharType="end"/>
-      </w:r>
+      <w:fldSimple w:instr=" SEQ Рисунок \* ARABIC \s 1 ">
+        <w:r>
+          <w:rPr>
+            <w:noProof/>
+          </w:rPr>
+          <w:t>22</w:t>
+        </w:r>
+      </w:fldSimple>
       <w:bookmarkEnd w:id="45"/>
       <w:r>
-        <w:t xml:space="preserve"> – </w:t>
-      </w:r>
-      <w:proofErr w:type="spellStart"/>
-      <w:r>
-        <w:t>Мультколлинеарность</w:t>
-      </w:r>
-      <w:proofErr w:type="spellEnd"/>
-      <w:r>
-        <w:t xml:space="preserve"> </w:t>
-      </w:r>
-      <w:r>
-        <w:t>степенного</w:t>
-      </w:r>
-      <w:r>
-        <w:t xml:space="preserve"> уравнения</w:t>
+        <w:t xml:space="preserve"> – Мультколлинеарность степенного уравнения</w:t>
       </w:r>
     </w:p>
     <w:p>
@@ -13132,11 +12413,9 @@
       <w:r>
         <w:t>Далее создадим функцию «</w:t>
       </w:r>
-      <w:proofErr w:type="spellStart"/>
       <w:r>
         <w:t>regression_analysis</w:t>
       </w:r>
-      <w:proofErr w:type="spellEnd"/>
       <w:r>
         <w:t>()</w:t>
       </w:r>
@@ -13264,6 +12543,9 @@
         <w:jc w:val="center"/>
       </w:pPr>
       <w:r>
+        <w:rPr>
+          <w:noProof/>
+        </w:rPr>
         <w:drawing>
           <wp:inline distT="0" distB="0" distL="0" distR="0" wp14:anchorId="7E9EA040" wp14:editId="29AEF150">
             <wp:extent cx="5772150" cy="3198808"/>
@@ -13309,54 +12591,28 @@
       <w:r>
         <w:t xml:space="preserve">Рисунок </w:t>
       </w:r>
-      <w:r>
-        <w:fldChar w:fldCharType="begin"/>
-      </w:r>
-      <w:r>
-        <w:instrText xml:space="preserve"> STYLEREF 1 \s </w:instrText>
-      </w:r>
-      <w:r>
-        <w:fldChar w:fldCharType="separate"/>
-      </w:r>
-      <w:r>
-        <w:rPr>
-          <w:noProof/>
-        </w:rPr>
-        <w:t>3</w:t>
-      </w:r>
-      <w:r>
-        <w:fldChar w:fldCharType="end"/>
-      </w:r>
+      <w:fldSimple w:instr=" STYLEREF 1 \s ">
+        <w:r>
+          <w:rPr>
+            <w:noProof/>
+          </w:rPr>
+          <w:t>3</w:t>
+        </w:r>
+      </w:fldSimple>
       <w:r>
         <w:t>.</w:t>
       </w:r>
-      <w:r>
-        <w:fldChar w:fldCharType="begin"/>
-      </w:r>
-      <w:r>
-        <w:instrText xml:space="preserve"> SEQ Рисунок \* ARABIC \s 1 </w:instrText>
-      </w:r>
-      <w:r>
-        <w:fldChar w:fldCharType="separate"/>
-      </w:r>
-      <w:r>
-        <w:rPr>
-          <w:noProof/>
-        </w:rPr>
-        <w:t>23</w:t>
-      </w:r>
-      <w:r>
-        <w:fldChar w:fldCharType="end"/>
-      </w:r>
+      <w:fldSimple w:instr=" SEQ Рисунок \* ARABIC \s 1 ">
+        <w:r>
+          <w:rPr>
+            <w:noProof/>
+          </w:rPr>
+          <w:t>23</w:t>
+        </w:r>
+      </w:fldSimple>
       <w:bookmarkEnd w:id="46"/>
       <w:r>
-        <w:t xml:space="preserve"> – Функция «</w:t>
-      </w:r>
-      <w:r>
-        <w:t>алгоритм пошагового регрессионного анализа</w:t>
-      </w:r>
-      <w:r>
-        <w:t>» (начало)</w:t>
+        <w:t xml:space="preserve"> – Функция «алгоритм пошагового регрессионного анализа» (начало)</w:t>
       </w:r>
     </w:p>
     <w:p>
@@ -13370,6 +12626,9 @@
         <w:jc w:val="center"/>
       </w:pPr>
       <w:r>
+        <w:rPr>
+          <w:noProof/>
+        </w:rPr>
         <w:lastRenderedPageBreak/>
         <w:drawing>
           <wp:inline distT="0" distB="0" distL="0" distR="0" wp14:anchorId="17318825" wp14:editId="44A9CAAB">
@@ -13416,57 +12675,28 @@
       <w:r>
         <w:t xml:space="preserve">Рисунок </w:t>
       </w:r>
-      <w:r>
-        <w:fldChar w:fldCharType="begin"/>
-      </w:r>
-      <w:r>
-        <w:instrText xml:space="preserve"> STYLEREF 1 \s </w:instrText>
-      </w:r>
-      <w:r>
-        <w:fldChar w:fldCharType="separate"/>
-      </w:r>
-      <w:r>
-        <w:rPr>
-          <w:noProof/>
-        </w:rPr>
-        <w:t>3</w:t>
-      </w:r>
-      <w:r>
-        <w:fldChar w:fldCharType="end"/>
-      </w:r>
+      <w:fldSimple w:instr=" STYLEREF 1 \s ">
+        <w:r>
+          <w:rPr>
+            <w:noProof/>
+          </w:rPr>
+          <w:t>3</w:t>
+        </w:r>
+      </w:fldSimple>
       <w:r>
         <w:t>.</w:t>
       </w:r>
-      <w:r>
-        <w:fldChar w:fldCharType="begin"/>
-      </w:r>
-      <w:r>
-        <w:instrText xml:space="preserve"> SEQ Рисунок \* ARABIC \s 1 </w:instrText>
-      </w:r>
-      <w:r>
-        <w:fldChar w:fldCharType="separate"/>
-      </w:r>
-      <w:r>
-        <w:rPr>
-          <w:noProof/>
-        </w:rPr>
-        <w:t>24</w:t>
-      </w:r>
-      <w:r>
-        <w:fldChar w:fldCharType="end"/>
-      </w:r>
+      <w:fldSimple w:instr=" SEQ Рисунок \* ARABIC \s 1 ">
+        <w:r>
+          <w:rPr>
+            <w:noProof/>
+          </w:rPr>
+          <w:t>24</w:t>
+        </w:r>
+      </w:fldSimple>
       <w:bookmarkEnd w:id="47"/>
       <w:r>
-        <w:t xml:space="preserve"> – </w:t>
-      </w:r>
-      <w:r>
-        <w:t>Функция «алгоритм пошагового регрессионного анализа» (</w:t>
-      </w:r>
-      <w:r>
-        <w:t>конец</w:t>
-      </w:r>
-      <w:r>
-        <w:t>)</w:t>
+        <w:t xml:space="preserve"> – Функция «алгоритм пошагового регрессионного анализа» (конец)</w:t>
       </w:r>
     </w:p>
     <w:p>
@@ -13481,11 +12711,9 @@
       <w:r>
         <w:t>Теперь используем функцию «</w:t>
       </w:r>
-      <w:proofErr w:type="spellStart"/>
       <w:r>
         <w:t>regression_analysis</w:t>
       </w:r>
-      <w:proofErr w:type="spellEnd"/>
       <w:r>
         <w:t>()» для линейного (</w:t>
       </w:r>
@@ -13567,6 +12795,9 @@
         <w:jc w:val="center"/>
       </w:pPr>
       <w:r>
+        <w:rPr>
+          <w:noProof/>
+        </w:rPr>
         <w:lastRenderedPageBreak/>
         <w:drawing>
           <wp:inline distT="0" distB="0" distL="0" distR="0" wp14:anchorId="592EFAEC" wp14:editId="0228A18A">
@@ -13613,45 +12844,25 @@
       <w:r>
         <w:t xml:space="preserve">Рисунок </w:t>
       </w:r>
-      <w:r>
-        <w:fldChar w:fldCharType="begin"/>
-      </w:r>
-      <w:r>
-        <w:instrText xml:space="preserve"> STYLEREF 1 \s </w:instrText>
-      </w:r>
-      <w:r>
-        <w:fldChar w:fldCharType="separate"/>
-      </w:r>
-      <w:r>
-        <w:rPr>
-          <w:noProof/>
-        </w:rPr>
-        <w:t>3</w:t>
-      </w:r>
-      <w:r>
-        <w:fldChar w:fldCharType="end"/>
-      </w:r>
+      <w:fldSimple w:instr=" STYLEREF 1 \s ">
+        <w:r>
+          <w:rPr>
+            <w:noProof/>
+          </w:rPr>
+          <w:t>3</w:t>
+        </w:r>
+      </w:fldSimple>
       <w:r>
         <w:t>.</w:t>
       </w:r>
-      <w:r>
-        <w:fldChar w:fldCharType="begin"/>
-      </w:r>
-      <w:r>
-        <w:instrText xml:space="preserve"> SEQ Рисунок \* ARABIC \s 1 </w:instrText>
-      </w:r>
-      <w:r>
-        <w:fldChar w:fldCharType="separate"/>
-      </w:r>
-      <w:r>
-        <w:rPr>
-          <w:noProof/>
-        </w:rPr>
-        <w:t>25</w:t>
-      </w:r>
-      <w:r>
-        <w:fldChar w:fldCharType="end"/>
-      </w:r>
+      <w:fldSimple w:instr=" SEQ Рисунок \* ARABIC \s 1 ">
+        <w:r>
+          <w:rPr>
+            <w:noProof/>
+          </w:rPr>
+          <w:t>25</w:t>
+        </w:r>
+      </w:fldSimple>
       <w:bookmarkEnd w:id="48"/>
       <w:r>
         <w:t xml:space="preserve"> – Пошаговый регрессионный анализ линейного уравнения</w:t>
@@ -13668,6 +12879,9 @@
         <w:jc w:val="center"/>
       </w:pPr>
       <w:r>
+        <w:rPr>
+          <w:noProof/>
+        </w:rPr>
         <w:drawing>
           <wp:inline distT="0" distB="0" distL="0" distR="0" wp14:anchorId="77EB5ABE" wp14:editId="2F73AFDE">
             <wp:extent cx="5966460" cy="2277491"/>
@@ -13713,57 +12927,28 @@
       <w:r>
         <w:t xml:space="preserve">Рисунок </w:t>
       </w:r>
-      <w:r>
-        <w:fldChar w:fldCharType="begin"/>
-      </w:r>
-      <w:r>
-        <w:instrText xml:space="preserve"> STYLEREF 1 \s </w:instrText>
-      </w:r>
-      <w:r>
-        <w:fldChar w:fldCharType="separate"/>
-      </w:r>
-      <w:r>
-        <w:rPr>
-          <w:noProof/>
-        </w:rPr>
-        <w:t>3</w:t>
-      </w:r>
-      <w:r>
-        <w:fldChar w:fldCharType="end"/>
-      </w:r>
+      <w:fldSimple w:instr=" STYLEREF 1 \s ">
+        <w:r>
+          <w:rPr>
+            <w:noProof/>
+          </w:rPr>
+          <w:t>3</w:t>
+        </w:r>
+      </w:fldSimple>
       <w:r>
         <w:t>.</w:t>
       </w:r>
-      <w:r>
-        <w:fldChar w:fldCharType="begin"/>
-      </w:r>
-      <w:r>
-        <w:instrText xml:space="preserve"> SEQ Рисунок \* ARABIC \s 1 </w:instrText>
-      </w:r>
-      <w:r>
-        <w:fldChar w:fldCharType="separate"/>
-      </w:r>
-      <w:r>
-        <w:rPr>
-          <w:noProof/>
-        </w:rPr>
-        <w:t>26</w:t>
-      </w:r>
-      <w:r>
-        <w:fldChar w:fldCharType="end"/>
-      </w:r>
+      <w:fldSimple w:instr=" SEQ Рисунок \* ARABIC \s 1 ">
+        <w:r>
+          <w:rPr>
+            <w:noProof/>
+          </w:rPr>
+          <w:t>26</w:t>
+        </w:r>
+      </w:fldSimple>
       <w:bookmarkEnd w:id="49"/>
       <w:r>
-        <w:t xml:space="preserve"> – </w:t>
-      </w:r>
-      <w:r>
-        <w:t xml:space="preserve">Пошаговый регрессионный анализ </w:t>
-      </w:r>
-      <w:r>
-        <w:t>степенного</w:t>
-      </w:r>
-      <w:r>
-        <w:t xml:space="preserve"> уравнения</w:t>
+        <w:t xml:space="preserve"> – Пошаговый регрессионный анализ степенного уравнения</w:t>
       </w:r>
     </w:p>
     <w:p>
@@ -13775,12 +12960,9 @@
       <w:pPr>
         <w:pStyle w:val="2"/>
       </w:pPr>
-      <w:bookmarkStart w:id="50" w:name="_Toc244212532"/>
-      <w:r>
-        <w:t xml:space="preserve">Задание </w:t>
-      </w:r>
-      <w:r>
-        <w:t>4</w:t>
+      <w:bookmarkStart w:id="50" w:name="_Toc244214508"/>
+      <w:r>
+        <w:t>Задание 4</w:t>
       </w:r>
       <w:r>
         <w:t xml:space="preserve"> (а)</w:t>
@@ -13898,25 +13080,7 @@
           <w:rPr>
             <w:rFonts w:ascii="Cambria Math" w:hAnsi="Cambria Math"/>
           </w:rPr>
-          <m:t>=0</m:t>
-        </m:r>
-        <m:r>
-          <w:rPr>
-            <w:rFonts w:ascii="Cambria Math" w:hAnsi="Cambria Math"/>
-          </w:rPr>
-          <m:t>,</m:t>
-        </m:r>
-        <m:r>
-          <w:rPr>
-            <w:rFonts w:ascii="Cambria Math" w:hAnsi="Cambria Math"/>
-          </w:rPr>
-          <m:t>2</m:t>
-        </m:r>
-        <m:r>
-          <w:rPr>
-            <w:rFonts w:ascii="Cambria Math" w:hAnsi="Cambria Math"/>
-          </w:rPr>
-          <m:t>6</m:t>
+          <m:t>=0,26</m:t>
         </m:r>
       </m:oMath>
       <w:r>
@@ -13926,61 +13090,55 @@
         <w:t>–</w:t>
       </w:r>
       <w:r>
+        <w:t xml:space="preserve"> при росте</w:t>
+      </w:r>
+      <w:r>
+        <w:t xml:space="preserve"> «</w:t>
+      </w:r>
+      <w:r>
+        <w:t>фондовооруженност</w:t>
+      </w:r>
+      <w:r>
+        <w:t>и</w:t>
+      </w:r>
+      <w:r>
+        <w:t xml:space="preserve"> труда</w:t>
+      </w:r>
+      <w:r>
+        <w:t>»</w:t>
+      </w:r>
+      <w:r>
+        <w:t xml:space="preserve"> на единицу</w:t>
+      </w:r>
+      <w:r>
+        <w:t xml:space="preserve"> измерения</w:t>
+      </w:r>
+      <w:r>
         <w:t xml:space="preserve"> </w:t>
       </w:r>
       <w:r>
-        <w:t>при росте</w:t>
-      </w:r>
-      <w:r>
-        <w:t xml:space="preserve"> «</w:t>
-      </w:r>
-      <w:r>
-        <w:t>фондовооруженност</w:t>
-      </w:r>
-      <w:r>
-        <w:t>и</w:t>
-      </w:r>
-      <w:r>
-        <w:t xml:space="preserve"> труда</w:t>
+        <w:t>«</w:t>
+      </w:r>
+      <w:r>
+        <w:t>производительность труда</w:t>
       </w:r>
       <w:r>
         <w:t>»</w:t>
       </w:r>
       <w:r>
-        <w:t xml:space="preserve"> на единицу</w:t>
-      </w:r>
-      <w:r>
-        <w:t xml:space="preserve"> измерения</w:t>
+        <w:t xml:space="preserve"> в среднем увеличивается на </w:t>
+      </w:r>
+      <w:r>
+        <w:t>0</w:t>
+      </w:r>
+      <w:r>
+        <w:t>,26</w:t>
       </w:r>
       <w:r>
         <w:t xml:space="preserve"> </w:t>
       </w:r>
       <w:r>
-        <w:t>«</w:t>
-      </w:r>
-      <w:r>
-        <w:t>производительность труда</w:t>
-      </w:r>
-      <w:r>
-        <w:t>»</w:t>
-      </w:r>
-      <w:r>
-        <w:t xml:space="preserve"> в среднем увеличивается на </w:t>
-      </w:r>
-      <w:r>
-        <w:t>0</w:t>
-      </w:r>
-      <w:r>
-        <w:t>,26</w:t>
-      </w:r>
-      <w:r>
-        <w:t xml:space="preserve"> </w:t>
-      </w:r>
-      <w:r>
-        <w:t>единиц</w:t>
-      </w:r>
-      <w:r>
-        <w:t>;</w:t>
+        <w:t>единиц;</w:t>
       </w:r>
     </w:p>
     <w:p>
@@ -14083,19 +13241,7 @@
           <w:rPr>
             <w:rFonts w:ascii="Cambria Math" w:hAnsi="Cambria Math"/>
           </w:rPr>
-          <m:t>=0</m:t>
-        </m:r>
-        <m:r>
-          <w:rPr>
-            <w:rFonts w:ascii="Cambria Math" w:hAnsi="Cambria Math"/>
-          </w:rPr>
-          <m:t>,</m:t>
-        </m:r>
-        <m:r>
-          <w:rPr>
-            <w:rFonts w:ascii="Cambria Math" w:hAnsi="Cambria Math"/>
-          </w:rPr>
-          <m:t>23</m:t>
+          <m:t>=0,23</m:t>
         </m:r>
       </m:oMath>
       <w:r>
@@ -14105,10 +13251,7 @@
         <w:t>–</w:t>
       </w:r>
       <w:r>
-        <w:t xml:space="preserve"> </w:t>
-      </w:r>
-      <w:r>
-        <w:t>при росте</w:t>
+        <w:t xml:space="preserve"> при росте</w:t>
       </w:r>
       <w:r>
         <w:t xml:space="preserve"> «</w:t>
@@ -14117,10 +13260,7 @@
         <w:t>фондоотдач</w:t>
       </w:r>
       <w:r>
-        <w:t>и</w:t>
-      </w:r>
-      <w:r>
-        <w:t>»</w:t>
+        <w:t>и»</w:t>
       </w:r>
       <w:r>
         <w:t xml:space="preserve"> на </w:t>
@@ -14202,19 +13342,7 @@
           <w:rPr>
             <w:rFonts w:ascii="Cambria Math" w:hAnsi="Cambria Math"/>
           </w:rPr>
-          <m:t>=0</m:t>
-        </m:r>
-        <m:r>
-          <w:rPr>
-            <w:rFonts w:ascii="Cambria Math" w:hAnsi="Cambria Math"/>
-          </w:rPr>
-          <m:t>,</m:t>
-        </m:r>
-        <m:r>
-          <w:rPr>
-            <w:rFonts w:ascii="Cambria Math" w:hAnsi="Cambria Math"/>
-          </w:rPr>
-          <m:t>24</m:t>
+          <m:t>=0,24</m:t>
         </m:r>
       </m:oMath>
       <w:r>
@@ -14224,10 +13352,7 @@
         <w:t>–</w:t>
       </w:r>
       <w:r>
-        <w:t xml:space="preserve"> </w:t>
-      </w:r>
-      <w:r>
-        <w:t>при росте</w:t>
+        <w:t xml:space="preserve"> при росте</w:t>
       </w:r>
       <w:r>
         <w:t xml:space="preserve"> «</w:t>
@@ -14285,11 +13410,9 @@
       <w:r>
         <w:t>Далее реализуем функцию «</w:t>
       </w:r>
-      <w:proofErr w:type="spellStart"/>
       <w:r>
         <w:t>elasticity</w:t>
       </w:r>
-      <w:proofErr w:type="spellEnd"/>
       <w:r>
         <w:t>()»</w:t>
       </w:r>
@@ -14670,16 +13793,7 @@
         </w:numPr>
       </w:pPr>
       <w:r>
-        <w:t xml:space="preserve">коэффициентов </w:t>
-      </w:r>
-      <w:r>
-        <w:t>степенного</w:t>
-      </w:r>
-      <w:r>
-        <w:t xml:space="preserve"> уравнения</w:t>
-      </w:r>
-      <w:r>
-        <w:t>:</w:t>
+        <w:t>коэффициентов степенного уравнения:</w:t>
       </w:r>
       <w:r>
         <w:t xml:space="preserve"> </w:t>
@@ -14779,6 +13893,7 @@
       </w:pPr>
       <w:r>
         <w:rPr>
+          <w:noProof/>
           <w:lang w:val="en-US"/>
         </w:rPr>
         <w:drawing>
@@ -14826,45 +13941,25 @@
       <w:r>
         <w:t xml:space="preserve">Рисунок </w:t>
       </w:r>
-      <w:r>
-        <w:fldChar w:fldCharType="begin"/>
-      </w:r>
-      <w:r>
-        <w:instrText xml:space="preserve"> STYLEREF 1 \s </w:instrText>
-      </w:r>
-      <w:r>
-        <w:fldChar w:fldCharType="separate"/>
-      </w:r>
-      <w:r>
-        <w:rPr>
-          <w:noProof/>
-        </w:rPr>
-        <w:t>3</w:t>
-      </w:r>
-      <w:r>
-        <w:fldChar w:fldCharType="end"/>
-      </w:r>
+      <w:fldSimple w:instr=" STYLEREF 1 \s ">
+        <w:r>
+          <w:rPr>
+            <w:noProof/>
+          </w:rPr>
+          <w:t>3</w:t>
+        </w:r>
+      </w:fldSimple>
       <w:r>
         <w:t>.</w:t>
       </w:r>
-      <w:r>
-        <w:fldChar w:fldCharType="begin"/>
-      </w:r>
-      <w:r>
-        <w:instrText xml:space="preserve"> SEQ Рисунок \* ARABIC \s 1 </w:instrText>
-      </w:r>
-      <w:r>
-        <w:fldChar w:fldCharType="separate"/>
-      </w:r>
-      <w:r>
-        <w:rPr>
-          <w:noProof/>
-        </w:rPr>
-        <w:t>27</w:t>
-      </w:r>
-      <w:r>
-        <w:fldChar w:fldCharType="end"/>
-      </w:r>
+      <w:fldSimple w:instr=" SEQ Рисунок \* ARABIC \s 1 ">
+        <w:r>
+          <w:rPr>
+            <w:noProof/>
+          </w:rPr>
+          <w:t>27</w:t>
+        </w:r>
+      </w:fldSimple>
       <w:bookmarkEnd w:id="51"/>
       <w:r>
         <w:t xml:space="preserve"> – </w:t>
@@ -14886,10 +13981,7 @@
         <w:t xml:space="preserve">Применяя функцию, получим эластичность коэффициентов </w:t>
       </w:r>
       <w:r>
-        <w:t>уравнений</w:t>
-      </w:r>
-      <w:r>
-        <w:t>:</w:t>
+        <w:t>уравнений:</w:t>
       </w:r>
     </w:p>
     <w:p>
@@ -14901,10 +13993,7 @@
         </w:numPr>
       </w:pPr>
       <w:r>
-        <w:t xml:space="preserve">линейного </w:t>
-      </w:r>
-      <w:r>
-        <w:t>(</w:t>
+        <w:t>линейного (</w:t>
       </w:r>
       <w:r>
         <w:fldChar w:fldCharType="begin"/>
@@ -14937,10 +14026,7 @@
         <w:fldChar w:fldCharType="end"/>
       </w:r>
       <w:r>
-        <w:t>)</w:t>
-      </w:r>
-      <w:r>
-        <w:t>:</w:t>
+        <w:t>):</w:t>
       </w:r>
     </w:p>
     <w:p>
@@ -14982,25 +14068,7 @@
           <w:rPr>
             <w:rFonts w:ascii="Cambria Math" w:hAnsi="Cambria Math"/>
           </w:rPr>
-          <m:t>=</m:t>
-        </m:r>
-        <m:r>
-          <w:rPr>
-            <w:rFonts w:ascii="Cambria Math" w:hAnsi="Cambria Math"/>
-          </w:rPr>
-          <m:t>0</m:t>
-        </m:r>
-        <m:r>
-          <w:rPr>
-            <w:rFonts w:ascii="Cambria Math" w:hAnsi="Cambria Math"/>
-          </w:rPr>
-          <m:t>,</m:t>
-        </m:r>
-        <m:r>
-          <w:rPr>
-            <w:rFonts w:ascii="Cambria Math" w:hAnsi="Cambria Math"/>
-          </w:rPr>
-          <m:t>19</m:t>
+          <m:t>=0,19</m:t>
         </m:r>
       </m:oMath>
       <w:r>
@@ -15022,10 +14090,7 @@
         <w:t xml:space="preserve"> труда</w:t>
       </w:r>
       <w:r>
-        <w:t xml:space="preserve">» на 1% </w:t>
-      </w:r>
-      <w:r>
-        <w:t>«</w:t>
+        <w:t>» на 1% «</w:t>
       </w:r>
       <w:r>
         <w:t>производительность труда</w:t>
@@ -15037,10 +14102,7 @@
         <w:t xml:space="preserve"> </w:t>
       </w:r>
       <w:r>
-        <w:t>повышается соответственно</w:t>
-      </w:r>
-      <w:r>
-        <w:t xml:space="preserve"> </w:t>
+        <w:t xml:space="preserve">повышается соответственно </w:t>
       </w:r>
       <w:r>
         <w:t xml:space="preserve">на </w:t>
@@ -15101,10 +14163,7 @@
         <w:fldChar w:fldCharType="end"/>
       </w:r>
       <w:r>
-        <w:t>)</w:t>
-      </w:r>
-      <w:r>
-        <w:t>:</w:t>
+        <w:t>):</w:t>
       </w:r>
     </w:p>
     <w:p>
@@ -15146,32 +14205,11 @@
           <w:rPr>
             <w:rFonts w:ascii="Cambria Math" w:hAnsi="Cambria Math"/>
           </w:rPr>
-          <m:t>=</m:t>
-        </m:r>
-        <m:r>
-          <w:rPr>
-            <w:rFonts w:ascii="Cambria Math" w:hAnsi="Cambria Math"/>
-          </w:rPr>
-          <m:t>0</m:t>
-        </m:r>
-        <m:r>
-          <w:rPr>
-            <w:rFonts w:ascii="Cambria Math" w:hAnsi="Cambria Math"/>
-          </w:rPr>
-          <m:t>,</m:t>
-        </m:r>
-        <m:r>
-          <w:rPr>
-            <w:rFonts w:ascii="Cambria Math" w:hAnsi="Cambria Math"/>
-          </w:rPr>
-          <m:t>23</m:t>
+          <m:t>=0,23</m:t>
         </m:r>
       </m:oMath>
       <w:r>
-        <w:t xml:space="preserve"> – </w:t>
-      </w:r>
-      <w:r>
-        <w:t>при увеличении «</w:t>
+        <w:t xml:space="preserve"> – при увеличении «</w:t>
       </w:r>
       <w:r>
         <w:t>фондоотдач</w:t>
@@ -15201,10 +14239,7 @@
         <w:t>,</w:t>
       </w:r>
       <w:r>
-        <w:t>23</w:t>
-      </w:r>
-      <w:r>
-        <w:t>%</w:t>
+        <w:t>23%</w:t>
       </w:r>
       <w:r>
         <w:t>,</w:t>
@@ -15249,32 +14284,11 @@
           <w:rPr>
             <w:rFonts w:ascii="Cambria Math" w:hAnsi="Cambria Math"/>
           </w:rPr>
-          <m:t>=</m:t>
-        </m:r>
-        <m:r>
-          <w:rPr>
-            <w:rFonts w:ascii="Cambria Math" w:hAnsi="Cambria Math"/>
-          </w:rPr>
-          <m:t>0</m:t>
-        </m:r>
-        <m:r>
-          <w:rPr>
-            <w:rFonts w:ascii="Cambria Math" w:hAnsi="Cambria Math"/>
-          </w:rPr>
-          <m:t>,</m:t>
-        </m:r>
-        <m:r>
-          <w:rPr>
-            <w:rFonts w:ascii="Cambria Math" w:hAnsi="Cambria Math"/>
-          </w:rPr>
-          <m:t>24</m:t>
+          <m:t>=0,24</m:t>
         </m:r>
       </m:oMath>
       <w:r>
-        <w:t xml:space="preserve"> – </w:t>
-      </w:r>
-      <w:r>
-        <w:t>при увеличении «</w:t>
+        <w:t xml:space="preserve"> – при увеличении «</w:t>
       </w:r>
       <w:r>
         <w:t>фондовооруженност</w:t>
@@ -15310,10 +14324,7 @@
         <w:t>,</w:t>
       </w:r>
       <w:r>
-        <w:t>24</w:t>
-      </w:r>
-      <w:r>
-        <w:t>%</w:t>
+        <w:t>24%</w:t>
       </w:r>
       <w:r>
         <w:t>.</w:t>
@@ -15330,6 +14341,9 @@
         <w:jc w:val="center"/>
       </w:pPr>
       <w:r>
+        <w:rPr>
+          <w:noProof/>
+        </w:rPr>
         <w:drawing>
           <wp:inline distT="0" distB="0" distL="0" distR="0" wp14:anchorId="55C955AF" wp14:editId="0E727130">
             <wp:extent cx="5899785" cy="1261903"/>
@@ -15375,45 +14389,25 @@
       <w:r>
         <w:t xml:space="preserve">Рисунок </w:t>
       </w:r>
-      <w:r>
-        <w:fldChar w:fldCharType="begin"/>
-      </w:r>
-      <w:r>
-        <w:instrText xml:space="preserve"> STYLEREF 1 \s </w:instrText>
-      </w:r>
-      <w:r>
-        <w:fldChar w:fldCharType="separate"/>
-      </w:r>
-      <w:r>
-        <w:rPr>
-          <w:noProof/>
-        </w:rPr>
-        <w:t>3</w:t>
-      </w:r>
-      <w:r>
-        <w:fldChar w:fldCharType="end"/>
-      </w:r>
+      <w:fldSimple w:instr=" STYLEREF 1 \s ">
+        <w:r>
+          <w:rPr>
+            <w:noProof/>
+          </w:rPr>
+          <w:t>3</w:t>
+        </w:r>
+      </w:fldSimple>
       <w:r>
         <w:t>.</w:t>
       </w:r>
-      <w:r>
-        <w:fldChar w:fldCharType="begin"/>
-      </w:r>
-      <w:r>
-        <w:instrText xml:space="preserve"> SEQ Рисунок \* ARABIC \s 1 </w:instrText>
-      </w:r>
-      <w:r>
-        <w:fldChar w:fldCharType="separate"/>
-      </w:r>
-      <w:r>
-        <w:rPr>
-          <w:noProof/>
-        </w:rPr>
-        <w:t>28</w:t>
-      </w:r>
-      <w:r>
-        <w:fldChar w:fldCharType="end"/>
-      </w:r>
+      <w:fldSimple w:instr=" SEQ Рисунок \* ARABIC \s 1 ">
+        <w:r>
+          <w:rPr>
+            <w:noProof/>
+          </w:rPr>
+          <w:t>28</w:t>
+        </w:r>
+      </w:fldSimple>
       <w:bookmarkEnd w:id="52"/>
       <w:r>
         <w:t xml:space="preserve"> – Эластичность линейного уравнения</w:t>
@@ -15430,6 +14424,9 @@
         <w:jc w:val="center"/>
       </w:pPr>
       <w:r>
+        <w:rPr>
+          <w:noProof/>
+        </w:rPr>
         <w:drawing>
           <wp:inline distT="0" distB="0" distL="0" distR="0" wp14:anchorId="012FD48D" wp14:editId="22F9C9F1">
             <wp:extent cx="5296639" cy="1609950"/>
@@ -15475,57 +14472,28 @@
       <w:r>
         <w:t xml:space="preserve">Рисунок </w:t>
       </w:r>
-      <w:r>
-        <w:fldChar w:fldCharType="begin"/>
-      </w:r>
-      <w:r>
-        <w:instrText xml:space="preserve"> STYLEREF 1 \s </w:instrText>
-      </w:r>
-      <w:r>
-        <w:fldChar w:fldCharType="separate"/>
-      </w:r>
-      <w:r>
-        <w:rPr>
-          <w:noProof/>
-        </w:rPr>
-        <w:t>3</w:t>
-      </w:r>
-      <w:r>
-        <w:fldChar w:fldCharType="end"/>
-      </w:r>
+      <w:fldSimple w:instr=" STYLEREF 1 \s ">
+        <w:r>
+          <w:rPr>
+            <w:noProof/>
+          </w:rPr>
+          <w:t>3</w:t>
+        </w:r>
+      </w:fldSimple>
       <w:r>
         <w:t>.</w:t>
       </w:r>
-      <w:r>
-        <w:fldChar w:fldCharType="begin"/>
-      </w:r>
-      <w:r>
-        <w:instrText xml:space="preserve"> SEQ Рисунок \* ARABIC \s 1 </w:instrText>
-      </w:r>
-      <w:r>
-        <w:fldChar w:fldCharType="separate"/>
-      </w:r>
-      <w:r>
-        <w:rPr>
-          <w:noProof/>
-        </w:rPr>
-        <w:t>29</w:t>
-      </w:r>
-      <w:r>
-        <w:fldChar w:fldCharType="end"/>
-      </w:r>
+      <w:fldSimple w:instr=" SEQ Рисунок \* ARABIC \s 1 ">
+        <w:r>
+          <w:rPr>
+            <w:noProof/>
+          </w:rPr>
+          <w:t>29</w:t>
+        </w:r>
+      </w:fldSimple>
       <w:bookmarkEnd w:id="53"/>
       <w:r>
-        <w:t xml:space="preserve"> – </w:t>
-      </w:r>
-      <w:r>
-        <w:t xml:space="preserve">Эластичность </w:t>
-      </w:r>
-      <w:r>
-        <w:t>степенного</w:t>
-      </w:r>
-      <w:r>
-        <w:t xml:space="preserve"> уравнения</w:t>
+        <w:t xml:space="preserve"> – Эластичность степенного уравнения</w:t>
       </w:r>
     </w:p>
     <w:p>
@@ -15841,45 +14809,25 @@
       <w:r>
         <w:t>(</w:t>
       </w:r>
-      <w:r>
-        <w:fldChar w:fldCharType="begin"/>
-      </w:r>
-      <w:r>
-        <w:instrText xml:space="preserve"> STYLEREF 1 \s </w:instrText>
-      </w:r>
-      <w:r>
-        <w:fldChar w:fldCharType="separate"/>
-      </w:r>
-      <w:r>
-        <w:rPr>
-          <w:noProof/>
-        </w:rPr>
-        <w:t>3</w:t>
-      </w:r>
-      <w:r>
-        <w:fldChar w:fldCharType="end"/>
-      </w:r>
+      <w:fldSimple w:instr=" STYLEREF 1 \s ">
+        <w:r>
+          <w:rPr>
+            <w:noProof/>
+          </w:rPr>
+          <w:t>3</w:t>
+        </w:r>
+      </w:fldSimple>
       <w:r>
         <w:t>.</w:t>
       </w:r>
-      <w:r>
-        <w:fldChar w:fldCharType="begin"/>
-      </w:r>
-      <w:r>
-        <w:instrText xml:space="preserve"> SEQ ( \* ARABIC \s 1 </w:instrText>
-      </w:r>
-      <w:r>
-        <w:fldChar w:fldCharType="separate"/>
-      </w:r>
-      <w:r>
-        <w:rPr>
-          <w:noProof/>
-        </w:rPr>
-        <w:t>5</w:t>
-      </w:r>
-      <w:r>
-        <w:fldChar w:fldCharType="end"/>
-      </w:r>
+      <w:fldSimple w:instr=" SEQ ( \* ARABIC \s 1 ">
+        <w:r>
+          <w:rPr>
+            <w:noProof/>
+          </w:rPr>
+          <w:t>5</w:t>
+        </w:r>
+      </w:fldSimple>
       <w:r>
         <w:rPr>
           <w:lang w:val="en-US"/>
@@ -16307,6 +15255,9 @@
         <w:jc w:val="center"/>
       </w:pPr>
       <w:r>
+        <w:rPr>
+          <w:noProof/>
+        </w:rPr>
         <w:drawing>
           <wp:inline distT="0" distB="0" distL="0" distR="0" wp14:anchorId="67DDC405" wp14:editId="710988DD">
             <wp:extent cx="5829301" cy="3175459"/>
@@ -16352,45 +15303,25 @@
       <w:r>
         <w:t xml:space="preserve">Рисунок </w:t>
       </w:r>
-      <w:r>
-        <w:fldChar w:fldCharType="begin"/>
-      </w:r>
-      <w:r>
-        <w:instrText xml:space="preserve"> STYLEREF 1 \s </w:instrText>
-      </w:r>
-      <w:r>
-        <w:fldChar w:fldCharType="separate"/>
-      </w:r>
-      <w:r>
-        <w:rPr>
-          <w:noProof/>
-        </w:rPr>
-        <w:t>3</w:t>
-      </w:r>
-      <w:r>
-        <w:fldChar w:fldCharType="end"/>
-      </w:r>
+      <w:fldSimple w:instr=" STYLEREF 1 \s ">
+        <w:r>
+          <w:rPr>
+            <w:noProof/>
+          </w:rPr>
+          <w:t>3</w:t>
+        </w:r>
+      </w:fldSimple>
       <w:r>
         <w:t>.</w:t>
       </w:r>
-      <w:r>
-        <w:fldChar w:fldCharType="begin"/>
-      </w:r>
-      <w:r>
-        <w:instrText xml:space="preserve"> SEQ Рисунок \* ARABIC \s 1 </w:instrText>
-      </w:r>
-      <w:r>
-        <w:fldChar w:fldCharType="separate"/>
-      </w:r>
-      <w:r>
-        <w:rPr>
-          <w:noProof/>
-        </w:rPr>
-        <w:t>30</w:t>
-      </w:r>
-      <w:r>
-        <w:fldChar w:fldCharType="end"/>
-      </w:r>
+      <w:fldSimple w:instr=" SEQ Рисунок \* ARABIC \s 1 ">
+        <w:r>
+          <w:rPr>
+            <w:noProof/>
+          </w:rPr>
+          <w:t>30</w:t>
+        </w:r>
+      </w:fldSimple>
       <w:bookmarkEnd w:id="55"/>
       <w:r>
         <w:t xml:space="preserve"> – Функция «множественный коэффициент детерминации»</w:t>
@@ -16446,19 +15377,7 @@
           <w:rPr>
             <w:rFonts w:ascii="Cambria Math" w:hAnsi="Cambria Math"/>
           </w:rPr>
-          <m:t>=0.0</m:t>
-        </m:r>
-        <m:r>
-          <w:rPr>
-            <w:rFonts w:ascii="Cambria Math" w:hAnsi="Cambria Math"/>
-          </w:rPr>
-          <m:t>5</m:t>
-        </m:r>
-        <m:r>
-          <w:rPr>
-            <w:rFonts w:ascii="Cambria Math" w:hAnsi="Cambria Math"/>
-          </w:rPr>
-          <m:t>5</m:t>
+          <m:t>=0.055</m:t>
         </m:r>
       </m:oMath>
       <w:r>
@@ -16542,6 +15461,9 @@
         <w:jc w:val="center"/>
       </w:pPr>
       <w:r>
+        <w:rPr>
+          <w:noProof/>
+        </w:rPr>
         <w:drawing>
           <wp:inline distT="0" distB="0" distL="0" distR="0" wp14:anchorId="63FFFDAC" wp14:editId="6289F7AB">
             <wp:extent cx="5954750" cy="1506544"/>
@@ -16587,45 +15509,25 @@
       <w:r>
         <w:t xml:space="preserve">Рисунок </w:t>
       </w:r>
-      <w:r>
-        <w:fldChar w:fldCharType="begin"/>
-      </w:r>
-      <w:r>
-        <w:instrText xml:space="preserve"> STYLEREF 1 \s </w:instrText>
-      </w:r>
-      <w:r>
-        <w:fldChar w:fldCharType="separate"/>
-      </w:r>
-      <w:r>
-        <w:rPr>
-          <w:noProof/>
-        </w:rPr>
-        <w:t>3</w:t>
-      </w:r>
-      <w:r>
-        <w:fldChar w:fldCharType="end"/>
-      </w:r>
+      <w:fldSimple w:instr=" STYLEREF 1 \s ">
+        <w:r>
+          <w:rPr>
+            <w:noProof/>
+          </w:rPr>
+          <w:t>3</w:t>
+        </w:r>
+      </w:fldSimple>
       <w:r>
         <w:t>.</w:t>
       </w:r>
-      <w:r>
-        <w:fldChar w:fldCharType="begin"/>
-      </w:r>
-      <w:r>
-        <w:instrText xml:space="preserve"> SEQ Рисунок \* ARABIC \s 1 </w:instrText>
-      </w:r>
-      <w:r>
-        <w:fldChar w:fldCharType="separate"/>
-      </w:r>
-      <w:r>
-        <w:rPr>
-          <w:noProof/>
-        </w:rPr>
-        <w:t>31</w:t>
-      </w:r>
-      <w:r>
-        <w:fldChar w:fldCharType="end"/>
-      </w:r>
+      <w:fldSimple w:instr=" SEQ Рисунок \* ARABIC \s 1 ">
+        <w:r>
+          <w:rPr>
+            <w:noProof/>
+          </w:rPr>
+          <w:t>31</w:t>
+        </w:r>
+      </w:fldSimple>
       <w:bookmarkEnd w:id="56"/>
       <w:r>
         <w:t xml:space="preserve"> – Множественный коэффициент детерминации линейного уравнения</w:t>
@@ -16782,19 +15684,7 @@
         <w:t xml:space="preserve"> </w:t>
       </w:r>
       <w:r>
-        <w:t>коэффициент</w:t>
-      </w:r>
-      <w:r>
-        <w:t>а</w:t>
-      </w:r>
-      <w:r>
-        <w:t xml:space="preserve"> детерминации</w:t>
-      </w:r>
-      <w:r>
-        <w:t>, который</w:t>
-      </w:r>
-      <w:r>
-        <w:t xml:space="preserve"> </w:t>
+        <w:t xml:space="preserve">коэффициента детерминации, который </w:t>
       </w:r>
       <m:oMath>
         <m:sSup>
@@ -16834,26 +15724,11 @@
           <w:rPr>
             <w:rFonts w:ascii="Cambria Math" w:hAnsi="Cambria Math"/>
           </w:rPr>
-          <m:t>=0.0</m:t>
-        </m:r>
-        <m:r>
-          <w:rPr>
-            <w:rFonts w:ascii="Cambria Math" w:hAnsi="Cambria Math"/>
-          </w:rPr>
-          <m:t>4</m:t>
-        </m:r>
-        <m:r>
-          <w:rPr>
-            <w:rFonts w:ascii="Cambria Math" w:hAnsi="Cambria Math"/>
-          </w:rPr>
-          <m:t>7</m:t>
+          <m:t>=0.047</m:t>
         </m:r>
       </m:oMath>
       <w:r>
-        <w:t xml:space="preserve"> </w:t>
-      </w:r>
-      <w:r>
-        <w:t>(</w:t>
+        <w:t xml:space="preserve"> (</w:t>
       </w:r>
       <w:r>
         <w:fldChar w:fldCharType="begin"/>
@@ -16920,19 +15795,13 @@
         <w:t xml:space="preserve"> труда</w:t>
       </w:r>
       <w:r>
-        <w:t xml:space="preserve">» объясняется </w:t>
-      </w:r>
-      <w:r>
-        <w:t>«</w:t>
+        <w:t>» объясняется «</w:t>
       </w:r>
       <w:r>
         <w:t>фондоотдач</w:t>
       </w:r>
       <w:r>
-        <w:t xml:space="preserve">ей» и </w:t>
-      </w:r>
-      <w:r>
-        <w:t>«</w:t>
+        <w:t>ей» и «</w:t>
       </w:r>
       <w:r>
         <w:t>фондовооруженност</w:t>
@@ -16958,6 +15827,9 @@
         <w:jc w:val="center"/>
       </w:pPr>
       <w:r>
+        <w:rPr>
+          <w:noProof/>
+        </w:rPr>
         <w:drawing>
           <wp:inline distT="0" distB="0" distL="0" distR="0" wp14:anchorId="5D39E20D" wp14:editId="00191936">
             <wp:extent cx="5947410" cy="2199481"/>
@@ -17003,57 +15875,28 @@
       <w:r>
         <w:t xml:space="preserve">Рисунок </w:t>
       </w:r>
-      <w:r>
-        <w:fldChar w:fldCharType="begin"/>
-      </w:r>
-      <w:r>
-        <w:instrText xml:space="preserve"> STYLEREF 1 \s </w:instrText>
-      </w:r>
-      <w:r>
-        <w:fldChar w:fldCharType="separate"/>
-      </w:r>
-      <w:r>
-        <w:rPr>
-          <w:noProof/>
-        </w:rPr>
-        <w:t>3</w:t>
-      </w:r>
-      <w:r>
-        <w:fldChar w:fldCharType="end"/>
-      </w:r>
+      <w:fldSimple w:instr=" STYLEREF 1 \s ">
+        <w:r>
+          <w:rPr>
+            <w:noProof/>
+          </w:rPr>
+          <w:t>3</w:t>
+        </w:r>
+      </w:fldSimple>
       <w:r>
         <w:t>.</w:t>
       </w:r>
-      <w:r>
-        <w:fldChar w:fldCharType="begin"/>
-      </w:r>
-      <w:r>
-        <w:instrText xml:space="preserve"> SEQ Рисунок \* ARABIC \s 1 </w:instrText>
-      </w:r>
-      <w:r>
-        <w:fldChar w:fldCharType="separate"/>
-      </w:r>
-      <w:r>
-        <w:rPr>
-          <w:noProof/>
-        </w:rPr>
-        <w:t>32</w:t>
-      </w:r>
-      <w:r>
-        <w:fldChar w:fldCharType="end"/>
-      </w:r>
+      <w:fldSimple w:instr=" SEQ Рисунок \* ARABIC \s 1 ">
+        <w:r>
+          <w:rPr>
+            <w:noProof/>
+          </w:rPr>
+          <w:t>32</w:t>
+        </w:r>
+      </w:fldSimple>
       <w:bookmarkEnd w:id="57"/>
       <w:r>
-        <w:t xml:space="preserve"> – </w:t>
-      </w:r>
-      <w:r>
-        <w:t xml:space="preserve">Множественный коэффициент детерминации </w:t>
-      </w:r>
-      <w:r>
-        <w:t>степенного</w:t>
-      </w:r>
-      <w:r>
-        <w:t xml:space="preserve"> уравнения</w:t>
+        <w:t xml:space="preserve"> – Множественный коэффициент детерминации степенного уравнения</w:t>
       </w:r>
     </w:p>
     <w:p>
@@ -17065,18 +15908,9 @@
       <w:pPr>
         <w:pStyle w:val="2"/>
       </w:pPr>
-      <w:bookmarkStart w:id="58" w:name="_Toc244212533"/>
-      <w:r>
-        <w:t>Задание 4 (</w:t>
-      </w:r>
-      <w:r>
-        <w:t>б</w:t>
-      </w:r>
-      <w:r>
-        <w:t xml:space="preserve">) – </w:t>
-      </w:r>
-      <w:r>
-        <w:t>Адекватность</w:t>
+      <w:bookmarkStart w:id="58" w:name="_Toc244214509"/>
+      <w:r>
+        <w:t>Задание 4 (б) – Адекватность</w:t>
       </w:r>
       <w:bookmarkEnd w:id="58"/>
       <w:r>
@@ -17150,11 +15984,9 @@
       <w:r>
         <w:t xml:space="preserve"> реализуем функцию «</w:t>
       </w:r>
-      <w:proofErr w:type="spellStart"/>
       <w:r>
         <w:t>deviations</w:t>
       </w:r>
-      <w:proofErr w:type="spellEnd"/>
       <w:r>
         <w:t>()</w:t>
       </w:r>
@@ -17345,16 +16177,7 @@
         </w:numPr>
       </w:pPr>
       <w:r>
-        <w:t>относительны</w:t>
-      </w:r>
-      <w:r>
-        <w:t>е</w:t>
-      </w:r>
-      <w:r>
-        <w:t xml:space="preserve"> отклонени</w:t>
-      </w:r>
-      <w:r>
-        <w:t>я:</w:t>
+        <w:t>относительные отклонения:</w:t>
       </w:r>
       <w:r>
         <w:t xml:space="preserve"> </w:t>
@@ -17600,10 +16423,7 @@
         <w:t>ошибк</w:t>
       </w:r>
       <w:r>
-        <w:t>а</w:t>
-      </w:r>
-      <w:r>
-        <w:t xml:space="preserve"> </w:t>
+        <w:t xml:space="preserve">а </w:t>
       </w:r>
       <w:r>
         <w:t>аппроксимации</w:t>
@@ -17769,6 +16589,9 @@
         <w:jc w:val="center"/>
       </w:pPr>
       <w:r>
+        <w:rPr>
+          <w:noProof/>
+        </w:rPr>
         <w:lastRenderedPageBreak/>
         <w:drawing>
           <wp:inline distT="0" distB="0" distL="0" distR="0" wp14:anchorId="04D3882C" wp14:editId="2E966EA7">
@@ -17815,45 +16638,25 @@
       <w:r>
         <w:t xml:space="preserve">Рисунок </w:t>
       </w:r>
-      <w:r>
-        <w:fldChar w:fldCharType="begin"/>
-      </w:r>
-      <w:r>
-        <w:instrText xml:space="preserve"> STYLEREF 1 \s </w:instrText>
-      </w:r>
-      <w:r>
-        <w:fldChar w:fldCharType="separate"/>
-      </w:r>
-      <w:r>
-        <w:rPr>
-          <w:noProof/>
-        </w:rPr>
-        <w:t>3</w:t>
-      </w:r>
-      <w:r>
-        <w:fldChar w:fldCharType="end"/>
-      </w:r>
+      <w:fldSimple w:instr=" STYLEREF 1 \s ">
+        <w:r>
+          <w:rPr>
+            <w:noProof/>
+          </w:rPr>
+          <w:t>3</w:t>
+        </w:r>
+      </w:fldSimple>
       <w:r>
         <w:t>.</w:t>
       </w:r>
-      <w:r>
-        <w:fldChar w:fldCharType="begin"/>
-      </w:r>
-      <w:r>
-        <w:instrText xml:space="preserve"> SEQ Рисунок \* ARABIC \s 1 </w:instrText>
-      </w:r>
-      <w:r>
-        <w:fldChar w:fldCharType="separate"/>
-      </w:r>
-      <w:r>
-        <w:rPr>
-          <w:noProof/>
-        </w:rPr>
-        <w:t>33</w:t>
-      </w:r>
-      <w:r>
-        <w:fldChar w:fldCharType="end"/>
-      </w:r>
+      <w:fldSimple w:instr=" SEQ Рисунок \* ARABIC \s 1 ">
+        <w:r>
+          <w:rPr>
+            <w:noProof/>
+          </w:rPr>
+          <w:t>33</w:t>
+        </w:r>
+      </w:fldSimple>
       <w:bookmarkEnd w:id="59"/>
       <w:r>
         <w:t xml:space="preserve"> – Функция «отклонения»</w:t>
@@ -17874,16 +16677,11 @@
       <w:r>
         <w:t>Применим функцию «</w:t>
       </w:r>
-      <w:proofErr w:type="spellStart"/>
       <w:r>
         <w:t>deviations</w:t>
       </w:r>
-      <w:proofErr w:type="spellEnd"/>
-      <w:r>
-        <w:t>()</w:t>
-      </w:r>
-      <w:r>
-        <w:t>» для линейного (</w:t>
+      <w:r>
+        <w:t>()» для линейного (</w:t>
       </w:r>
       <w:r>
         <w:fldChar w:fldCharType="begin"/>
@@ -18058,6 +16856,9 @@
         <w:jc w:val="center"/>
       </w:pPr>
       <w:r>
+        <w:rPr>
+          <w:noProof/>
+        </w:rPr>
         <w:lastRenderedPageBreak/>
         <w:drawing>
           <wp:inline distT="0" distB="0" distL="0" distR="0" wp14:anchorId="0607F8BA" wp14:editId="4782D5F4">
@@ -18104,45 +16905,25 @@
       <w:r>
         <w:t xml:space="preserve">Рисунок </w:t>
       </w:r>
-      <w:r>
-        <w:fldChar w:fldCharType="begin"/>
-      </w:r>
-      <w:r>
-        <w:instrText xml:space="preserve"> STYLEREF 1 \s </w:instrText>
-      </w:r>
-      <w:r>
-        <w:fldChar w:fldCharType="separate"/>
-      </w:r>
-      <w:r>
-        <w:rPr>
-          <w:noProof/>
-        </w:rPr>
-        <w:t>3</w:t>
-      </w:r>
-      <w:r>
-        <w:fldChar w:fldCharType="end"/>
-      </w:r>
+      <w:fldSimple w:instr=" STYLEREF 1 \s ">
+        <w:r>
+          <w:rPr>
+            <w:noProof/>
+          </w:rPr>
+          <w:t>3</w:t>
+        </w:r>
+      </w:fldSimple>
       <w:r>
         <w:t>.</w:t>
       </w:r>
-      <w:r>
-        <w:fldChar w:fldCharType="begin"/>
-      </w:r>
-      <w:r>
-        <w:instrText xml:space="preserve"> SEQ Рисунок \* ARABIC \s 1 </w:instrText>
-      </w:r>
-      <w:r>
-        <w:fldChar w:fldCharType="separate"/>
-      </w:r>
-      <w:r>
-        <w:rPr>
-          <w:noProof/>
-        </w:rPr>
-        <w:t>34</w:t>
-      </w:r>
-      <w:r>
-        <w:fldChar w:fldCharType="end"/>
-      </w:r>
+      <w:fldSimple w:instr=" SEQ Рисунок \* ARABIC \s 1 ">
+        <w:r>
+          <w:rPr>
+            <w:noProof/>
+          </w:rPr>
+          <w:t>34</w:t>
+        </w:r>
+      </w:fldSimple>
       <w:bookmarkEnd w:id="60"/>
       <w:r>
         <w:t xml:space="preserve"> – Отклонения линейного уравнения (начало)</w:t>
@@ -18159,6 +16940,9 @@
         <w:jc w:val="center"/>
       </w:pPr>
       <w:r>
+        <w:rPr>
+          <w:noProof/>
+        </w:rPr>
         <w:drawing>
           <wp:inline distT="0" distB="0" distL="0" distR="0" wp14:anchorId="54ACF360" wp14:editId="1E5EB7E5">
             <wp:extent cx="5956935" cy="1456060"/>
@@ -18204,57 +16988,28 @@
       <w:r>
         <w:t xml:space="preserve">Рисунок </w:t>
       </w:r>
-      <w:r>
-        <w:fldChar w:fldCharType="begin"/>
-      </w:r>
-      <w:r>
-        <w:instrText xml:space="preserve"> STYLEREF 1 \s </w:instrText>
-      </w:r>
-      <w:r>
-        <w:fldChar w:fldCharType="separate"/>
-      </w:r>
-      <w:r>
-        <w:rPr>
-          <w:noProof/>
-        </w:rPr>
-        <w:t>3</w:t>
-      </w:r>
-      <w:r>
-        <w:fldChar w:fldCharType="end"/>
-      </w:r>
+      <w:fldSimple w:instr=" STYLEREF 1 \s ">
+        <w:r>
+          <w:rPr>
+            <w:noProof/>
+          </w:rPr>
+          <w:t>3</w:t>
+        </w:r>
+      </w:fldSimple>
       <w:r>
         <w:t>.</w:t>
       </w:r>
-      <w:r>
-        <w:fldChar w:fldCharType="begin"/>
-      </w:r>
-      <w:r>
-        <w:instrText xml:space="preserve"> SEQ Рисунок \* ARABIC \s 1 </w:instrText>
-      </w:r>
-      <w:r>
-        <w:fldChar w:fldCharType="separate"/>
-      </w:r>
-      <w:r>
-        <w:rPr>
-          <w:noProof/>
-        </w:rPr>
-        <w:t>35</w:t>
-      </w:r>
-      <w:r>
-        <w:fldChar w:fldCharType="end"/>
-      </w:r>
+      <w:fldSimple w:instr=" SEQ Рисунок \* ARABIC \s 1 ">
+        <w:r>
+          <w:rPr>
+            <w:noProof/>
+          </w:rPr>
+          <w:t>35</w:t>
+        </w:r>
+      </w:fldSimple>
       <w:bookmarkEnd w:id="61"/>
       <w:r>
-        <w:t xml:space="preserve"> – </w:t>
-      </w:r>
-      <w:r>
-        <w:t>Отклонения линейного уравнения (</w:t>
-      </w:r>
-      <w:r>
-        <w:t>конец</w:t>
-      </w:r>
-      <w:r>
-        <w:t>)</w:t>
+        <w:t xml:space="preserve"> – Отклонения линейного уравнения (конец)</w:t>
       </w:r>
     </w:p>
     <w:p>
@@ -18268,6 +17023,9 @@
         <w:jc w:val="center"/>
       </w:pPr>
       <w:r>
+        <w:rPr>
+          <w:noProof/>
+        </w:rPr>
         <w:drawing>
           <wp:inline distT="0" distB="0" distL="0" distR="0" wp14:anchorId="195F897A" wp14:editId="162B2487">
             <wp:extent cx="5947410" cy="1147998"/>
@@ -18313,57 +17071,28 @@
       <w:r>
         <w:t xml:space="preserve">Рисунок </w:t>
       </w:r>
-      <w:r>
-        <w:fldChar w:fldCharType="begin"/>
-      </w:r>
-      <w:r>
-        <w:instrText xml:space="preserve"> STYLEREF 1 \s </w:instrText>
-      </w:r>
-      <w:r>
-        <w:fldChar w:fldCharType="separate"/>
-      </w:r>
-      <w:r>
-        <w:rPr>
-          <w:noProof/>
-        </w:rPr>
-        <w:t>3</w:t>
-      </w:r>
-      <w:r>
-        <w:fldChar w:fldCharType="end"/>
-      </w:r>
+      <w:fldSimple w:instr=" STYLEREF 1 \s ">
+        <w:r>
+          <w:rPr>
+            <w:noProof/>
+          </w:rPr>
+          <w:t>3</w:t>
+        </w:r>
+      </w:fldSimple>
       <w:r>
         <w:t>.</w:t>
       </w:r>
-      <w:r>
-        <w:fldChar w:fldCharType="begin"/>
-      </w:r>
-      <w:r>
-        <w:instrText xml:space="preserve"> SEQ Рисунок \* ARABIC \s 1 </w:instrText>
-      </w:r>
-      <w:r>
-        <w:fldChar w:fldCharType="separate"/>
-      </w:r>
-      <w:r>
-        <w:rPr>
-          <w:noProof/>
-        </w:rPr>
-        <w:t>36</w:t>
-      </w:r>
-      <w:r>
-        <w:fldChar w:fldCharType="end"/>
-      </w:r>
+      <w:fldSimple w:instr=" SEQ Рисунок \* ARABIC \s 1 ">
+        <w:r>
+          <w:rPr>
+            <w:noProof/>
+          </w:rPr>
+          <w:t>36</w:t>
+        </w:r>
+      </w:fldSimple>
       <w:bookmarkEnd w:id="62"/>
       <w:r>
-        <w:t xml:space="preserve"> – </w:t>
-      </w:r>
-      <w:r>
-        <w:t xml:space="preserve">Отклонения </w:t>
-      </w:r>
-      <w:r>
-        <w:t>степенного</w:t>
-      </w:r>
-      <w:r>
-        <w:t xml:space="preserve"> уравнения (начало)</w:t>
+        <w:t xml:space="preserve"> – Отклонения степенного уравнения (начало)</w:t>
       </w:r>
     </w:p>
     <w:p>
@@ -18377,6 +17106,9 @@
         <w:jc w:val="center"/>
       </w:pPr>
       <w:r>
+        <w:rPr>
+          <w:noProof/>
+        </w:rPr>
         <w:drawing>
           <wp:inline distT="0" distB="0" distL="0" distR="0" wp14:anchorId="4E975253" wp14:editId="33850B82">
             <wp:extent cx="5937885" cy="1430455"/>
@@ -18422,51 +17154,28 @@
       <w:r>
         <w:t xml:space="preserve">Рисунок </w:t>
       </w:r>
-      <w:r>
-        <w:fldChar w:fldCharType="begin"/>
-      </w:r>
-      <w:r>
-        <w:instrText xml:space="preserve"> STYLEREF 1 \s </w:instrText>
-      </w:r>
-      <w:r>
-        <w:fldChar w:fldCharType="separate"/>
-      </w:r>
-      <w:r>
-        <w:rPr>
-          <w:noProof/>
-        </w:rPr>
-        <w:t>3</w:t>
-      </w:r>
-      <w:r>
-        <w:fldChar w:fldCharType="end"/>
-      </w:r>
+      <w:fldSimple w:instr=" STYLEREF 1 \s ">
+        <w:r>
+          <w:rPr>
+            <w:noProof/>
+          </w:rPr>
+          <w:t>3</w:t>
+        </w:r>
+      </w:fldSimple>
       <w:r>
         <w:t>.</w:t>
       </w:r>
-      <w:r>
-        <w:fldChar w:fldCharType="begin"/>
-      </w:r>
-      <w:r>
-        <w:instrText xml:space="preserve"> SEQ Рисунок \* ARABIC \s 1 </w:instrText>
-      </w:r>
-      <w:r>
-        <w:fldChar w:fldCharType="separate"/>
-      </w:r>
-      <w:r>
-        <w:rPr>
-          <w:noProof/>
-        </w:rPr>
-        <w:t>37</w:t>
-      </w:r>
-      <w:r>
-        <w:fldChar w:fldCharType="end"/>
-      </w:r>
+      <w:fldSimple w:instr=" SEQ Рисунок \* ARABIC \s 1 ">
+        <w:r>
+          <w:rPr>
+            <w:noProof/>
+          </w:rPr>
+          <w:t>37</w:t>
+        </w:r>
+      </w:fldSimple>
       <w:bookmarkEnd w:id="63"/>
       <w:r>
-        <w:t xml:space="preserve"> – </w:t>
-      </w:r>
-      <w:r>
-        <w:t>Отклонения степенного уравнения (конец)</w:t>
+        <w:t xml:space="preserve"> – Отклонения степенного уравнения (конец)</w:t>
       </w:r>
     </w:p>
     <w:p>
@@ -18478,19 +17187,10 @@
       <w:pPr>
         <w:pStyle w:val="2"/>
       </w:pPr>
-      <w:bookmarkStart w:id="64" w:name="_Toc244212534"/>
+      <w:bookmarkStart w:id="64" w:name="_Toc244214510"/>
       <w:r>
         <w:lastRenderedPageBreak/>
-        <w:t>Задание 4 (</w:t>
-      </w:r>
-      <w:r>
-        <w:t>в</w:t>
-      </w:r>
-      <w:r>
-        <w:t xml:space="preserve">) – </w:t>
-      </w:r>
-      <w:r>
-        <w:t>Интервальные оценки</w:t>
+        <w:t>Задание 4 (в) – Интервальные оценки</w:t>
       </w:r>
       <w:bookmarkEnd w:id="64"/>
     </w:p>
@@ -18501,11 +17201,9 @@
       <w:r>
         <w:t>Реализуем функцию «</w:t>
       </w:r>
-      <w:proofErr w:type="spellStart"/>
       <w:r>
         <w:t>interval_estimate</w:t>
       </w:r>
-      <w:proofErr w:type="spellEnd"/>
       <w:r>
         <w:t>()» (</w:t>
       </w:r>
@@ -19032,10 +17730,7 @@
         </m:sSub>
       </m:oMath>
       <w:r>
-        <w:t xml:space="preserve"> – </w:t>
-      </w:r>
-      <w:r>
-        <w:t xml:space="preserve">определяется по таблице </w:t>
+        <w:t xml:space="preserve"> – определяется по таблице </w:t>
       </w:r>
       <m:oMath>
         <m:r>
@@ -19053,19 +17748,7 @@
           <w:rPr>
             <w:rFonts w:ascii="Cambria Math" w:hAnsi="Cambria Math"/>
           </w:rPr>
-          <m:t>α=</m:t>
-        </m:r>
-        <m:r>
-          <w:rPr>
-            <w:rFonts w:ascii="Cambria Math" w:hAnsi="Cambria Math"/>
-          </w:rPr>
-          <m:t>0</m:t>
-        </m:r>
-        <m:r>
-          <w:rPr>
-            <w:rFonts w:ascii="Cambria Math" w:hAnsi="Cambria Math"/>
-          </w:rPr>
-          <m:t>.05</m:t>
+          <m:t>α=0.05</m:t>
         </m:r>
       </m:oMath>
       <w:r>
@@ -19105,13 +17788,7 @@
           <w:rPr>
             <w:rFonts w:ascii="Cambria Math" w:hAnsi="Cambria Math"/>
           </w:rPr>
-          <m:t>-</m:t>
-        </m:r>
-        <m:r>
-          <w:rPr>
-            <w:rFonts w:ascii="Cambria Math" w:hAnsi="Cambria Math"/>
-          </w:rPr>
-          <m:t>1</m:t>
+          <m:t>-1</m:t>
         </m:r>
       </m:oMath>
       <w:r>
@@ -19129,6 +17806,9 @@
         <w:jc w:val="center"/>
       </w:pPr>
       <w:r>
+        <w:rPr>
+          <w:noProof/>
+        </w:rPr>
         <w:drawing>
           <wp:inline distT="0" distB="0" distL="0" distR="0" wp14:anchorId="53EC6B18" wp14:editId="62D0B23E">
             <wp:extent cx="5345950" cy="4863137"/>
@@ -19174,45 +17854,25 @@
       <w:r>
         <w:t xml:space="preserve">Рисунок </w:t>
       </w:r>
-      <w:r>
-        <w:fldChar w:fldCharType="begin"/>
-      </w:r>
-      <w:r>
-        <w:instrText xml:space="preserve"> STYLEREF 1 \s </w:instrText>
-      </w:r>
-      <w:r>
-        <w:fldChar w:fldCharType="separate"/>
-      </w:r>
-      <w:r>
-        <w:rPr>
-          <w:noProof/>
-        </w:rPr>
-        <w:t>3</w:t>
-      </w:r>
-      <w:r>
-        <w:fldChar w:fldCharType="end"/>
-      </w:r>
+      <w:fldSimple w:instr=" STYLEREF 1 \s ">
+        <w:r>
+          <w:rPr>
+            <w:noProof/>
+          </w:rPr>
+          <w:t>3</w:t>
+        </w:r>
+      </w:fldSimple>
       <w:r>
         <w:t>.</w:t>
       </w:r>
-      <w:r>
-        <w:fldChar w:fldCharType="begin"/>
-      </w:r>
-      <w:r>
-        <w:instrText xml:space="preserve"> SEQ Рисунок \* ARABIC \s 1 </w:instrText>
-      </w:r>
-      <w:r>
-        <w:fldChar w:fldCharType="separate"/>
-      </w:r>
-      <w:r>
-        <w:rPr>
-          <w:noProof/>
-        </w:rPr>
-        <w:t>38</w:t>
-      </w:r>
-      <w:r>
-        <w:fldChar w:fldCharType="end"/>
-      </w:r>
+      <w:fldSimple w:instr=" SEQ Рисунок \* ARABIC \s 1 ">
+        <w:r>
+          <w:rPr>
+            <w:noProof/>
+          </w:rPr>
+          <w:t>38</w:t>
+        </w:r>
+      </w:fldSimple>
       <w:bookmarkEnd w:id="66"/>
       <w:r>
         <w:t xml:space="preserve"> – Функция «интервальная оценка»</w:t>
@@ -19297,16 +17957,11 @@
       <w:r>
         <w:t>) уравнений функцией «</w:t>
       </w:r>
-      <w:proofErr w:type="spellStart"/>
       <w:r>
         <w:t>interval_estimate</w:t>
       </w:r>
-      <w:proofErr w:type="spellEnd"/>
-      <w:r>
-        <w:t>()</w:t>
-      </w:r>
-      <w:r>
-        <w:t>».</w:t>
+      <w:r>
+        <w:t>()».</w:t>
       </w:r>
     </w:p>
     <w:p>
@@ -19320,6 +17975,9 @@
         <w:jc w:val="center"/>
       </w:pPr>
       <w:r>
+        <w:rPr>
+          <w:noProof/>
+        </w:rPr>
         <w:drawing>
           <wp:inline distT="0" distB="0" distL="0" distR="0" wp14:anchorId="7E5BE0B4" wp14:editId="45019083">
             <wp:extent cx="5937885" cy="1224565"/>
@@ -19365,45 +18023,25 @@
       <w:r>
         <w:t xml:space="preserve">Рисунок </w:t>
       </w:r>
-      <w:r>
-        <w:fldChar w:fldCharType="begin"/>
-      </w:r>
-      <w:r>
-        <w:instrText xml:space="preserve"> STYLEREF 1 \s </w:instrText>
-      </w:r>
-      <w:r>
-        <w:fldChar w:fldCharType="separate"/>
-      </w:r>
-      <w:r>
-        <w:rPr>
-          <w:noProof/>
-        </w:rPr>
-        <w:t>3</w:t>
-      </w:r>
-      <w:r>
-        <w:fldChar w:fldCharType="end"/>
-      </w:r>
+      <w:fldSimple w:instr=" STYLEREF 1 \s ">
+        <w:r>
+          <w:rPr>
+            <w:noProof/>
+          </w:rPr>
+          <w:t>3</w:t>
+        </w:r>
+      </w:fldSimple>
       <w:r>
         <w:t>.</w:t>
       </w:r>
-      <w:r>
-        <w:fldChar w:fldCharType="begin"/>
-      </w:r>
-      <w:r>
-        <w:instrText xml:space="preserve"> SEQ Рисунок \* ARABIC \s 1 </w:instrText>
-      </w:r>
-      <w:r>
-        <w:fldChar w:fldCharType="separate"/>
-      </w:r>
-      <w:r>
-        <w:rPr>
-          <w:noProof/>
-        </w:rPr>
-        <w:t>39</w:t>
-      </w:r>
-      <w:r>
-        <w:fldChar w:fldCharType="end"/>
-      </w:r>
+      <w:fldSimple w:instr=" SEQ Рисунок \* ARABIC \s 1 ">
+        <w:r>
+          <w:rPr>
+            <w:noProof/>
+          </w:rPr>
+          <w:t>39</w:t>
+        </w:r>
+      </w:fldSimple>
       <w:bookmarkEnd w:id="67"/>
       <w:r>
         <w:t xml:space="preserve"> – Интервальная оценка коэффициентов регрессии линейного уравнения</w:t>
@@ -19420,6 +18058,9 @@
         <w:jc w:val="center"/>
       </w:pPr>
       <w:r>
+        <w:rPr>
+          <w:noProof/>
+        </w:rPr>
         <w:drawing>
           <wp:inline distT="0" distB="0" distL="0" distR="0" wp14:anchorId="3A4024FC" wp14:editId="57E24BDF">
             <wp:extent cx="5947410" cy="1457328"/>
@@ -19465,57 +18106,28 @@
       <w:r>
         <w:t xml:space="preserve">Рисунок </w:t>
       </w:r>
-      <w:r>
-        <w:fldChar w:fldCharType="begin"/>
-      </w:r>
-      <w:r>
-        <w:instrText xml:space="preserve"> STYLEREF 1 \s </w:instrText>
-      </w:r>
-      <w:r>
-        <w:fldChar w:fldCharType="separate"/>
-      </w:r>
-      <w:r>
-        <w:rPr>
-          <w:noProof/>
-        </w:rPr>
-        <w:t>3</w:t>
-      </w:r>
-      <w:r>
-        <w:fldChar w:fldCharType="end"/>
-      </w:r>
+      <w:fldSimple w:instr=" STYLEREF 1 \s ">
+        <w:r>
+          <w:rPr>
+            <w:noProof/>
+          </w:rPr>
+          <w:t>3</w:t>
+        </w:r>
+      </w:fldSimple>
       <w:r>
         <w:t>.</w:t>
       </w:r>
-      <w:r>
-        <w:fldChar w:fldCharType="begin"/>
-      </w:r>
-      <w:r>
-        <w:instrText xml:space="preserve"> SEQ Рисунок \* ARABIC \s 1 </w:instrText>
-      </w:r>
-      <w:r>
-        <w:fldChar w:fldCharType="separate"/>
-      </w:r>
-      <w:r>
-        <w:rPr>
-          <w:noProof/>
-        </w:rPr>
-        <w:t>40</w:t>
-      </w:r>
-      <w:r>
-        <w:fldChar w:fldCharType="end"/>
-      </w:r>
+      <w:fldSimple w:instr=" SEQ Рисунок \* ARABIC \s 1 ">
+        <w:r>
+          <w:rPr>
+            <w:noProof/>
+          </w:rPr>
+          <w:t>40</w:t>
+        </w:r>
+      </w:fldSimple>
       <w:bookmarkEnd w:id="68"/>
       <w:r>
-        <w:t xml:space="preserve"> – </w:t>
-      </w:r>
-      <w:r>
-        <w:t xml:space="preserve">Интервальная оценка коэффициентов регрессии </w:t>
-      </w:r>
-      <w:r>
-        <w:t>степенного</w:t>
-      </w:r>
-      <w:r>
-        <w:t xml:space="preserve"> уравнения</w:t>
+        <w:t xml:space="preserve"> – Интервальная оценка коэффициентов регрессии степенного уравнения</w:t>
       </w:r>
     </w:p>
     <w:p>
@@ -19527,7 +18139,7 @@
       <w:pPr>
         <w:pStyle w:val="1"/>
       </w:pPr>
-      <w:bookmarkStart w:id="69" w:name="_Toc244212535"/>
+      <w:bookmarkStart w:id="69" w:name="_Toc244214511"/>
       <w:r>
         <w:lastRenderedPageBreak/>
         <w:t>Вывод</w:t>
@@ -20070,27 +18682,7 @@
                                 <w:sz w:val="36"/>
                                 <w:szCs w:val="36"/>
                               </w:rPr>
-                              <w:t xml:space="preserve">МСОИ, </w:t>
-                            </w:r>
-                            <w:proofErr w:type="spellStart"/>
-                            <w:r>
-                              <w:rPr>
-                                <w:rFonts w:ascii="Arial" w:hAnsi="Arial" w:cs="Arial"/>
-                                <w:i/>
-                                <w:sz w:val="36"/>
-                                <w:szCs w:val="36"/>
-                              </w:rPr>
-                              <w:t>л.р</w:t>
-                            </w:r>
-                            <w:proofErr w:type="spellEnd"/>
-                            <w:r>
-                              <w:rPr>
-                                <w:rFonts w:ascii="Arial" w:hAnsi="Arial" w:cs="Arial"/>
-                                <w:i/>
-                                <w:sz w:val="36"/>
-                                <w:szCs w:val="36"/>
-                              </w:rPr>
-                              <w:t xml:space="preserve">. </w:t>
+                              <w:t xml:space="preserve">МСОИ, л.р. </w:t>
                             </w:r>
                             <w:r>
                               <w:rPr>
@@ -20706,7 +19298,6 @@
                             <w:bookmarkStart w:id="3" w:name="_Hlk182706852"/>
                             <w:bookmarkStart w:id="4" w:name="_Hlk182706859"/>
                             <w:bookmarkStart w:id="5" w:name="_Hlk182706860"/>
-                            <w:proofErr w:type="spellStart"/>
                             <w:r>
                               <w:rPr>
                                 <w:rFonts w:ascii="Arial" w:hAnsi="Arial" w:cs="Arial"/>
@@ -20714,17 +19305,7 @@
                                 <w:sz w:val="28"/>
                                 <w:szCs w:val="28"/>
                               </w:rPr>
-                              <w:t>УУНиТ</w:t>
-                            </w:r>
-                            <w:proofErr w:type="spellEnd"/>
-                            <w:r>
-                              <w:rPr>
-                                <w:rFonts w:ascii="Arial" w:hAnsi="Arial" w:cs="Arial"/>
-                                <w:i/>
-                                <w:sz w:val="28"/>
-                                <w:szCs w:val="28"/>
-                              </w:rPr>
-                              <w:t xml:space="preserve"> </w:t>
+                              <w:t xml:space="preserve">УУНиТ </w:t>
                             </w:r>
                             <w:bookmarkEnd w:id="2"/>
                             <w:bookmarkEnd w:id="3"/>
@@ -21119,7 +19700,6 @@
                                 <w:szCs w:val="16"/>
                               </w:rPr>
                             </w:pPr>
-                            <w:proofErr w:type="spellStart"/>
                             <w:r>
                               <w:rPr>
                                 <w:rFonts w:ascii="Arial" w:hAnsi="Arial" w:cs="Arial"/>
@@ -21127,17 +19707,7 @@
                                 <w:sz w:val="16"/>
                                 <w:szCs w:val="16"/>
                               </w:rPr>
-                              <w:t>Разраб</w:t>
-                            </w:r>
-                            <w:proofErr w:type="spellEnd"/>
-                            <w:r>
-                              <w:rPr>
-                                <w:rFonts w:ascii="Arial" w:hAnsi="Arial" w:cs="Arial"/>
-                                <w:i/>
-                                <w:sz w:val="16"/>
-                                <w:szCs w:val="16"/>
-                              </w:rPr>
-                              <w:t>.</w:t>
+                              <w:t>Разраб.</w:t>
                             </w:r>
                           </w:p>
                         </w:txbxContent>
@@ -21258,7 +19828,6 @@
                                 <w:szCs w:val="16"/>
                               </w:rPr>
                             </w:pPr>
-                            <w:proofErr w:type="spellStart"/>
                             <w:r>
                               <w:rPr>
                                 <w:rFonts w:ascii="Arial" w:hAnsi="Arial" w:cs="Arial"/>
@@ -21266,17 +19835,7 @@
                                 <w:sz w:val="16"/>
                                 <w:szCs w:val="16"/>
                               </w:rPr>
-                              <w:t>Рецен</w:t>
-                            </w:r>
-                            <w:proofErr w:type="spellEnd"/>
-                            <w:r>
-                              <w:rPr>
-                                <w:rFonts w:ascii="Arial" w:hAnsi="Arial" w:cs="Arial"/>
-                                <w:i/>
-                                <w:sz w:val="16"/>
-                                <w:szCs w:val="16"/>
-                              </w:rPr>
-                              <w:t>.</w:t>
+                              <w:t>Рецен.</w:t>
                             </w:r>
                           </w:p>
                         </w:txbxContent>
@@ -21365,7 +19924,6 @@
                                 <w:szCs w:val="16"/>
                               </w:rPr>
                             </w:pPr>
-                            <w:proofErr w:type="spellStart"/>
                             <w:r>
                               <w:rPr>
                                 <w:rFonts w:ascii="Arial" w:hAnsi="Arial" w:cs="Arial"/>
@@ -21373,17 +19931,7 @@
                                 <w:sz w:val="16"/>
                                 <w:szCs w:val="16"/>
                               </w:rPr>
-                              <w:t>Н.контр</w:t>
-                            </w:r>
-                            <w:proofErr w:type="spellEnd"/>
-                            <w:r>
-                              <w:rPr>
-                                <w:rFonts w:ascii="Arial" w:hAnsi="Arial" w:cs="Arial"/>
-                                <w:i/>
-                                <w:sz w:val="16"/>
-                                <w:szCs w:val="16"/>
-                              </w:rPr>
-                              <w:t>.</w:t>
+                              <w:t>Н.контр.</w:t>
                             </w:r>
                           </w:p>
                         </w:txbxContent>
@@ -22030,27 +20578,7 @@
                           <w:sz w:val="36"/>
                           <w:szCs w:val="36"/>
                         </w:rPr>
-                        <w:t xml:space="preserve">МСОИ, </w:t>
-                      </w:r>
-                      <w:proofErr w:type="spellStart"/>
-                      <w:r>
-                        <w:rPr>
-                          <w:rFonts w:ascii="Arial" w:hAnsi="Arial" w:cs="Arial"/>
-                          <w:i/>
-                          <w:sz w:val="36"/>
-                          <w:szCs w:val="36"/>
-                        </w:rPr>
-                        <w:t>л.р</w:t>
-                      </w:r>
-                      <w:proofErr w:type="spellEnd"/>
-                      <w:r>
-                        <w:rPr>
-                          <w:rFonts w:ascii="Arial" w:hAnsi="Arial" w:cs="Arial"/>
-                          <w:i/>
-                          <w:sz w:val="36"/>
-                          <w:szCs w:val="36"/>
-                        </w:rPr>
-                        <w:t xml:space="preserve">. </w:t>
+                        <w:t xml:space="preserve">МСОИ, л.р. </w:t>
                       </w:r>
                       <w:r>
                         <w:rPr>
@@ -22323,7 +20851,6 @@
                       <w:bookmarkStart w:id="7" w:name="_Hlk182706852"/>
                       <w:bookmarkStart w:id="8" w:name="_Hlk182706859"/>
                       <w:bookmarkStart w:id="9" w:name="_Hlk182706860"/>
-                      <w:proofErr w:type="spellStart"/>
                       <w:r>
                         <w:rPr>
                           <w:rFonts w:ascii="Arial" w:hAnsi="Arial" w:cs="Arial"/>
@@ -22331,17 +20858,7 @@
                           <w:sz w:val="28"/>
                           <w:szCs w:val="28"/>
                         </w:rPr>
-                        <w:t>УУНиТ</w:t>
-                      </w:r>
-                      <w:proofErr w:type="spellEnd"/>
-                      <w:r>
-                        <w:rPr>
-                          <w:rFonts w:ascii="Arial" w:hAnsi="Arial" w:cs="Arial"/>
-                          <w:i/>
-                          <w:sz w:val="28"/>
-                          <w:szCs w:val="28"/>
-                        </w:rPr>
-                        <w:t xml:space="preserve"> </w:t>
+                        <w:t xml:space="preserve">УУНиТ </w:t>
                       </w:r>
                       <w:bookmarkEnd w:id="6"/>
                       <w:bookmarkEnd w:id="7"/>
@@ -22502,7 +21019,6 @@
                           <w:szCs w:val="16"/>
                         </w:rPr>
                       </w:pPr>
-                      <w:proofErr w:type="spellStart"/>
                       <w:r>
                         <w:rPr>
                           <w:rFonts w:ascii="Arial" w:hAnsi="Arial" w:cs="Arial"/>
@@ -22510,17 +21026,7 @@
                           <w:sz w:val="16"/>
                           <w:szCs w:val="16"/>
                         </w:rPr>
-                        <w:t>Разраб</w:t>
-                      </w:r>
-                      <w:proofErr w:type="spellEnd"/>
-                      <w:r>
-                        <w:rPr>
-                          <w:rFonts w:ascii="Arial" w:hAnsi="Arial" w:cs="Arial"/>
-                          <w:i/>
-                          <w:sz w:val="16"/>
-                          <w:szCs w:val="16"/>
-                        </w:rPr>
-                        <w:t>.</w:t>
+                        <w:t>Разраб.</w:t>
                       </w:r>
                     </w:p>
                   </w:txbxContent>
@@ -22563,7 +21069,6 @@
                           <w:szCs w:val="16"/>
                         </w:rPr>
                       </w:pPr>
-                      <w:proofErr w:type="spellStart"/>
                       <w:r>
                         <w:rPr>
                           <w:rFonts w:ascii="Arial" w:hAnsi="Arial" w:cs="Arial"/>
@@ -22571,17 +21076,7 @@
                           <w:sz w:val="16"/>
                           <w:szCs w:val="16"/>
                         </w:rPr>
-                        <w:t>Рецен</w:t>
-                      </w:r>
-                      <w:proofErr w:type="spellEnd"/>
-                      <w:r>
-                        <w:rPr>
-                          <w:rFonts w:ascii="Arial" w:hAnsi="Arial" w:cs="Arial"/>
-                          <w:i/>
-                          <w:sz w:val="16"/>
-                          <w:szCs w:val="16"/>
-                        </w:rPr>
-                        <w:t>.</w:t>
+                        <w:t>Рецен.</w:t>
                       </w:r>
                     </w:p>
                   </w:txbxContent>
@@ -22600,7 +21095,6 @@
                           <w:szCs w:val="16"/>
                         </w:rPr>
                       </w:pPr>
-                      <w:proofErr w:type="spellStart"/>
                       <w:r>
                         <w:rPr>
                           <w:rFonts w:ascii="Arial" w:hAnsi="Arial" w:cs="Arial"/>
@@ -22608,17 +21102,7 @@
                           <w:sz w:val="16"/>
                           <w:szCs w:val="16"/>
                         </w:rPr>
-                        <w:t>Н.контр</w:t>
-                      </w:r>
-                      <w:proofErr w:type="spellEnd"/>
-                      <w:r>
-                        <w:rPr>
-                          <w:rFonts w:ascii="Arial" w:hAnsi="Arial" w:cs="Arial"/>
-                          <w:i/>
-                          <w:sz w:val="16"/>
-                          <w:szCs w:val="16"/>
-                        </w:rPr>
-                        <w:t>.</w:t>
+                        <w:t>Н.контр.</w:t>
                       </w:r>
                     </w:p>
                   </w:txbxContent>
@@ -25160,6 +23644,7 @@
   <w:style w:type="character" w:default="1" w:styleId="a5">
     <w:name w:val="Default Paragraph Font"/>
     <w:uiPriority w:val="1"/>
+    <w:semiHidden/>
     <w:unhideWhenUsed/>
   </w:style>
   <w:style w:type="table" w:default="1" w:styleId="a6">

--- a/МСОИ, лабораторные работы/МСОИ, л.р. 2/МСОИ, л.р. 2, отчёт.docx
+++ b/МСОИ, лабораторные работы/МСОИ, л.р. 2/МСОИ, л.р. 2, отчёт.docx
@@ -2370,7 +2370,21 @@
               <w:rPr>
                 <w:sz w:val="40"/>
               </w:rPr>
-              <w:t xml:space="preserve">МСОИ, л.р. </w:t>
+              <w:t xml:space="preserve">МСОИ, </w:t>
+            </w:r>
+            <w:proofErr w:type="spellStart"/>
+            <w:r>
+              <w:rPr>
+                <w:sz w:val="40"/>
+              </w:rPr>
+              <w:t>л.р</w:t>
+            </w:r>
+            <w:proofErr w:type="spellEnd"/>
+            <w:r>
+              <w:rPr>
+                <w:sz w:val="40"/>
+              </w:rPr>
+              <w:t xml:space="preserve">. </w:t>
             </w:r>
             <w:r>
               <w:rPr>
@@ -4307,6 +4321,20 @@
           <w:numId w:val="10"/>
         </w:numPr>
       </w:pPr>
+      <m:oMath>
+        <m:r>
+          <w:rPr>
+            <w:rFonts w:ascii="Cambria Math" w:hAnsi="Cambria Math"/>
+          </w:rPr>
+          <m:t>y</m:t>
+        </m:r>
+      </m:oMath>
+      <w:r>
+        <w:rPr>
+          <w:lang w:val="en-US"/>
+        </w:rPr>
+        <w:t xml:space="preserve"> – </w:t>
+      </w:r>
       <w:r>
         <w:t>производительность труда,</w:t>
       </w:r>
@@ -4319,6 +4347,44 @@
           <w:numId w:val="10"/>
         </w:numPr>
       </w:pPr>
+      <m:oMath>
+        <m:sSub>
+          <m:sSubPr>
+            <m:ctrlPr>
+              <w:rPr>
+                <w:rFonts w:ascii="Cambria Math" w:hAnsi="Cambria Math"/>
+                <w:i/>
+                <w:lang w:val="en-US"/>
+              </w:rPr>
+            </m:ctrlPr>
+          </m:sSubPr>
+          <m:e>
+            <m:r>
+              <w:rPr>
+                <w:rFonts w:ascii="Cambria Math" w:hAnsi="Cambria Math"/>
+              </w:rPr>
+              <m:t>x</m:t>
+            </m:r>
+            <m:ctrlPr>
+              <w:rPr>
+                <w:rFonts w:ascii="Cambria Math" w:hAnsi="Cambria Math"/>
+                <w:i/>
+              </w:rPr>
+            </m:ctrlPr>
+          </m:e>
+          <m:sub>
+            <m:r>
+              <w:rPr>
+                <w:rFonts w:ascii="Cambria Math" w:hAnsi="Cambria Math"/>
+              </w:rPr>
+              <m:t>1</m:t>
+            </m:r>
+          </m:sub>
+        </m:sSub>
+      </m:oMath>
+      <w:r>
+        <w:t xml:space="preserve"> – </w:t>
+      </w:r>
       <w:r>
         <w:t xml:space="preserve">удельный вес рабочих в составе </w:t>
       </w:r>
@@ -4337,6 +4403,44 @@
           <w:numId w:val="10"/>
         </w:numPr>
       </w:pPr>
+      <m:oMath>
+        <m:sSub>
+          <m:sSubPr>
+            <m:ctrlPr>
+              <w:rPr>
+                <w:rFonts w:ascii="Cambria Math" w:hAnsi="Cambria Math"/>
+                <w:i/>
+                <w:lang w:val="en-US"/>
+              </w:rPr>
+            </m:ctrlPr>
+          </m:sSubPr>
+          <m:e>
+            <m:r>
+              <w:rPr>
+                <w:rFonts w:ascii="Cambria Math" w:hAnsi="Cambria Math"/>
+              </w:rPr>
+              <m:t>x</m:t>
+            </m:r>
+            <m:ctrlPr>
+              <w:rPr>
+                <w:rFonts w:ascii="Cambria Math" w:hAnsi="Cambria Math"/>
+                <w:i/>
+              </w:rPr>
+            </m:ctrlPr>
+          </m:e>
+          <m:sub>
+            <m:r>
+              <w:rPr>
+                <w:rFonts w:ascii="Cambria Math" w:hAnsi="Cambria Math"/>
+              </w:rPr>
+              <m:t>2</m:t>
+            </m:r>
+          </m:sub>
+        </m:sSub>
+      </m:oMath>
+      <w:r>
+        <w:t xml:space="preserve"> – </w:t>
+      </w:r>
       <w:r>
         <w:t>удельный вес покупных изделий,</w:t>
       </w:r>
@@ -4349,6 +4453,48 @@
           <w:numId w:val="10"/>
         </w:numPr>
       </w:pPr>
+      <m:oMath>
+        <m:sSub>
+          <m:sSubPr>
+            <m:ctrlPr>
+              <w:rPr>
+                <w:rFonts w:ascii="Cambria Math" w:hAnsi="Cambria Math"/>
+                <w:i/>
+                <w:lang w:val="en-US"/>
+              </w:rPr>
+            </m:ctrlPr>
+          </m:sSubPr>
+          <m:e>
+            <m:r>
+              <w:rPr>
+                <w:rFonts w:ascii="Cambria Math" w:hAnsi="Cambria Math"/>
+              </w:rPr>
+              <m:t>x</m:t>
+            </m:r>
+            <m:ctrlPr>
+              <w:rPr>
+                <w:rFonts w:ascii="Cambria Math" w:hAnsi="Cambria Math"/>
+                <w:i/>
+              </w:rPr>
+            </m:ctrlPr>
+          </m:e>
+          <m:sub>
+            <m:r>
+              <w:rPr>
+                <w:rFonts w:ascii="Cambria Math" w:hAnsi="Cambria Math"/>
+                <w:lang w:val="en-US"/>
+              </w:rPr>
+              <m:t>3</m:t>
+            </m:r>
+          </m:sub>
+        </m:sSub>
+      </m:oMath>
+      <w:r>
+        <w:rPr>
+          <w:lang w:val="en-US"/>
+        </w:rPr>
+        <w:t xml:space="preserve"> – </w:t>
+      </w:r>
       <w:r>
         <w:t>фондоотдача,</w:t>
       </w:r>
@@ -4361,6 +4507,48 @@
           <w:numId w:val="10"/>
         </w:numPr>
       </w:pPr>
+      <m:oMath>
+        <m:sSub>
+          <m:sSubPr>
+            <m:ctrlPr>
+              <w:rPr>
+                <w:rFonts w:ascii="Cambria Math" w:hAnsi="Cambria Math"/>
+                <w:i/>
+                <w:lang w:val="en-US"/>
+              </w:rPr>
+            </m:ctrlPr>
+          </m:sSubPr>
+          <m:e>
+            <m:r>
+              <w:rPr>
+                <w:rFonts w:ascii="Cambria Math" w:hAnsi="Cambria Math"/>
+              </w:rPr>
+              <m:t>x</m:t>
+            </m:r>
+            <m:ctrlPr>
+              <w:rPr>
+                <w:rFonts w:ascii="Cambria Math" w:hAnsi="Cambria Math"/>
+                <w:i/>
+              </w:rPr>
+            </m:ctrlPr>
+          </m:e>
+          <m:sub>
+            <m:r>
+              <w:rPr>
+                <w:rFonts w:ascii="Cambria Math" w:hAnsi="Cambria Math"/>
+                <w:lang w:val="en-US"/>
+              </w:rPr>
+              <m:t>4</m:t>
+            </m:r>
+          </m:sub>
+        </m:sSub>
+      </m:oMath>
+      <w:r>
+        <w:rPr>
+          <w:lang w:val="en-US"/>
+        </w:rPr>
+        <w:t xml:space="preserve"> – </w:t>
+      </w:r>
       <w:r>
         <w:t>фондовооруженность труда,</w:t>
       </w:r>
@@ -4373,6 +4561,48 @@
           <w:numId w:val="10"/>
         </w:numPr>
       </w:pPr>
+      <m:oMath>
+        <m:sSub>
+          <m:sSubPr>
+            <m:ctrlPr>
+              <w:rPr>
+                <w:rFonts w:ascii="Cambria Math" w:hAnsi="Cambria Math"/>
+                <w:i/>
+                <w:lang w:val="en-US"/>
+              </w:rPr>
+            </m:ctrlPr>
+          </m:sSubPr>
+          <m:e>
+            <m:r>
+              <w:rPr>
+                <w:rFonts w:ascii="Cambria Math" w:hAnsi="Cambria Math"/>
+              </w:rPr>
+              <m:t>x</m:t>
+            </m:r>
+            <m:ctrlPr>
+              <w:rPr>
+                <w:rFonts w:ascii="Cambria Math" w:hAnsi="Cambria Math"/>
+                <w:i/>
+              </w:rPr>
+            </m:ctrlPr>
+          </m:e>
+          <m:sub>
+            <m:r>
+              <w:rPr>
+                <w:rFonts w:ascii="Cambria Math" w:hAnsi="Cambria Math"/>
+                <w:lang w:val="en-US"/>
+              </w:rPr>
+              <m:t>5</m:t>
+            </m:r>
+          </m:sub>
+        </m:sSub>
+      </m:oMath>
+      <w:r>
+        <w:rPr>
+          <w:lang w:val="en-US"/>
+        </w:rPr>
+        <w:t xml:space="preserve"> – </w:t>
+      </w:r>
       <w:r>
         <w:t>непроизводственные расходы.</w:t>
       </w:r>
@@ -4382,7 +4612,15 @@
         <w:pStyle w:val="a4"/>
       </w:pPr>
       <w:r>
-        <w:t>Так как будем выполнять текущую и последующие лабораторные работы на языке программирования «Python», то перенесем исходные данные в «.py» файл</w:t>
+        <w:t>Так как будем выполнять текущую и последующие лабораторные работы на языке программирования «Python», то перенесем исходные данные в «.</w:t>
+      </w:r>
+      <w:proofErr w:type="spellStart"/>
+      <w:r>
+        <w:t>py</w:t>
+      </w:r>
+      <w:proofErr w:type="spellEnd"/>
+      <w:r>
+        <w:t>» файл</w:t>
       </w:r>
       <w:r>
         <w:t xml:space="preserve"> (</w:t>
@@ -5384,8 +5622,13 @@
       <w:r>
         <w:t>Реализуем функцию «</w:t>
       </w:r>
-      <w:r>
-        <w:t>estimate()</w:t>
+      <w:proofErr w:type="spellStart"/>
+      <w:r>
+        <w:t>estimate</w:t>
+      </w:r>
+      <w:proofErr w:type="spellEnd"/>
+      <w:r>
+        <w:t>()</w:t>
       </w:r>
       <w:r>
         <w:t>»</w:t>
@@ -5766,9 +6009,11 @@
       <w:r>
         <w:t>«</w:t>
       </w:r>
+      <w:proofErr w:type="spellStart"/>
       <w:r>
         <w:t>matrix_multiplication</w:t>
       </w:r>
+      <w:proofErr w:type="spellEnd"/>
       <w:r>
         <w:t>()</w:t>
       </w:r>
@@ -5832,9 +6077,11 @@
       <w:r>
         <w:t>«</w:t>
       </w:r>
+      <w:proofErr w:type="spellStart"/>
       <w:r>
         <w:t>inverse_matrix</w:t>
       </w:r>
+      <w:proofErr w:type="spellEnd"/>
       <w:r>
         <w:t>()</w:t>
       </w:r>
@@ -5898,9 +6145,11 @@
       <w:r>
         <w:t>«</w:t>
       </w:r>
+      <w:proofErr w:type="spellStart"/>
       <w:r>
         <w:t>matrix_by_a_number</w:t>
       </w:r>
+      <w:proofErr w:type="spellEnd"/>
       <w:r>
         <w:t>()» – умножение матрицы на число (</w:t>
       </w:r>
@@ -8593,8 +8842,13 @@
       <w:r>
         <w:t>, что предусмотрено в функции «</w:t>
       </w:r>
-      <w:r>
-        <w:t>estimate()</w:t>
+      <w:proofErr w:type="spellStart"/>
+      <w:r>
+        <w:t>estimate</w:t>
+      </w:r>
+      <w:proofErr w:type="spellEnd"/>
+      <w:r>
+        <w:t>()</w:t>
       </w:r>
       <w:r>
         <w:t>»</w:t>
@@ -8767,7 +9021,21 @@
         <w:rPr>
           <w:lang w:val="en-US"/>
         </w:rPr>
-        <w:t>«significance_equation» (</w:t>
+        <w:t>«</w:t>
+      </w:r>
+      <w:proofErr w:type="spellStart"/>
+      <w:r>
+        <w:rPr>
+          <w:lang w:val="en-US"/>
+        </w:rPr>
+        <w:t>significance_equation</w:t>
+      </w:r>
+      <w:proofErr w:type="spellEnd"/>
+      <w:r>
+        <w:rPr>
+          <w:lang w:val="en-US"/>
+        </w:rPr>
+        <w:t>» (</w:t>
       </w:r>
       <w:r>
         <w:fldChar w:fldCharType="begin"/>
@@ -11914,9 +12182,11 @@
       <w:r>
         <w:t>, для этого создадим функцию «</w:t>
       </w:r>
+      <w:proofErr w:type="spellStart"/>
       <w:r>
         <w:t>multicollinearity</w:t>
       </w:r>
+      <w:proofErr w:type="spellEnd"/>
       <w:r>
         <w:t>()» (</w:t>
       </w:r>
@@ -12068,7 +12338,15 @@
       </w:fldSimple>
       <w:bookmarkEnd w:id="42"/>
       <w:r>
-        <w:t xml:space="preserve"> – Функция «мультиколлинеарность» (начало)</w:t>
+        <w:t xml:space="preserve"> – Функция «</w:t>
+      </w:r>
+      <w:proofErr w:type="spellStart"/>
+      <w:r>
+        <w:t>мультиколлинеарность</w:t>
+      </w:r>
+      <w:proofErr w:type="spellEnd"/>
+      <w:r>
+        <w:t>» (начало)</w:t>
       </w:r>
     </w:p>
     <w:p>
@@ -12152,7 +12430,15 @@
       </w:fldSimple>
       <w:bookmarkEnd w:id="43"/>
       <w:r>
-        <w:t xml:space="preserve"> – Функция «мультиколлинеарность» (конец)</w:t>
+        <w:t xml:space="preserve"> – Функция «</w:t>
+      </w:r>
+      <w:proofErr w:type="spellStart"/>
+      <w:r>
+        <w:t>мультиколлинеарность</w:t>
+      </w:r>
+      <w:proofErr w:type="spellEnd"/>
+      <w:r>
+        <w:t>» (конец)</w:t>
       </w:r>
     </w:p>
     <w:p>
@@ -12314,7 +12600,15 @@
       </w:fldSimple>
       <w:bookmarkEnd w:id="44"/>
       <w:r>
-        <w:t xml:space="preserve"> – Мультколлинеарность линейного уравнения</w:t>
+        <w:t xml:space="preserve"> – </w:t>
+      </w:r>
+      <w:proofErr w:type="spellStart"/>
+      <w:r>
+        <w:t>Мультколлинеарность</w:t>
+      </w:r>
+      <w:proofErr w:type="spellEnd"/>
+      <w:r>
+        <w:t xml:space="preserve"> линейного уравнения</w:t>
       </w:r>
     </w:p>
     <w:p>
@@ -12398,7 +12692,15 @@
       </w:fldSimple>
       <w:bookmarkEnd w:id="45"/>
       <w:r>
-        <w:t xml:space="preserve"> – Мультколлинеарность степенного уравнения</w:t>
+        <w:t xml:space="preserve"> – </w:t>
+      </w:r>
+      <w:proofErr w:type="spellStart"/>
+      <w:r>
+        <w:t>Мультколлинеарность</w:t>
+      </w:r>
+      <w:proofErr w:type="spellEnd"/>
+      <w:r>
+        <w:t xml:space="preserve"> степенного уравнения</w:t>
       </w:r>
     </w:p>
     <w:p>
@@ -12413,9 +12715,11 @@
       <w:r>
         <w:t>Далее создадим функцию «</w:t>
       </w:r>
+      <w:proofErr w:type="spellStart"/>
       <w:r>
         <w:t>regression_analysis</w:t>
       </w:r>
+      <w:proofErr w:type="spellEnd"/>
       <w:r>
         <w:t>()</w:t>
       </w:r>
@@ -12711,9 +13015,11 @@
       <w:r>
         <w:t>Теперь используем функцию «</w:t>
       </w:r>
+      <w:proofErr w:type="spellStart"/>
       <w:r>
         <w:t>regression_analysis</w:t>
       </w:r>
+      <w:proofErr w:type="spellEnd"/>
       <w:r>
         <w:t>()» для линейного (</w:t>
       </w:r>
@@ -13410,9 +13716,11 @@
       <w:r>
         <w:t>Далее реализуем функцию «</w:t>
       </w:r>
+      <w:proofErr w:type="spellStart"/>
       <w:r>
         <w:t>elasticity</w:t>
       </w:r>
+      <w:proofErr w:type="spellEnd"/>
       <w:r>
         <w:t>()»</w:t>
       </w:r>
@@ -15984,9 +16292,11 @@
       <w:r>
         <w:t xml:space="preserve"> реализуем функцию «</w:t>
       </w:r>
+      <w:proofErr w:type="spellStart"/>
       <w:r>
         <w:t>deviations</w:t>
       </w:r>
+      <w:proofErr w:type="spellEnd"/>
       <w:r>
         <w:t>()</w:t>
       </w:r>
@@ -16677,9 +16987,11 @@
       <w:r>
         <w:t>Применим функцию «</w:t>
       </w:r>
+      <w:proofErr w:type="spellStart"/>
       <w:r>
         <w:t>deviations</w:t>
       </w:r>
+      <w:proofErr w:type="spellEnd"/>
       <w:r>
         <w:t>()» для линейного (</w:t>
       </w:r>
@@ -17201,9 +17513,11 @@
       <w:r>
         <w:t>Реализуем функцию «</w:t>
       </w:r>
+      <w:proofErr w:type="spellStart"/>
       <w:r>
         <w:t>interval_estimate</w:t>
       </w:r>
+      <w:proofErr w:type="spellEnd"/>
       <w:r>
         <w:t>()» (</w:t>
       </w:r>
@@ -17326,7 +17640,6 @@
           </m:rPr>
           <w:rPr>
             <w:rFonts w:ascii="Cambria Math" w:hAnsi="Cambria Math"/>
-            <w:lang w:val="en-US"/>
           </w:rPr>
           <m:t>-</m:t>
         </m:r>
@@ -17364,7 +17677,6 @@
           </m:rPr>
           <w:rPr>
             <w:rFonts w:ascii="Cambria Math" w:hAnsi="Cambria Math"/>
-            <w:lang w:val="en-US"/>
           </w:rPr>
           <m:t>*</m:t>
         </m:r>
@@ -17435,7 +17747,6 @@
           </m:rPr>
           <w:rPr>
             <w:rFonts w:ascii="Cambria Math" w:hAnsi="Cambria Math"/>
-            <w:lang w:val="en-US"/>
           </w:rPr>
           <m:t>≤</m:t>
         </m:r>
@@ -17473,7 +17784,6 @@
           </m:rPr>
           <w:rPr>
             <w:rFonts w:ascii="Cambria Math" w:hAnsi="Cambria Math"/>
-            <w:lang w:val="en-US"/>
           </w:rPr>
           <m:t>≤</m:t>
         </m:r>
@@ -17515,7 +17825,6 @@
           </m:rPr>
           <w:rPr>
             <w:rFonts w:ascii="Cambria Math" w:hAnsi="Cambria Math"/>
-            <w:lang w:val="en-US"/>
           </w:rPr>
           <m:t>+</m:t>
         </m:r>
@@ -17553,7 +17862,6 @@
           </m:rPr>
           <w:rPr>
             <w:rFonts w:ascii="Cambria Math" w:hAnsi="Cambria Math"/>
-            <w:lang w:val="en-US"/>
           </w:rPr>
           <m:t>*</m:t>
         </m:r>
@@ -17620,15 +17928,9 @@
         </m:sSub>
       </m:oMath>
       <w:r>
-        <w:rPr>
-          <w:lang w:val="en-US"/>
-        </w:rPr>
         <w:t>,</w:t>
       </w:r>
       <w:r>
-        <w:rPr>
-          <w:lang w:val="en-US"/>
-        </w:rPr>
         <w:tab/>
         <w:t>(</w:t>
       </w:r>
@@ -17636,10 +17938,25 @@
         <w:fldChar w:fldCharType="begin"/>
       </w:r>
       <w:r>
+        <w:instrText xml:space="preserve"> </w:instrText>
+      </w:r>
+      <w:r>
         <w:rPr>
           <w:lang w:val="en-US"/>
         </w:rPr>
-        <w:instrText xml:space="preserve"> STYLEREF 1 \s </w:instrText>
+        <w:instrText>STYLEREF</w:instrText>
+      </w:r>
+      <w:r>
+        <w:instrText xml:space="preserve"> 1 \</w:instrText>
+      </w:r>
+      <w:r>
+        <w:rPr>
+          <w:lang w:val="en-US"/>
+        </w:rPr>
+        <w:instrText>s</w:instrText>
+      </w:r>
+      <w:r>
+        <w:instrText xml:space="preserve"> </w:instrText>
       </w:r>
       <w:r>
         <w:fldChar w:fldCharType="separate"/>
@@ -17647,27 +17964,47 @@
       <w:r>
         <w:rPr>
           <w:noProof/>
+        </w:rPr>
+        <w:t>3</w:t>
+      </w:r>
+      <w:r>
+        <w:fldChar w:fldCharType="end"/>
+      </w:r>
+      <w:r>
+        <w:t>.</w:t>
+      </w:r>
+      <w:r>
+        <w:fldChar w:fldCharType="begin"/>
+      </w:r>
+      <w:r>
+        <w:instrText xml:space="preserve"> </w:instrText>
+      </w:r>
+      <w:r>
+        <w:rPr>
           <w:lang w:val="en-US"/>
         </w:rPr>
-        <w:t>3</w:t>
-      </w:r>
-      <w:r>
-        <w:fldChar w:fldCharType="end"/>
+        <w:instrText>SEQ</w:instrText>
+      </w:r>
+      <w:r>
+        <w:instrText xml:space="preserve"> ( \* </w:instrText>
       </w:r>
       <w:r>
         <w:rPr>
           <w:lang w:val="en-US"/>
         </w:rPr>
-        <w:t>.</w:t>
-      </w:r>
-      <w:r>
-        <w:fldChar w:fldCharType="begin"/>
+        <w:instrText>ARABIC</w:instrText>
+      </w:r>
+      <w:r>
+        <w:instrText xml:space="preserve"> \</w:instrText>
       </w:r>
       <w:r>
         <w:rPr>
           <w:lang w:val="en-US"/>
         </w:rPr>
-        <w:instrText xml:space="preserve"> SEQ ( \* ARABIC \s 1 </w:instrText>
+        <w:instrText>s</w:instrText>
+      </w:r>
+      <w:r>
+        <w:instrText xml:space="preserve"> 1 </w:instrText>
       </w:r>
       <w:r>
         <w:fldChar w:fldCharType="separate"/>
@@ -17957,9 +18294,11 @@
       <w:r>
         <w:t>) уравнений функцией «</w:t>
       </w:r>
+      <w:proofErr w:type="spellStart"/>
       <w:r>
         <w:t>interval_estimate</w:t>
       </w:r>
+      <w:proofErr w:type="spellEnd"/>
       <w:r>
         <w:t>()».</w:t>
       </w:r>
@@ -18682,7 +19021,27 @@
                                 <w:sz w:val="36"/>
                                 <w:szCs w:val="36"/>
                               </w:rPr>
-                              <w:t xml:space="preserve">МСОИ, л.р. </w:t>
+                              <w:t xml:space="preserve">МСОИ, </w:t>
+                            </w:r>
+                            <w:proofErr w:type="spellStart"/>
+                            <w:r>
+                              <w:rPr>
+                                <w:rFonts w:ascii="Arial" w:hAnsi="Arial" w:cs="Arial"/>
+                                <w:i/>
+                                <w:sz w:val="36"/>
+                                <w:szCs w:val="36"/>
+                              </w:rPr>
+                              <w:t>л.р</w:t>
+                            </w:r>
+                            <w:proofErr w:type="spellEnd"/>
+                            <w:r>
+                              <w:rPr>
+                                <w:rFonts w:ascii="Arial" w:hAnsi="Arial" w:cs="Arial"/>
+                                <w:i/>
+                                <w:sz w:val="36"/>
+                                <w:szCs w:val="36"/>
+                              </w:rPr>
+                              <w:t xml:space="preserve">. </w:t>
                             </w:r>
                             <w:r>
                               <w:rPr>
@@ -19298,6 +19657,7 @@
                             <w:bookmarkStart w:id="3" w:name="_Hlk182706852"/>
                             <w:bookmarkStart w:id="4" w:name="_Hlk182706859"/>
                             <w:bookmarkStart w:id="5" w:name="_Hlk182706860"/>
+                            <w:proofErr w:type="spellStart"/>
                             <w:r>
                               <w:rPr>
                                 <w:rFonts w:ascii="Arial" w:hAnsi="Arial" w:cs="Arial"/>
@@ -19305,7 +19665,17 @@
                                 <w:sz w:val="28"/>
                                 <w:szCs w:val="28"/>
                               </w:rPr>
-                              <w:t xml:space="preserve">УУНиТ </w:t>
+                              <w:t>УУНиТ</w:t>
+                            </w:r>
+                            <w:proofErr w:type="spellEnd"/>
+                            <w:r>
+                              <w:rPr>
+                                <w:rFonts w:ascii="Arial" w:hAnsi="Arial" w:cs="Arial"/>
+                                <w:i/>
+                                <w:sz w:val="28"/>
+                                <w:szCs w:val="28"/>
+                              </w:rPr>
+                              <w:t xml:space="preserve"> </w:t>
                             </w:r>
                             <w:bookmarkEnd w:id="2"/>
                             <w:bookmarkEnd w:id="3"/>
@@ -19700,6 +20070,7 @@
                                 <w:szCs w:val="16"/>
                               </w:rPr>
                             </w:pPr>
+                            <w:proofErr w:type="spellStart"/>
                             <w:r>
                               <w:rPr>
                                 <w:rFonts w:ascii="Arial" w:hAnsi="Arial" w:cs="Arial"/>
@@ -19707,7 +20078,17 @@
                                 <w:sz w:val="16"/>
                                 <w:szCs w:val="16"/>
                               </w:rPr>
-                              <w:t>Разраб.</w:t>
+                              <w:t>Разраб</w:t>
+                            </w:r>
+                            <w:proofErr w:type="spellEnd"/>
+                            <w:r>
+                              <w:rPr>
+                                <w:rFonts w:ascii="Arial" w:hAnsi="Arial" w:cs="Arial"/>
+                                <w:i/>
+                                <w:sz w:val="16"/>
+                                <w:szCs w:val="16"/>
+                              </w:rPr>
+                              <w:t>.</w:t>
                             </w:r>
                           </w:p>
                         </w:txbxContent>
@@ -19828,6 +20209,7 @@
                                 <w:szCs w:val="16"/>
                               </w:rPr>
                             </w:pPr>
+                            <w:proofErr w:type="spellStart"/>
                             <w:r>
                               <w:rPr>
                                 <w:rFonts w:ascii="Arial" w:hAnsi="Arial" w:cs="Arial"/>
@@ -19835,7 +20217,17 @@
                                 <w:sz w:val="16"/>
                                 <w:szCs w:val="16"/>
                               </w:rPr>
-                              <w:t>Рецен.</w:t>
+                              <w:t>Рецен</w:t>
+                            </w:r>
+                            <w:proofErr w:type="spellEnd"/>
+                            <w:r>
+                              <w:rPr>
+                                <w:rFonts w:ascii="Arial" w:hAnsi="Arial" w:cs="Arial"/>
+                                <w:i/>
+                                <w:sz w:val="16"/>
+                                <w:szCs w:val="16"/>
+                              </w:rPr>
+                              <w:t>.</w:t>
                             </w:r>
                           </w:p>
                         </w:txbxContent>
@@ -19924,6 +20316,7 @@
                                 <w:szCs w:val="16"/>
                               </w:rPr>
                             </w:pPr>
+                            <w:proofErr w:type="spellStart"/>
                             <w:r>
                               <w:rPr>
                                 <w:rFonts w:ascii="Arial" w:hAnsi="Arial" w:cs="Arial"/>
@@ -19931,7 +20324,17 @@
                                 <w:sz w:val="16"/>
                                 <w:szCs w:val="16"/>
                               </w:rPr>
-                              <w:t>Н.контр.</w:t>
+                              <w:t>Н.контр</w:t>
+                            </w:r>
+                            <w:proofErr w:type="spellEnd"/>
+                            <w:r>
+                              <w:rPr>
+                                <w:rFonts w:ascii="Arial" w:hAnsi="Arial" w:cs="Arial"/>
+                                <w:i/>
+                                <w:sz w:val="16"/>
+                                <w:szCs w:val="16"/>
+                              </w:rPr>
+                              <w:t>.</w:t>
                             </w:r>
                           </w:p>
                         </w:txbxContent>
@@ -20578,7 +20981,27 @@
                           <w:sz w:val="36"/>
                           <w:szCs w:val="36"/>
                         </w:rPr>
-                        <w:t xml:space="preserve">МСОИ, л.р. </w:t>
+                        <w:t xml:space="preserve">МСОИ, </w:t>
+                      </w:r>
+                      <w:proofErr w:type="spellStart"/>
+                      <w:r>
+                        <w:rPr>
+                          <w:rFonts w:ascii="Arial" w:hAnsi="Arial" w:cs="Arial"/>
+                          <w:i/>
+                          <w:sz w:val="36"/>
+                          <w:szCs w:val="36"/>
+                        </w:rPr>
+                        <w:t>л.р</w:t>
+                      </w:r>
+                      <w:proofErr w:type="spellEnd"/>
+                      <w:r>
+                        <w:rPr>
+                          <w:rFonts w:ascii="Arial" w:hAnsi="Arial" w:cs="Arial"/>
+                          <w:i/>
+                          <w:sz w:val="36"/>
+                          <w:szCs w:val="36"/>
+                        </w:rPr>
+                        <w:t xml:space="preserve">. </w:t>
                       </w:r>
                       <w:r>
                         <w:rPr>
@@ -20851,6 +21274,7 @@
                       <w:bookmarkStart w:id="7" w:name="_Hlk182706852"/>
                       <w:bookmarkStart w:id="8" w:name="_Hlk182706859"/>
                       <w:bookmarkStart w:id="9" w:name="_Hlk182706860"/>
+                      <w:proofErr w:type="spellStart"/>
                       <w:r>
                         <w:rPr>
                           <w:rFonts w:ascii="Arial" w:hAnsi="Arial" w:cs="Arial"/>
@@ -20858,7 +21282,17 @@
                           <w:sz w:val="28"/>
                           <w:szCs w:val="28"/>
                         </w:rPr>
-                        <w:t xml:space="preserve">УУНиТ </w:t>
+                        <w:t>УУНиТ</w:t>
+                      </w:r>
+                      <w:proofErr w:type="spellEnd"/>
+                      <w:r>
+                        <w:rPr>
+                          <w:rFonts w:ascii="Arial" w:hAnsi="Arial" w:cs="Arial"/>
+                          <w:i/>
+                          <w:sz w:val="28"/>
+                          <w:szCs w:val="28"/>
+                        </w:rPr>
+                        <w:t xml:space="preserve"> </w:t>
                       </w:r>
                       <w:bookmarkEnd w:id="6"/>
                       <w:bookmarkEnd w:id="7"/>
@@ -21019,6 +21453,7 @@
                           <w:szCs w:val="16"/>
                         </w:rPr>
                       </w:pPr>
+                      <w:proofErr w:type="spellStart"/>
                       <w:r>
                         <w:rPr>
                           <w:rFonts w:ascii="Arial" w:hAnsi="Arial" w:cs="Arial"/>
@@ -21026,7 +21461,17 @@
                           <w:sz w:val="16"/>
                           <w:szCs w:val="16"/>
                         </w:rPr>
-                        <w:t>Разраб.</w:t>
+                        <w:t>Разраб</w:t>
+                      </w:r>
+                      <w:proofErr w:type="spellEnd"/>
+                      <w:r>
+                        <w:rPr>
+                          <w:rFonts w:ascii="Arial" w:hAnsi="Arial" w:cs="Arial"/>
+                          <w:i/>
+                          <w:sz w:val="16"/>
+                          <w:szCs w:val="16"/>
+                        </w:rPr>
+                        <w:t>.</w:t>
                       </w:r>
                     </w:p>
                   </w:txbxContent>
@@ -21069,6 +21514,7 @@
                           <w:szCs w:val="16"/>
                         </w:rPr>
                       </w:pPr>
+                      <w:proofErr w:type="spellStart"/>
                       <w:r>
                         <w:rPr>
                           <w:rFonts w:ascii="Arial" w:hAnsi="Arial" w:cs="Arial"/>
@@ -21076,7 +21522,17 @@
                           <w:sz w:val="16"/>
                           <w:szCs w:val="16"/>
                         </w:rPr>
-                        <w:t>Рецен.</w:t>
+                        <w:t>Рецен</w:t>
+                      </w:r>
+                      <w:proofErr w:type="spellEnd"/>
+                      <w:r>
+                        <w:rPr>
+                          <w:rFonts w:ascii="Arial" w:hAnsi="Arial" w:cs="Arial"/>
+                          <w:i/>
+                          <w:sz w:val="16"/>
+                          <w:szCs w:val="16"/>
+                        </w:rPr>
+                        <w:t>.</w:t>
                       </w:r>
                     </w:p>
                   </w:txbxContent>
@@ -21095,6 +21551,7 @@
                           <w:szCs w:val="16"/>
                         </w:rPr>
                       </w:pPr>
+                      <w:proofErr w:type="spellStart"/>
                       <w:r>
                         <w:rPr>
                           <w:rFonts w:ascii="Arial" w:hAnsi="Arial" w:cs="Arial"/>
@@ -21102,7 +21559,17 @@
                           <w:sz w:val="16"/>
                           <w:szCs w:val="16"/>
                         </w:rPr>
-                        <w:t>Н.контр.</w:t>
+                        <w:t>Н.контр</w:t>
+                      </w:r>
+                      <w:proofErr w:type="spellEnd"/>
+                      <w:r>
+                        <w:rPr>
+                          <w:rFonts w:ascii="Arial" w:hAnsi="Arial" w:cs="Arial"/>
+                          <w:i/>
+                          <w:sz w:val="16"/>
+                          <w:szCs w:val="16"/>
+                        </w:rPr>
+                        <w:t>.</w:t>
                       </w:r>
                     </w:p>
                   </w:txbxContent>
